--- a/CV_Weidong_Wu.docx
+++ b/CV_Weidong_Wu.docx
@@ -1,6 +1,6 @@
 
 <file path=word/document.xml><?xml version="1.0" encoding="utf-8"?>
-<w:document xmlns:wpc="http://schemas.microsoft.com/office/word/2010/wordprocessingCanvas" xmlns:cx="http://schemas.microsoft.com/office/drawing/2014/chartex" xmlns:cx1="http://schemas.microsoft.com/office/drawing/2015/9/8/chartex" xmlns:cx2="http://schemas.microsoft.com/office/drawing/2015/10/21/chartex" xmlns:cx3="http://schemas.microsoft.com/office/drawing/2016/5/9/chartex" xmlns:cx4="http://schemas.microsoft.com/office/drawing/2016/5/10/chartex" xmlns:cx5="http://schemas.microsoft.com/office/drawing/2016/5/11/chartex" xmlns:cx6="http://schemas.microsoft.com/office/drawing/2016/5/12/chartex" xmlns:cx7="http://schemas.microsoft.com/office/drawing/2016/5/13/chartex" xmlns:cx8="http://schemas.microsoft.com/office/drawing/2016/5/14/chartex" xmlns:mc="http://schemas.openxmlformats.org/markup-compatibility/2006" xmlns:aink="http://schemas.microsoft.com/office/drawing/2016/ink" xmlns:am3d="http://schemas.microsoft.com/office/drawing/2017/model3d" xmlns:o="urn:schemas-microsoft-com:office:office" xmlns:oel="http://schemas.microsoft.com/office/2019/extlst" xmlns:r="http://schemas.openxmlformats.org/officeDocument/2006/relationships" xmlns:m="http://schemas.openxmlformats.org/officeDocument/2006/math" xmlns:v="urn:schemas-microsoft-com:vml" xmlns:wp14="http://schemas.microsoft.com/office/word/2010/wordprocessingDrawing" xmlns:wp="http://schemas.openxmlformats.org/drawingml/2006/wordprocessingDrawing" xmlns:w10="urn:schemas-microsoft-com:office:word" xmlns:w="http://schemas.openxmlformats.org/wordprocessingml/2006/main" xmlns:w14="http://schemas.microsoft.com/office/word/2010/wordml" xmlns:w15="http://schemas.microsoft.com/office/word/2012/wordml" xmlns:w16cex="http://schemas.microsoft.com/office/word/2018/wordml/cex" xmlns:w16cid="http://schemas.microsoft.com/office/word/2016/wordml/cid" xmlns:w16="http://schemas.microsoft.com/office/word/2018/wordml" xmlns:w16du="http://schemas.microsoft.com/office/word/2023/wordml/word16du" xmlns:w16sdtdh="http://schemas.microsoft.com/office/word/2020/wordml/sdtdatahash" xmlns:w16sdtfl="http://schemas.microsoft.com/office/word/2024/wordml/sdtformatlock" xmlns:w16se="http://schemas.microsoft.com/office/word/2015/wordml/symex" xmlns:wpg="http://schemas.microsoft.com/office/word/2010/wordprocessingGroup" xmlns:wpi="http://schemas.microsoft.com/office/word/2010/wordprocessingInk" xmlns:wne="http://schemas.microsoft.com/office/word/2006/wordml" xmlns:wps="http://schemas.microsoft.com/office/word/2010/wordprocessingShape" mc:Ignorable="w14 w15 w16se w16cid w16 w16cex w16sdtdh w16sdtfl w16du wp14">
+<w:document xmlns:wpc="http://schemas.microsoft.com/office/word/2010/wordprocessingCanvas" xmlns:cx="http://schemas.microsoft.com/office/drawing/2014/chartex" xmlns:cx1="http://schemas.microsoft.com/office/drawing/2015/9/8/chartex" xmlns:cx2="http://schemas.microsoft.com/office/drawing/2015/10/21/chartex" xmlns:cx3="http://schemas.microsoft.com/office/drawing/2016/5/9/chartex" xmlns:cx4="http://schemas.microsoft.com/office/drawing/2016/5/10/chartex" xmlns:cx5="http://schemas.microsoft.com/office/drawing/2016/5/11/chartex" xmlns:cx6="http://schemas.microsoft.com/office/drawing/2016/5/12/chartex" xmlns:cx7="http://schemas.microsoft.com/office/drawing/2016/5/13/chartex" xmlns:cx8="http://schemas.microsoft.com/office/drawing/2016/5/14/chartex" xmlns:mc="http://schemas.openxmlformats.org/markup-compatibility/2006" xmlns:m="http://schemas.openxmlformats.org/officeDocument/2006/math" xmlns:aink="http://schemas.microsoft.com/office/drawing/2016/ink" xmlns:am3d="http://schemas.microsoft.com/office/drawing/2017/model3d" xmlns:oel="http://schemas.microsoft.com/office/2019/extlst" xmlns:r="http://schemas.openxmlformats.org/officeDocument/2006/relationships" xmlns:wp14="http://schemas.microsoft.com/office/word/2010/wordprocessingDrawing" xmlns:wp="http://schemas.openxmlformats.org/drawingml/2006/wordprocessingDrawing" xmlns:wpg="http://schemas.microsoft.com/office/word/2010/wordprocessingGroup" xmlns:wpi="http://schemas.microsoft.com/office/word/2010/wordprocessingInk" xmlns:wps="http://schemas.microsoft.com/office/word/2010/wordprocessingShape" xmlns:o="urn:schemas-microsoft-com:office:office" xmlns:v="urn:schemas-microsoft-com:vml" xmlns:w10="urn:schemas-microsoft-com:office:word" xmlns:w="http://schemas.openxmlformats.org/wordprocessingml/2006/main" xmlns:w14="http://schemas.microsoft.com/office/word/2010/wordml" xmlns:w15="http://schemas.microsoft.com/office/word/2012/wordml" xmlns:w16cei="http://schemas.microsoft.com/office/word/2026/wordml/cei" xmlns:w16cex="http://schemas.microsoft.com/office/word/2018/wordml/cex" xmlns:w16cid="http://schemas.microsoft.com/office/word/2016/wordml/cid" xmlns:w16="http://schemas.microsoft.com/office/word/2018/wordml" xmlns:w16sdtdh="http://schemas.microsoft.com/office/word/2020/wordml/sdtdatahash" xmlns:w16sdtfl="http://schemas.microsoft.com/office/word/2024/wordml/sdtformatlock" xmlns:w16se="http://schemas.microsoft.com/office/word/2015/wordml/symex" xmlns:w16du="http://schemas.microsoft.com/office/word/2023/wordml/word16du" xmlns:wne="http://schemas.microsoft.com/office/word/2006/wordml" mc:Ignorable="w14 w15 w16se w16cid w16 w16cex w16sdtdh w16sdtfl w16du wp14">
   <w:body>
     <w:p>
       <w:pPr>
@@ -1548,7 +1548,7 @@
           <w:sz w:val="24"/>
           <w:szCs w:val="24"/>
         </w:rPr>
-        <w:t>, pp.1-11.</w:t>
+        <w:t>.</w:t>
       </w:r>
     </w:p>
     <w:p>
@@ -1625,7 +1625,7 @@
           <w:sz w:val="24"/>
           <w:szCs w:val="24"/>
         </w:rPr>
-        <w:t>, 16, pp.1-14.</w:t>
+        <w:t>.</w:t>
       </w:r>
     </w:p>
     <w:p>
@@ -1659,7 +1659,7 @@
           <w:sz w:val="24"/>
           <w:szCs w:val="24"/>
         </w:rPr>
-        <w:t>Wu, W.,</w:t>
+        <w:t>Wu, W</w:t>
       </w:r>
       <w:r>
         <w:rPr>
@@ -1667,7 +1667,7 @@
           <w:sz w:val="24"/>
           <w:szCs w:val="24"/>
         </w:rPr>
-        <w:t xml:space="preserve"> Cordova, A.M., Smith, M.E., </w:t>
+        <w:t xml:space="preserve">., Cordova, A.M., Yashchenko, M.E., Yashchenko, A., Li, Z., </w:t>
       </w:r>
       <w:proofErr w:type="spellStart"/>
       <w:r>
@@ -1676,7 +1676,7 @@
           <w:sz w:val="24"/>
           <w:szCs w:val="24"/>
         </w:rPr>
-        <w:t>Yashchenko</w:t>
+        <w:t>Jafree</w:t>
       </w:r>
       <w:proofErr w:type="spellEnd"/>
       <w:r>
@@ -1685,7 +1685,7 @@
           <w:sz w:val="24"/>
           <w:szCs w:val="24"/>
         </w:rPr>
-        <w:t xml:space="preserve">, A., Li, Z., </w:t>
+        <w:t xml:space="preserve">, D.J., Zimmerman, C.N., DeVette, C.I. and Do, V., 2026. A cross model single-cell atlas reveals conserved involvement of </w:t>
       </w:r>
       <w:proofErr w:type="spellStart"/>
       <w:r>
@@ -1694,7 +1694,7 @@
           <w:sz w:val="24"/>
           <w:szCs w:val="24"/>
         </w:rPr>
-        <w:t>Jafree</w:t>
+        <w:t>osteopontin</w:t>
       </w:r>
       <w:proofErr w:type="spellEnd"/>
       <w:r>
@@ -1703,27 +1703,8 @@
           <w:sz w:val="24"/>
           <w:szCs w:val="24"/>
         </w:rPr>
-        <w:t xml:space="preserve">, D.J., Zimmerman, C.N., DeVette, C.I. and Do, V., 2025. A cross model spatial and single-cell atlas reveals the conserved involvement of </w:t>
-      </w:r>
-      <w:proofErr w:type="spellStart"/>
-      <w:r>
-        <w:rPr>
-          <w:rFonts w:ascii="Arial" w:hAnsi="Arial" w:cs="Arial"/>
-          <w:sz w:val="24"/>
-          <w:szCs w:val="24"/>
-        </w:rPr>
-        <w:t>osteopontin</w:t>
-      </w:r>
-      <w:proofErr w:type="spellEnd"/>
-      <w:r>
-        <w:rPr>
-          <w:rFonts w:ascii="Arial" w:hAnsi="Arial" w:cs="Arial"/>
-          <w:sz w:val="24"/>
-          <w:szCs w:val="24"/>
-        </w:rPr>
         <w:t xml:space="preserve"> in polycystic kidney disease. </w:t>
       </w:r>
-      <w:proofErr w:type="spellStart"/>
       <w:r>
         <w:rPr>
           <w:rFonts w:ascii="Arial" w:hAnsi="Arial" w:cs="Arial"/>
@@ -1731,16 +1712,15 @@
           <w:szCs w:val="24"/>
           <w:u w:val="single"/>
         </w:rPr>
-        <w:t>bioRxiv</w:t>
-      </w:r>
-      <w:proofErr w:type="spellEnd"/>
+        <w:t>JCI insight</w:t>
+      </w:r>
       <w:r>
         <w:rPr>
           <w:rFonts w:ascii="Arial" w:hAnsi="Arial" w:cs="Arial"/>
           <w:sz w:val="24"/>
           <w:szCs w:val="24"/>
         </w:rPr>
-        <w:t>, pp.2025-09.</w:t>
+        <w:t>.</w:t>
       </w:r>
     </w:p>
     <w:p>
@@ -1782,9 +1762,24 @@
           <w:sz w:val="24"/>
           <w:szCs w:val="24"/>
         </w:rPr>
-        <w:t xml:space="preserve">., He, K. and Carpenter, R., 2025. Deep-learning-enabled multi-omics analyses for prediction of future metastasis in cancer. </w:t>
-      </w:r>
-      <w:proofErr w:type="spellStart"/>
+        <w:t>., He, K. and Carpenter, R., 202</w:t>
+      </w:r>
+      <w:r>
+        <w:rPr>
+          <w:rFonts w:ascii="Arial" w:hAnsi="Arial" w:cs="Arial"/>
+          <w:sz w:val="24"/>
+          <w:szCs w:val="24"/>
+        </w:rPr>
+        <w:t>6</w:t>
+      </w:r>
+      <w:r>
+        <w:rPr>
+          <w:rFonts w:ascii="Arial" w:hAnsi="Arial" w:cs="Arial"/>
+          <w:sz w:val="24"/>
+          <w:szCs w:val="24"/>
+        </w:rPr>
+        <w:t xml:space="preserve">. Deep-learning-enabled multi-omics analyses for prediction of future metastasis in cancer. </w:t>
+      </w:r>
       <w:r>
         <w:rPr>
           <w:rFonts w:ascii="Arial" w:hAnsi="Arial" w:cs="Arial"/>
@@ -1792,16 +1787,15 @@
           <w:szCs w:val="24"/>
           <w:u w:val="single"/>
         </w:rPr>
-        <w:t>bioRxiv</w:t>
-      </w:r>
-      <w:proofErr w:type="spellEnd"/>
+        <w:t>Nature Communications</w:t>
+      </w:r>
       <w:r>
         <w:rPr>
           <w:rFonts w:ascii="Arial" w:hAnsi="Arial" w:cs="Arial"/>
           <w:sz w:val="24"/>
           <w:szCs w:val="24"/>
         </w:rPr>
-        <w:t>, pp.2025-05.</w:t>
+        <w:t>.</w:t>
       </w:r>
     </w:p>
     <w:p>
@@ -1863,7 +1857,6 @@
         </w:rPr>
         <w:t xml:space="preserve">+: Adapting ChatGPT for Seamless Tutorial and Code Optimization. </w:t>
       </w:r>
-      <w:proofErr w:type="spellStart"/>
       <w:r>
         <w:rPr>
           <w:rFonts w:ascii="Arial" w:hAnsi="Arial" w:cs="Arial"/>
@@ -1873,14 +1866,13 @@
         </w:rPr>
         <w:t>bioRxiv</w:t>
       </w:r>
-      <w:proofErr w:type="spellEnd"/>
       <w:r>
         <w:rPr>
           <w:rFonts w:ascii="Arial" w:hAnsi="Arial" w:cs="Arial"/>
           <w:sz w:val="24"/>
           <w:szCs w:val="24"/>
         </w:rPr>
-        <w:t>, pp.2024-09.</w:t>
+        <w:t>.</w:t>
       </w:r>
     </w:p>
     <w:p>
@@ -2087,13 +2079,14 @@
     <w:p>
       <w:pPr>
         <w:spacing w:line="276" w:lineRule="auto"/>
-        <w:ind w:left="1260" w:hanging="1260"/>
+        <w:ind w:left="2520" w:hanging="2520"/>
         <w:rPr>
           <w:rFonts w:ascii="Arial" w:hAnsi="Arial" w:cs="Arial"/>
           <w:bCs/>
           <w:iCs/>
         </w:rPr>
       </w:pPr>
+      <w:proofErr w:type="gramStart"/>
       <w:r>
         <w:rPr>
           <w:rFonts w:ascii="Arial" w:hAnsi="Arial" w:cs="Arial"/>
@@ -2106,7 +2099,7 @@
           <w:rFonts w:ascii="Arial" w:hAnsi="Arial" w:cs="Arial"/>
           <w:bCs/>
         </w:rPr>
-        <w:t>5</w:t>
+        <w:t>6</w:t>
       </w:r>
       <w:r>
         <w:rPr>
@@ -2120,8 +2113,53 @@
           <w:rFonts w:ascii="Arial" w:hAnsi="Arial" w:cs="Arial"/>
           <w:bCs/>
         </w:rPr>
+        <w:t xml:space="preserve"> </w:t>
+      </w:r>
+      <w:r>
+        <w:rPr>
+          <w:rFonts w:ascii="Arial" w:hAnsi="Arial" w:cs="Arial"/>
+          <w:bCs/>
+        </w:rPr>
+        <w:t xml:space="preserve"> ICIBM</w:t>
+      </w:r>
+      <w:proofErr w:type="gramEnd"/>
+      <w:r>
+        <w:rPr>
+          <w:rFonts w:ascii="Arial" w:hAnsi="Arial" w:cs="Arial"/>
+          <w:bCs/>
+        </w:rPr>
+        <w:t xml:space="preserve"> at </w:t>
+      </w:r>
+      <w:r>
+        <w:rPr>
+          <w:rFonts w:ascii="Arial" w:hAnsi="Arial" w:cs="Arial"/>
+          <w:bCs/>
+        </w:rPr>
+        <w:t xml:space="preserve">Buffalo, NY </w:t>
+      </w:r>
+      <w:r>
+        <w:rPr>
+          <w:rFonts w:ascii="Arial" w:hAnsi="Arial" w:cs="Arial"/>
+          <w:bCs/>
+        </w:rPr>
         <w:tab/>
       </w:r>
+      <w:proofErr w:type="spellStart"/>
+      <w:r>
+        <w:rPr>
+          <w:rFonts w:ascii="Arial" w:hAnsi="Arial" w:cs="Arial"/>
+          <w:bCs/>
+        </w:rPr>
+        <w:t>ssKIND</w:t>
+      </w:r>
+      <w:proofErr w:type="spellEnd"/>
+      <w:r>
+        <w:rPr>
+          <w:rFonts w:ascii="Arial" w:hAnsi="Arial" w:cs="Arial"/>
+          <w:bCs/>
+        </w:rPr>
+        <w:t>: A Single-Cell and Spatial Omics Resource and AI Platform for Neurodegenerative Diseases</w:t>
+      </w:r>
     </w:p>
     <w:p>
       <w:pPr>
@@ -2154,6 +2192,23 @@
           <w:b/>
         </w:rPr>
         <w:t>MENTORING</w:t>
+      </w:r>
+    </w:p>
+    <w:p>
+      <w:pPr>
+        <w:rPr>
+          <w:rFonts w:ascii="Arial" w:hAnsi="Arial" w:cs="Arial"/>
+          <w:i/>
+          <w:u w:val="single"/>
+        </w:rPr>
+      </w:pPr>
+      <w:r>
+        <w:rPr>
+          <w:rFonts w:ascii="Arial" w:hAnsi="Arial" w:cs="Arial"/>
+          <w:i/>
+          <w:u w:val="single"/>
+        </w:rPr>
+        <w:t>Undergraduate Intern</w:t>
       </w:r>
     </w:p>
     <w:p>
@@ -2162,16 +2217,6 @@
         <w:ind w:left="1260" w:hanging="1260"/>
         <w:rPr>
           <w:rFonts w:ascii="Arial" w:hAnsi="Arial" w:cs="Arial"/>
-          <w:bCs/>
-        </w:rPr>
-      </w:pPr>
-    </w:p>
-    <w:p>
-      <w:pPr>
-        <w:spacing w:line="276" w:lineRule="auto"/>
-        <w:ind w:left="1260" w:hanging="1260"/>
-        <w:rPr>
-          <w:rFonts w:ascii="Arial" w:hAnsi="Arial" w:cs="Arial"/>
           <w:b/>
           <w:bCs/>
           <w:iCs/>
@@ -2180,6 +2225,136 @@
       <w:r>
         <w:rPr>
           <w:rFonts w:ascii="Arial" w:hAnsi="Arial" w:cs="Arial"/>
+          <w:iCs/>
+        </w:rPr>
+        <w:t>Juile Zhu</w:t>
+      </w:r>
+      <w:r>
+        <w:rPr>
+          <w:rFonts w:ascii="Arial" w:hAnsi="Arial" w:cs="Arial"/>
+          <w:iCs/>
+        </w:rPr>
+        <w:t xml:space="preserve"> </w:t>
+      </w:r>
+      <w:r>
+        <w:rPr>
+          <w:rFonts w:ascii="Arial" w:hAnsi="Arial" w:cs="Arial"/>
+          <w:iCs/>
+        </w:rPr>
+        <w:t>(</w:t>
+      </w:r>
+      <w:r>
+        <w:rPr>
+          <w:rFonts w:ascii="Arial" w:hAnsi="Arial" w:cs="Arial"/>
+          <w:iCs/>
+        </w:rPr>
+        <w:t>Applied Mathematics Physics Track</w:t>
+      </w:r>
+      <w:r>
+        <w:rPr>
+          <w:rFonts w:ascii="Arial" w:hAnsi="Arial" w:cs="Arial"/>
+          <w:iCs/>
+        </w:rPr>
+        <w:t xml:space="preserve">, </w:t>
+      </w:r>
+      <w:r>
+        <w:rPr>
+          <w:rFonts w:ascii="Arial" w:hAnsi="Arial" w:cs="Arial"/>
+          <w:iCs/>
+        </w:rPr>
+        <w:t>OSU</w:t>
+      </w:r>
+      <w:r>
+        <w:rPr>
+          <w:rFonts w:ascii="Arial" w:hAnsi="Arial" w:cs="Arial"/>
+          <w:iCs/>
+        </w:rPr>
+        <w:t>)</w:t>
+      </w:r>
+      <w:r>
+        <w:rPr>
+          <w:rFonts w:ascii="Arial" w:hAnsi="Arial" w:cs="Arial"/>
+          <w:b/>
+          <w:bCs/>
+          <w:iCs/>
+        </w:rPr>
+        <w:t xml:space="preserve"> </w:t>
+      </w:r>
+      <w:r>
+        <w:rPr>
+          <w:rFonts w:ascii="Arial" w:hAnsi="Arial" w:cs="Arial"/>
+          <w:b/>
+          <w:bCs/>
+          <w:iCs/>
+        </w:rPr>
+        <w:tab/>
+      </w:r>
+      <w:r>
+        <w:rPr>
+          <w:rFonts w:ascii="Arial" w:hAnsi="Arial" w:cs="Arial"/>
+          <w:b/>
+          <w:bCs/>
+          <w:iCs/>
+        </w:rPr>
+        <w:tab/>
+      </w:r>
+      <w:r>
+        <w:rPr>
+          <w:rFonts w:ascii="Arial" w:hAnsi="Arial" w:cs="Arial"/>
+          <w:b/>
+          <w:bCs/>
+          <w:iCs/>
+        </w:rPr>
+        <w:tab/>
+      </w:r>
+      <w:r>
+        <w:rPr>
+          <w:rFonts w:ascii="Arial" w:hAnsi="Arial" w:cs="Arial"/>
+          <w:b/>
+          <w:bCs/>
+          <w:iCs/>
+        </w:rPr>
+        <w:tab/>
+      </w:r>
+      <w:r>
+        <w:rPr>
+          <w:rFonts w:ascii="Arial" w:hAnsi="Arial" w:cs="Arial"/>
+          <w:b/>
+          <w:bCs/>
+          <w:iCs/>
+        </w:rPr>
+        <w:tab/>
+      </w:r>
+      <w:r>
+        <w:rPr>
+          <w:rFonts w:ascii="Arial" w:hAnsi="Arial" w:cs="Arial"/>
+          <w:b/>
+          <w:bCs/>
+          <w:iCs/>
+        </w:rPr>
+        <w:tab/>
+      </w:r>
+      <w:r>
+        <w:rPr>
+          <w:rFonts w:ascii="Arial" w:hAnsi="Arial" w:cs="Arial"/>
+          <w:b/>
+          <w:bCs/>
+          <w:iCs/>
+        </w:rPr>
+        <w:tab/>
+      </w:r>
+      <w:r>
+        <w:rPr>
+          <w:rFonts w:ascii="Arial" w:hAnsi="Arial" w:cs="Arial"/>
+          <w:b/>
+          <w:bCs/>
+          <w:iCs/>
+        </w:rPr>
+        <w:tab/>
+      </w:r>
+      <w:r>
+        <w:rPr>
+          <w:rFonts w:ascii="Arial" w:hAnsi="Arial" w:cs="Arial"/>
           <w:bCs/>
         </w:rPr>
         <w:t>202</w:t>
@@ -2189,21 +2364,88 @@
           <w:rFonts w:ascii="Arial" w:hAnsi="Arial" w:cs="Arial"/>
           <w:bCs/>
         </w:rPr>
-        <w:t>5</w:t>
-      </w:r>
-      <w:r>
-        <w:rPr>
-          <w:rFonts w:ascii="Arial" w:hAnsi="Arial" w:cs="Arial"/>
-          <w:bCs/>
-        </w:rPr>
-        <w:t>/08</w:t>
-      </w:r>
-      <w:r>
-        <w:rPr>
-          <w:rFonts w:ascii="Arial" w:hAnsi="Arial" w:cs="Arial"/>
-          <w:bCs/>
-        </w:rPr>
-        <w:t>,</w:t>
+        <w:t>5/08 - current</w:t>
+      </w:r>
+    </w:p>
+    <w:p>
+      <w:pPr>
+        <w:rPr>
+          <w:rFonts w:ascii="Arial" w:hAnsi="Arial" w:cs="Arial"/>
+          <w:i/>
+          <w:u w:val="single"/>
+        </w:rPr>
+      </w:pPr>
+    </w:p>
+    <w:p>
+      <w:pPr>
+        <w:rPr>
+          <w:rFonts w:ascii="Arial" w:hAnsi="Arial" w:cs="Arial"/>
+          <w:b/>
+          <w:bCs/>
+          <w:i/>
+          <w:u w:val="single"/>
+        </w:rPr>
+      </w:pPr>
+      <w:r>
+        <w:rPr>
+          <w:rFonts w:ascii="Arial" w:hAnsi="Arial" w:cs="Arial"/>
+          <w:i/>
+          <w:u w:val="single"/>
+        </w:rPr>
+        <w:t>High school student intern</w:t>
+      </w:r>
+    </w:p>
+    <w:p>
+      <w:pPr>
+        <w:rPr>
+          <w:rFonts w:ascii="Arial" w:hAnsi="Arial" w:cs="Arial"/>
+          <w:b/>
+          <w:bCs/>
+          <w:iCs/>
+        </w:rPr>
+      </w:pPr>
+      <w:r>
+        <w:rPr>
+          <w:rFonts w:ascii="Arial" w:hAnsi="Arial" w:cs="Arial"/>
+          <w:b/>
+          <w:bCs/>
+          <w:iCs/>
+        </w:rPr>
+        <w:t xml:space="preserve">Konar, </w:t>
+      </w:r>
+      <w:proofErr w:type="spellStart"/>
+      <w:r>
+        <w:rPr>
+          <w:rFonts w:ascii="Arial" w:hAnsi="Arial" w:cs="Arial"/>
+          <w:b/>
+          <w:bCs/>
+          <w:iCs/>
+        </w:rPr>
+        <w:t>Suvam</w:t>
+      </w:r>
+      <w:proofErr w:type="spellEnd"/>
+      <w:r>
+        <w:rPr>
+          <w:rFonts w:ascii="Arial" w:hAnsi="Arial" w:cs="Arial"/>
+          <w:b/>
+          <w:bCs/>
+          <w:iCs/>
+        </w:rPr>
+        <w:t xml:space="preserve"> (</w:t>
+      </w:r>
+      <w:r>
+        <w:rPr>
+          <w:rFonts w:ascii="Arial" w:hAnsi="Arial" w:cs="Arial"/>
+          <w:iCs/>
+        </w:rPr>
+        <w:t>High school student)</w:t>
+      </w:r>
+      <w:r>
+        <w:rPr>
+          <w:rFonts w:ascii="Arial" w:hAnsi="Arial" w:cs="Arial"/>
+          <w:bCs/>
+        </w:rPr>
+        <w:t xml:space="preserve"> </w:t>
       </w:r>
       <w:r>
         <w:rPr>
@@ -2215,88 +2457,93 @@
       <w:r>
         <w:rPr>
           <w:rFonts w:ascii="Arial" w:hAnsi="Arial" w:cs="Arial"/>
-          <w:b/>
-          <w:bCs/>
-          <w:iCs/>
-        </w:rPr>
-        <w:t>Juile Zhu</w:t>
-      </w:r>
-      <w:r>
-        <w:rPr>
-          <w:rFonts w:ascii="Arial" w:hAnsi="Arial" w:cs="Arial"/>
-          <w:iCs/>
-        </w:rPr>
-        <w:t xml:space="preserve"> </w:t>
-      </w:r>
-      <w:r>
-        <w:rPr>
-          <w:rFonts w:ascii="Arial" w:hAnsi="Arial" w:cs="Arial"/>
-          <w:iCs/>
-        </w:rPr>
-        <w:t>(</w:t>
-      </w:r>
-      <w:r>
-        <w:rPr>
-          <w:rFonts w:ascii="Arial" w:hAnsi="Arial" w:cs="Arial"/>
-          <w:iCs/>
-        </w:rPr>
-        <w:t>Undergraduate</w:t>
-      </w:r>
-      <w:r>
-        <w:rPr>
-          <w:rFonts w:ascii="Arial" w:hAnsi="Arial" w:cs="Arial"/>
-          <w:iCs/>
-        </w:rPr>
-        <w:t xml:space="preserve">, </w:t>
-      </w:r>
-      <w:r>
-        <w:rPr>
-          <w:rFonts w:ascii="Arial" w:hAnsi="Arial" w:cs="Arial"/>
-          <w:iCs/>
-        </w:rPr>
-        <w:t>OSU</w:t>
-      </w:r>
-      <w:r>
-        <w:rPr>
-          <w:rFonts w:ascii="Arial" w:hAnsi="Arial" w:cs="Arial"/>
-          <w:iCs/>
-        </w:rPr>
-        <w:t>)</w:t>
-      </w:r>
-      <w:r>
-        <w:rPr>
-          <w:rFonts w:ascii="Arial" w:hAnsi="Arial" w:cs="Arial"/>
-          <w:b/>
-          <w:bCs/>
-          <w:iCs/>
-        </w:rPr>
-        <w:t xml:space="preserve"> </w:t>
-      </w:r>
-    </w:p>
-    <w:p>
-      <w:pPr>
-        <w:spacing w:line="276" w:lineRule="auto"/>
-        <w:ind w:left="1260" w:hanging="1260"/>
-        <w:rPr>
-          <w:rFonts w:ascii="Arial" w:hAnsi="Arial" w:cs="Arial"/>
-          <w:iCs/>
-        </w:rPr>
-      </w:pPr>
-      <w:r>
-        <w:rPr>
-          <w:rFonts w:ascii="Arial" w:hAnsi="Arial" w:cs="Arial"/>
-          <w:b/>
-          <w:bCs/>
-          <w:iCs/>
+          <w:bCs/>
         </w:rPr>
         <w:tab/>
       </w:r>
       <w:r>
         <w:rPr>
           <w:rFonts w:ascii="Arial" w:hAnsi="Arial" w:cs="Arial"/>
-          <w:iCs/>
-        </w:rPr>
-        <w:t>B.S. in Mathematics and Neuroscience</w:t>
+          <w:bCs/>
+        </w:rPr>
+        <w:tab/>
+      </w:r>
+      <w:r>
+        <w:rPr>
+          <w:rFonts w:ascii="Arial" w:hAnsi="Arial" w:cs="Arial"/>
+          <w:bCs/>
+        </w:rPr>
+        <w:tab/>
+      </w:r>
+      <w:r>
+        <w:rPr>
+          <w:rFonts w:ascii="Arial" w:hAnsi="Arial" w:cs="Arial"/>
+          <w:bCs/>
+        </w:rPr>
+        <w:tab/>
+      </w:r>
+      <w:r>
+        <w:rPr>
+          <w:rFonts w:ascii="Arial" w:hAnsi="Arial" w:cs="Arial"/>
+          <w:bCs/>
+        </w:rPr>
+        <w:tab/>
+      </w:r>
+      <w:r>
+        <w:rPr>
+          <w:rFonts w:ascii="Arial" w:hAnsi="Arial" w:cs="Arial"/>
+          <w:bCs/>
+        </w:rPr>
+        <w:tab/>
+      </w:r>
+      <w:r>
+        <w:rPr>
+          <w:rFonts w:ascii="Arial" w:hAnsi="Arial" w:cs="Arial"/>
+          <w:bCs/>
+        </w:rPr>
+        <w:tab/>
+      </w:r>
+      <w:r>
+        <w:rPr>
+          <w:rFonts w:ascii="Arial" w:hAnsi="Arial" w:cs="Arial"/>
+          <w:bCs/>
+        </w:rPr>
+        <w:tab/>
+      </w:r>
+      <w:r>
+        <w:rPr>
+          <w:rFonts w:ascii="Arial" w:hAnsi="Arial" w:cs="Arial"/>
+          <w:bCs/>
+        </w:rPr>
+        <w:tab/>
+      </w:r>
+      <w:r>
+        <w:rPr>
+          <w:rFonts w:ascii="Arial" w:hAnsi="Arial" w:cs="Arial"/>
+          <w:bCs/>
+        </w:rPr>
+        <w:tab/>
+      </w:r>
+      <w:r>
+        <w:rPr>
+          <w:rFonts w:ascii="Arial" w:hAnsi="Arial" w:cs="Arial"/>
+          <w:bCs/>
+        </w:rPr>
+        <w:tab/>
+      </w:r>
+      <w:r>
+        <w:rPr>
+          <w:rFonts w:ascii="Arial" w:hAnsi="Arial" w:cs="Arial"/>
+          <w:bCs/>
+        </w:rPr>
+        <w:t>202</w:t>
+      </w:r>
+      <w:r>
+        <w:rPr>
+          <w:rFonts w:ascii="Arial" w:hAnsi="Arial" w:cs="Arial"/>
+          <w:bCs/>
+        </w:rPr>
+        <w:t>6/06 - current</w:t>
       </w:r>
     </w:p>
     <w:p>
@@ -2812,7 +3059,7 @@
 </file>
 
 <file path=word/endnotes.xml><?xml version="1.0" encoding="utf-8"?>
-<w:endnotes xmlns:wpc="http://schemas.microsoft.com/office/word/2010/wordprocessingCanvas" xmlns:cx="http://schemas.microsoft.com/office/drawing/2014/chartex" xmlns:cx1="http://schemas.microsoft.com/office/drawing/2015/9/8/chartex" xmlns:cx2="http://schemas.microsoft.com/office/drawing/2015/10/21/chartex" xmlns:cx3="http://schemas.microsoft.com/office/drawing/2016/5/9/chartex" xmlns:cx4="http://schemas.microsoft.com/office/drawing/2016/5/10/chartex" xmlns:cx5="http://schemas.microsoft.com/office/drawing/2016/5/11/chartex" xmlns:cx6="http://schemas.microsoft.com/office/drawing/2016/5/12/chartex" xmlns:cx7="http://schemas.microsoft.com/office/drawing/2016/5/13/chartex" xmlns:cx8="http://schemas.microsoft.com/office/drawing/2016/5/14/chartex" xmlns:mc="http://schemas.openxmlformats.org/markup-compatibility/2006" xmlns:aink="http://schemas.microsoft.com/office/drawing/2016/ink" xmlns:am3d="http://schemas.microsoft.com/office/drawing/2017/model3d" xmlns:o="urn:schemas-microsoft-com:office:office" xmlns:oel="http://schemas.microsoft.com/office/2019/extlst" xmlns:r="http://schemas.openxmlformats.org/officeDocument/2006/relationships" xmlns:m="http://schemas.openxmlformats.org/officeDocument/2006/math" xmlns:v="urn:schemas-microsoft-com:vml" xmlns:wp14="http://schemas.microsoft.com/office/word/2010/wordprocessingDrawing" xmlns:wp="http://schemas.openxmlformats.org/drawingml/2006/wordprocessingDrawing" xmlns:w10="urn:schemas-microsoft-com:office:word" xmlns:w="http://schemas.openxmlformats.org/wordprocessingml/2006/main" xmlns:w14="http://schemas.microsoft.com/office/word/2010/wordml" xmlns:w15="http://schemas.microsoft.com/office/word/2012/wordml" xmlns:w16cex="http://schemas.microsoft.com/office/word/2018/wordml/cex" xmlns:w16cid="http://schemas.microsoft.com/office/word/2016/wordml/cid" xmlns:w16="http://schemas.microsoft.com/office/word/2018/wordml" xmlns:w16du="http://schemas.microsoft.com/office/word/2023/wordml/word16du" xmlns:w16sdtdh="http://schemas.microsoft.com/office/word/2020/wordml/sdtdatahash" xmlns:w16sdtfl="http://schemas.microsoft.com/office/word/2024/wordml/sdtformatlock" xmlns:w16se="http://schemas.microsoft.com/office/word/2015/wordml/symex" xmlns:wpg="http://schemas.microsoft.com/office/word/2010/wordprocessingGroup" xmlns:wpi="http://schemas.microsoft.com/office/word/2010/wordprocessingInk" xmlns:wne="http://schemas.microsoft.com/office/word/2006/wordml" xmlns:wps="http://schemas.microsoft.com/office/word/2010/wordprocessingShape" mc:Ignorable="w14 w15 w16se w16cid w16 w16cex w16sdtdh w16sdtfl w16du wp14">
+<w:endnotes xmlns:wpc="http://schemas.microsoft.com/office/word/2010/wordprocessingCanvas" xmlns:cx="http://schemas.microsoft.com/office/drawing/2014/chartex" xmlns:cx1="http://schemas.microsoft.com/office/drawing/2015/9/8/chartex" xmlns:cx2="http://schemas.microsoft.com/office/drawing/2015/10/21/chartex" xmlns:cx3="http://schemas.microsoft.com/office/drawing/2016/5/9/chartex" xmlns:cx4="http://schemas.microsoft.com/office/drawing/2016/5/10/chartex" xmlns:cx5="http://schemas.microsoft.com/office/drawing/2016/5/11/chartex" xmlns:cx6="http://schemas.microsoft.com/office/drawing/2016/5/12/chartex" xmlns:cx7="http://schemas.microsoft.com/office/drawing/2016/5/13/chartex" xmlns:cx8="http://schemas.microsoft.com/office/drawing/2016/5/14/chartex" xmlns:mc="http://schemas.openxmlformats.org/markup-compatibility/2006" xmlns:m="http://schemas.openxmlformats.org/officeDocument/2006/math" xmlns:aink="http://schemas.microsoft.com/office/drawing/2016/ink" xmlns:am3d="http://schemas.microsoft.com/office/drawing/2017/model3d" xmlns:oel="http://schemas.microsoft.com/office/2019/extlst" xmlns:r="http://schemas.openxmlformats.org/officeDocument/2006/relationships" xmlns:wp14="http://schemas.microsoft.com/office/word/2010/wordprocessingDrawing" xmlns:wp="http://schemas.openxmlformats.org/drawingml/2006/wordprocessingDrawing" xmlns:wpg="http://schemas.microsoft.com/office/word/2010/wordprocessingGroup" xmlns:wpi="http://schemas.microsoft.com/office/word/2010/wordprocessingInk" xmlns:wps="http://schemas.microsoft.com/office/word/2010/wordprocessingShape" xmlns:o="urn:schemas-microsoft-com:office:office" xmlns:v="urn:schemas-microsoft-com:vml" xmlns:w10="urn:schemas-microsoft-com:office:word" xmlns:w="http://schemas.openxmlformats.org/wordprocessingml/2006/main" xmlns:w14="http://schemas.microsoft.com/office/word/2010/wordml" xmlns:w15="http://schemas.microsoft.com/office/word/2012/wordml" xmlns:w16cei="http://schemas.microsoft.com/office/word/2026/wordml/cei" xmlns:w16cex="http://schemas.microsoft.com/office/word/2018/wordml/cex" xmlns:w16cid="http://schemas.microsoft.com/office/word/2016/wordml/cid" xmlns:w16="http://schemas.microsoft.com/office/word/2018/wordml" xmlns:w16sdtdh="http://schemas.microsoft.com/office/word/2020/wordml/sdtdatahash" xmlns:w16sdtfl="http://schemas.microsoft.com/office/word/2024/wordml/sdtformatlock" xmlns:w16se="http://schemas.microsoft.com/office/word/2015/wordml/symex" xmlns:w16du="http://schemas.microsoft.com/office/word/2023/wordml/word16du" xmlns:wne="http://schemas.microsoft.com/office/word/2006/wordml" mc:Ignorable="w14 w15 w16se w16cid w16 w16cex w16sdtdh w16sdtfl w16du wp14">
   <w:endnote w:type="separator" w:id="-1">
     <w:p>
       <w:r>
@@ -2831,7 +3078,7 @@
 </file>
 
 <file path=word/footer1.xml><?xml version="1.0" encoding="utf-8"?>
-<w:ftr xmlns:wpc="http://schemas.microsoft.com/office/word/2010/wordprocessingCanvas" xmlns:cx="http://schemas.microsoft.com/office/drawing/2014/chartex" xmlns:cx1="http://schemas.microsoft.com/office/drawing/2015/9/8/chartex" xmlns:cx2="http://schemas.microsoft.com/office/drawing/2015/10/21/chartex" xmlns:cx3="http://schemas.microsoft.com/office/drawing/2016/5/9/chartex" xmlns:cx4="http://schemas.microsoft.com/office/drawing/2016/5/10/chartex" xmlns:cx5="http://schemas.microsoft.com/office/drawing/2016/5/11/chartex" xmlns:cx6="http://schemas.microsoft.com/office/drawing/2016/5/12/chartex" xmlns:cx7="http://schemas.microsoft.com/office/drawing/2016/5/13/chartex" xmlns:cx8="http://schemas.microsoft.com/office/drawing/2016/5/14/chartex" xmlns:mc="http://schemas.openxmlformats.org/markup-compatibility/2006" xmlns:aink="http://schemas.microsoft.com/office/drawing/2016/ink" xmlns:am3d="http://schemas.microsoft.com/office/drawing/2017/model3d" xmlns:o="urn:schemas-microsoft-com:office:office" xmlns:oel="http://schemas.microsoft.com/office/2019/extlst" xmlns:r="http://schemas.openxmlformats.org/officeDocument/2006/relationships" xmlns:m="http://schemas.openxmlformats.org/officeDocument/2006/math" xmlns:v="urn:schemas-microsoft-com:vml" xmlns:wp14="http://schemas.microsoft.com/office/word/2010/wordprocessingDrawing" xmlns:wp="http://schemas.openxmlformats.org/drawingml/2006/wordprocessingDrawing" xmlns:w10="urn:schemas-microsoft-com:office:word" xmlns:w="http://schemas.openxmlformats.org/wordprocessingml/2006/main" xmlns:w14="http://schemas.microsoft.com/office/word/2010/wordml" xmlns:w15="http://schemas.microsoft.com/office/word/2012/wordml" xmlns:w16cex="http://schemas.microsoft.com/office/word/2018/wordml/cex" xmlns:w16cid="http://schemas.microsoft.com/office/word/2016/wordml/cid" xmlns:w16="http://schemas.microsoft.com/office/word/2018/wordml" xmlns:w16du="http://schemas.microsoft.com/office/word/2023/wordml/word16du" xmlns:w16sdtdh="http://schemas.microsoft.com/office/word/2020/wordml/sdtdatahash" xmlns:w16sdtfl="http://schemas.microsoft.com/office/word/2024/wordml/sdtformatlock" xmlns:w16se="http://schemas.microsoft.com/office/word/2015/wordml/symex" xmlns:wpg="http://schemas.microsoft.com/office/word/2010/wordprocessingGroup" xmlns:wpi="http://schemas.microsoft.com/office/word/2010/wordprocessingInk" xmlns:wne="http://schemas.microsoft.com/office/word/2006/wordml" xmlns:wps="http://schemas.microsoft.com/office/word/2010/wordprocessingShape" mc:Ignorable="w14 w15 w16se w16cid w16 w16cex w16sdtdh w16sdtfl w16du wp14">
+<w:ftr xmlns:wpc="http://schemas.microsoft.com/office/word/2010/wordprocessingCanvas" xmlns:cx="http://schemas.microsoft.com/office/drawing/2014/chartex" xmlns:cx1="http://schemas.microsoft.com/office/drawing/2015/9/8/chartex" xmlns:cx2="http://schemas.microsoft.com/office/drawing/2015/10/21/chartex" xmlns:cx3="http://schemas.microsoft.com/office/drawing/2016/5/9/chartex" xmlns:cx4="http://schemas.microsoft.com/office/drawing/2016/5/10/chartex" xmlns:cx5="http://schemas.microsoft.com/office/drawing/2016/5/11/chartex" xmlns:cx6="http://schemas.microsoft.com/office/drawing/2016/5/12/chartex" xmlns:cx7="http://schemas.microsoft.com/office/drawing/2016/5/13/chartex" xmlns:cx8="http://schemas.microsoft.com/office/drawing/2016/5/14/chartex" xmlns:mc="http://schemas.openxmlformats.org/markup-compatibility/2006" xmlns:m="http://schemas.openxmlformats.org/officeDocument/2006/math" xmlns:aink="http://schemas.microsoft.com/office/drawing/2016/ink" xmlns:am3d="http://schemas.microsoft.com/office/drawing/2017/model3d" xmlns:oel="http://schemas.microsoft.com/office/2019/extlst" xmlns:r="http://schemas.openxmlformats.org/officeDocument/2006/relationships" xmlns:wp14="http://schemas.microsoft.com/office/word/2010/wordprocessingDrawing" xmlns:wp="http://schemas.openxmlformats.org/drawingml/2006/wordprocessingDrawing" xmlns:wpg="http://schemas.microsoft.com/office/word/2010/wordprocessingGroup" xmlns:wpi="http://schemas.microsoft.com/office/word/2010/wordprocessingInk" xmlns:wps="http://schemas.microsoft.com/office/word/2010/wordprocessingShape" xmlns:o="urn:schemas-microsoft-com:office:office" xmlns:v="urn:schemas-microsoft-com:vml" xmlns:w10="urn:schemas-microsoft-com:office:word" xmlns:w="http://schemas.openxmlformats.org/wordprocessingml/2006/main" xmlns:w14="http://schemas.microsoft.com/office/word/2010/wordml" xmlns:w15="http://schemas.microsoft.com/office/word/2012/wordml" xmlns:w16cei="http://schemas.microsoft.com/office/word/2026/wordml/cei" xmlns:w16cex="http://schemas.microsoft.com/office/word/2018/wordml/cex" xmlns:w16cid="http://schemas.microsoft.com/office/word/2016/wordml/cid" xmlns:w16="http://schemas.microsoft.com/office/word/2018/wordml" xmlns:w16sdtdh="http://schemas.microsoft.com/office/word/2020/wordml/sdtdatahash" xmlns:w16sdtfl="http://schemas.microsoft.com/office/word/2024/wordml/sdtformatlock" xmlns:w16se="http://schemas.microsoft.com/office/word/2015/wordml/symex" xmlns:w16du="http://schemas.microsoft.com/office/word/2023/wordml/word16du" xmlns:wne="http://schemas.microsoft.com/office/word/2006/wordml" mc:Ignorable="w14 w15 w16se w16cid w16 w16cex w16sdtdh w16sdtfl w16du wp14">
   <w:p>
     <w:pPr>
       <w:pStyle w:val="Footer"/>
@@ -2945,7 +3192,7 @@
 </file>
 
 <file path=word/footnotes.xml><?xml version="1.0" encoding="utf-8"?>
-<w:footnotes xmlns:wpc="http://schemas.microsoft.com/office/word/2010/wordprocessingCanvas" xmlns:cx="http://schemas.microsoft.com/office/drawing/2014/chartex" xmlns:cx1="http://schemas.microsoft.com/office/drawing/2015/9/8/chartex" xmlns:cx2="http://schemas.microsoft.com/office/drawing/2015/10/21/chartex" xmlns:cx3="http://schemas.microsoft.com/office/drawing/2016/5/9/chartex" xmlns:cx4="http://schemas.microsoft.com/office/drawing/2016/5/10/chartex" xmlns:cx5="http://schemas.microsoft.com/office/drawing/2016/5/11/chartex" xmlns:cx6="http://schemas.microsoft.com/office/drawing/2016/5/12/chartex" xmlns:cx7="http://schemas.microsoft.com/office/drawing/2016/5/13/chartex" xmlns:cx8="http://schemas.microsoft.com/office/drawing/2016/5/14/chartex" xmlns:mc="http://schemas.openxmlformats.org/markup-compatibility/2006" xmlns:aink="http://schemas.microsoft.com/office/drawing/2016/ink" xmlns:am3d="http://schemas.microsoft.com/office/drawing/2017/model3d" xmlns:o="urn:schemas-microsoft-com:office:office" xmlns:oel="http://schemas.microsoft.com/office/2019/extlst" xmlns:r="http://schemas.openxmlformats.org/officeDocument/2006/relationships" xmlns:m="http://schemas.openxmlformats.org/officeDocument/2006/math" xmlns:v="urn:schemas-microsoft-com:vml" xmlns:wp14="http://schemas.microsoft.com/office/word/2010/wordprocessingDrawing" xmlns:wp="http://schemas.openxmlformats.org/drawingml/2006/wordprocessingDrawing" xmlns:w10="urn:schemas-microsoft-com:office:word" xmlns:w="http://schemas.openxmlformats.org/wordprocessingml/2006/main" xmlns:w14="http://schemas.microsoft.com/office/word/2010/wordml" xmlns:w15="http://schemas.microsoft.com/office/word/2012/wordml" xmlns:w16cex="http://schemas.microsoft.com/office/word/2018/wordml/cex" xmlns:w16cid="http://schemas.microsoft.com/office/word/2016/wordml/cid" xmlns:w16="http://schemas.microsoft.com/office/word/2018/wordml" xmlns:w16du="http://schemas.microsoft.com/office/word/2023/wordml/word16du" xmlns:w16sdtdh="http://schemas.microsoft.com/office/word/2020/wordml/sdtdatahash" xmlns:w16sdtfl="http://schemas.microsoft.com/office/word/2024/wordml/sdtformatlock" xmlns:w16se="http://schemas.microsoft.com/office/word/2015/wordml/symex" xmlns:wpg="http://schemas.microsoft.com/office/word/2010/wordprocessingGroup" xmlns:wpi="http://schemas.microsoft.com/office/word/2010/wordprocessingInk" xmlns:wne="http://schemas.microsoft.com/office/word/2006/wordml" xmlns:wps="http://schemas.microsoft.com/office/word/2010/wordprocessingShape" mc:Ignorable="w14 w15 w16se w16cid w16 w16cex w16sdtdh w16sdtfl w16du wp14">
+<w:footnotes xmlns:wpc="http://schemas.microsoft.com/office/word/2010/wordprocessingCanvas" xmlns:cx="http://schemas.microsoft.com/office/drawing/2014/chartex" xmlns:cx1="http://schemas.microsoft.com/office/drawing/2015/9/8/chartex" xmlns:cx2="http://schemas.microsoft.com/office/drawing/2015/10/21/chartex" xmlns:cx3="http://schemas.microsoft.com/office/drawing/2016/5/9/chartex" xmlns:cx4="http://schemas.microsoft.com/office/drawing/2016/5/10/chartex" xmlns:cx5="http://schemas.microsoft.com/office/drawing/2016/5/11/chartex" xmlns:cx6="http://schemas.microsoft.com/office/drawing/2016/5/12/chartex" xmlns:cx7="http://schemas.microsoft.com/office/drawing/2016/5/13/chartex" xmlns:cx8="http://schemas.microsoft.com/office/drawing/2016/5/14/chartex" xmlns:mc="http://schemas.openxmlformats.org/markup-compatibility/2006" xmlns:m="http://schemas.openxmlformats.org/officeDocument/2006/math" xmlns:aink="http://schemas.microsoft.com/office/drawing/2016/ink" xmlns:am3d="http://schemas.microsoft.com/office/drawing/2017/model3d" xmlns:oel="http://schemas.microsoft.com/office/2019/extlst" xmlns:r="http://schemas.openxmlformats.org/officeDocument/2006/relationships" xmlns:wp14="http://schemas.microsoft.com/office/word/2010/wordprocessingDrawing" xmlns:wp="http://schemas.openxmlformats.org/drawingml/2006/wordprocessingDrawing" xmlns:wpg="http://schemas.microsoft.com/office/word/2010/wordprocessingGroup" xmlns:wpi="http://schemas.microsoft.com/office/word/2010/wordprocessingInk" xmlns:wps="http://schemas.microsoft.com/office/word/2010/wordprocessingShape" xmlns:o="urn:schemas-microsoft-com:office:office" xmlns:v="urn:schemas-microsoft-com:vml" xmlns:w10="urn:schemas-microsoft-com:office:word" xmlns:w="http://schemas.openxmlformats.org/wordprocessingml/2006/main" xmlns:w14="http://schemas.microsoft.com/office/word/2010/wordml" xmlns:w15="http://schemas.microsoft.com/office/word/2012/wordml" xmlns:w16cei="http://schemas.microsoft.com/office/word/2026/wordml/cei" xmlns:w16cex="http://schemas.microsoft.com/office/word/2018/wordml/cex" xmlns:w16cid="http://schemas.microsoft.com/office/word/2016/wordml/cid" xmlns:w16="http://schemas.microsoft.com/office/word/2018/wordml" xmlns:w16sdtdh="http://schemas.microsoft.com/office/word/2020/wordml/sdtdatahash" xmlns:w16sdtfl="http://schemas.microsoft.com/office/word/2024/wordml/sdtformatlock" xmlns:w16se="http://schemas.microsoft.com/office/word/2015/wordml/symex" xmlns:w16du="http://schemas.microsoft.com/office/word/2023/wordml/word16du" xmlns:wne="http://schemas.microsoft.com/office/word/2006/wordml" mc:Ignorable="w14 w15 w16se w16cid w16 w16cex w16sdtdh w16sdtfl w16du wp14">
   <w:footnote w:type="separator" w:id="-1">
     <w:p>
       <w:r>
@@ -2964,7 +3211,7 @@
 </file>
 
 <file path=word/header1.xml><?xml version="1.0" encoding="utf-8"?>
-<w:hdr xmlns:wpc="http://schemas.microsoft.com/office/word/2010/wordprocessingCanvas" xmlns:cx="http://schemas.microsoft.com/office/drawing/2014/chartex" xmlns:cx1="http://schemas.microsoft.com/office/drawing/2015/9/8/chartex" xmlns:cx2="http://schemas.microsoft.com/office/drawing/2015/10/21/chartex" xmlns:cx3="http://schemas.microsoft.com/office/drawing/2016/5/9/chartex" xmlns:cx4="http://schemas.microsoft.com/office/drawing/2016/5/10/chartex" xmlns:cx5="http://schemas.microsoft.com/office/drawing/2016/5/11/chartex" xmlns:cx6="http://schemas.microsoft.com/office/drawing/2016/5/12/chartex" xmlns:cx7="http://schemas.microsoft.com/office/drawing/2016/5/13/chartex" xmlns:cx8="http://schemas.microsoft.com/office/drawing/2016/5/14/chartex" xmlns:mc="http://schemas.openxmlformats.org/markup-compatibility/2006" xmlns:aink="http://schemas.microsoft.com/office/drawing/2016/ink" xmlns:am3d="http://schemas.microsoft.com/office/drawing/2017/model3d" xmlns:o="urn:schemas-microsoft-com:office:office" xmlns:oel="http://schemas.microsoft.com/office/2019/extlst" xmlns:r="http://schemas.openxmlformats.org/officeDocument/2006/relationships" xmlns:m="http://schemas.openxmlformats.org/officeDocument/2006/math" xmlns:v="urn:schemas-microsoft-com:vml" xmlns:wp14="http://schemas.microsoft.com/office/word/2010/wordprocessingDrawing" xmlns:wp="http://schemas.openxmlformats.org/drawingml/2006/wordprocessingDrawing" xmlns:w10="urn:schemas-microsoft-com:office:word" xmlns:w="http://schemas.openxmlformats.org/wordprocessingml/2006/main" xmlns:w14="http://schemas.microsoft.com/office/word/2010/wordml" xmlns:w15="http://schemas.microsoft.com/office/word/2012/wordml" xmlns:w16cex="http://schemas.microsoft.com/office/word/2018/wordml/cex" xmlns:w16cid="http://schemas.microsoft.com/office/word/2016/wordml/cid" xmlns:w16="http://schemas.microsoft.com/office/word/2018/wordml" xmlns:w16du="http://schemas.microsoft.com/office/word/2023/wordml/word16du" xmlns:w16sdtdh="http://schemas.microsoft.com/office/word/2020/wordml/sdtdatahash" xmlns:w16sdtfl="http://schemas.microsoft.com/office/word/2024/wordml/sdtformatlock" xmlns:w16se="http://schemas.microsoft.com/office/word/2015/wordml/symex" xmlns:wpg="http://schemas.microsoft.com/office/word/2010/wordprocessingGroup" xmlns:wpi="http://schemas.microsoft.com/office/word/2010/wordprocessingInk" xmlns:wne="http://schemas.microsoft.com/office/word/2006/wordml" xmlns:wps="http://schemas.microsoft.com/office/word/2010/wordprocessingShape" mc:Ignorable="w14 w15 w16se w16cid w16 w16cex w16sdtdh w16sdtfl w16du wp14">
+<w:hdr xmlns:wpc="http://schemas.microsoft.com/office/word/2010/wordprocessingCanvas" xmlns:cx="http://schemas.microsoft.com/office/drawing/2014/chartex" xmlns:cx1="http://schemas.microsoft.com/office/drawing/2015/9/8/chartex" xmlns:cx2="http://schemas.microsoft.com/office/drawing/2015/10/21/chartex" xmlns:cx3="http://schemas.microsoft.com/office/drawing/2016/5/9/chartex" xmlns:cx4="http://schemas.microsoft.com/office/drawing/2016/5/10/chartex" xmlns:cx5="http://schemas.microsoft.com/office/drawing/2016/5/11/chartex" xmlns:cx6="http://schemas.microsoft.com/office/drawing/2016/5/12/chartex" xmlns:cx7="http://schemas.microsoft.com/office/drawing/2016/5/13/chartex" xmlns:cx8="http://schemas.microsoft.com/office/drawing/2016/5/14/chartex" xmlns:mc="http://schemas.openxmlformats.org/markup-compatibility/2006" xmlns:m="http://schemas.openxmlformats.org/officeDocument/2006/math" xmlns:aink="http://schemas.microsoft.com/office/drawing/2016/ink" xmlns:am3d="http://schemas.microsoft.com/office/drawing/2017/model3d" xmlns:oel="http://schemas.microsoft.com/office/2019/extlst" xmlns:r="http://schemas.openxmlformats.org/officeDocument/2006/relationships" xmlns:wp14="http://schemas.microsoft.com/office/word/2010/wordprocessingDrawing" xmlns:wp="http://schemas.openxmlformats.org/drawingml/2006/wordprocessingDrawing" xmlns:wpg="http://schemas.microsoft.com/office/word/2010/wordprocessingGroup" xmlns:wpi="http://schemas.microsoft.com/office/word/2010/wordprocessingInk" xmlns:wps="http://schemas.microsoft.com/office/word/2010/wordprocessingShape" xmlns:o="urn:schemas-microsoft-com:office:office" xmlns:v="urn:schemas-microsoft-com:vml" xmlns:w10="urn:schemas-microsoft-com:office:word" xmlns:w="http://schemas.openxmlformats.org/wordprocessingml/2006/main" xmlns:w14="http://schemas.microsoft.com/office/word/2010/wordml" xmlns:w15="http://schemas.microsoft.com/office/word/2012/wordml" xmlns:w16cei="http://schemas.microsoft.com/office/word/2026/wordml/cei" xmlns:w16cex="http://schemas.microsoft.com/office/word/2018/wordml/cex" xmlns:w16cid="http://schemas.microsoft.com/office/word/2016/wordml/cid" xmlns:w16="http://schemas.microsoft.com/office/word/2018/wordml" xmlns:w16sdtdh="http://schemas.microsoft.com/office/word/2020/wordml/sdtdatahash" xmlns:w16sdtfl="http://schemas.microsoft.com/office/word/2024/wordml/sdtformatlock" xmlns:w16se="http://schemas.microsoft.com/office/word/2015/wordml/symex" xmlns:w16du="http://schemas.microsoft.com/office/word/2023/wordml/word16du" xmlns:wne="http://schemas.microsoft.com/office/word/2006/wordml" mc:Ignorable="w14 w15 w16se w16cid w16 w16cex w16sdtdh w16sdtfl w16du wp14">
   <w:p>
     <w:pPr>
       <w:pStyle w:val="Style1"/>
@@ -3089,7 +3336,7 @@
 </file>
 
 <file path=word/numbering.xml><?xml version="1.0" encoding="utf-8"?>
-<w:numbering xmlns:wpc="http://schemas.microsoft.com/office/word/2010/wordprocessingCanvas" xmlns:cx="http://schemas.microsoft.com/office/drawing/2014/chartex" xmlns:cx1="http://schemas.microsoft.com/office/drawing/2015/9/8/chartex" xmlns:cx2="http://schemas.microsoft.com/office/drawing/2015/10/21/chartex" xmlns:cx3="http://schemas.microsoft.com/office/drawing/2016/5/9/chartex" xmlns:cx4="http://schemas.microsoft.com/office/drawing/2016/5/10/chartex" xmlns:cx5="http://schemas.microsoft.com/office/drawing/2016/5/11/chartex" xmlns:cx6="http://schemas.microsoft.com/office/drawing/2016/5/12/chartex" xmlns:cx7="http://schemas.microsoft.com/office/drawing/2016/5/13/chartex" xmlns:cx8="http://schemas.microsoft.com/office/drawing/2016/5/14/chartex" xmlns:mc="http://schemas.openxmlformats.org/markup-compatibility/2006" xmlns:aink="http://schemas.microsoft.com/office/drawing/2016/ink" xmlns:am3d="http://schemas.microsoft.com/office/drawing/2017/model3d" xmlns:o="urn:schemas-microsoft-com:office:office" xmlns:oel="http://schemas.microsoft.com/office/2019/extlst" xmlns:r="http://schemas.openxmlformats.org/officeDocument/2006/relationships" xmlns:m="http://schemas.openxmlformats.org/officeDocument/2006/math" xmlns:v="urn:schemas-microsoft-com:vml" xmlns:wp14="http://schemas.microsoft.com/office/word/2010/wordprocessingDrawing" xmlns:wp="http://schemas.openxmlformats.org/drawingml/2006/wordprocessingDrawing" xmlns:w10="urn:schemas-microsoft-com:office:word" xmlns:w="http://schemas.openxmlformats.org/wordprocessingml/2006/main" xmlns:w14="http://schemas.microsoft.com/office/word/2010/wordml" xmlns:w15="http://schemas.microsoft.com/office/word/2012/wordml" xmlns:w16cex="http://schemas.microsoft.com/office/word/2018/wordml/cex" xmlns:w16cid="http://schemas.microsoft.com/office/word/2016/wordml/cid" xmlns:w16="http://schemas.microsoft.com/office/word/2018/wordml" xmlns:w16du="http://schemas.microsoft.com/office/word/2023/wordml/word16du" xmlns:w16sdtdh="http://schemas.microsoft.com/office/word/2020/wordml/sdtdatahash" xmlns:w16sdtfl="http://schemas.microsoft.com/office/word/2024/wordml/sdtformatlock" xmlns:w16se="http://schemas.microsoft.com/office/word/2015/wordml/symex" xmlns:wpg="http://schemas.microsoft.com/office/word/2010/wordprocessingGroup" xmlns:wpi="http://schemas.microsoft.com/office/word/2010/wordprocessingInk" xmlns:wne="http://schemas.microsoft.com/office/word/2006/wordml" xmlns:wps="http://schemas.microsoft.com/office/word/2010/wordprocessingShape" mc:Ignorable="w14 w15 w16se w16cid w16 w16cex w16sdtdh w16sdtfl w16du wp14">
+<w:numbering xmlns:wpc="http://schemas.microsoft.com/office/word/2010/wordprocessingCanvas" xmlns:cx="http://schemas.microsoft.com/office/drawing/2014/chartex" xmlns:cx1="http://schemas.microsoft.com/office/drawing/2015/9/8/chartex" xmlns:cx2="http://schemas.microsoft.com/office/drawing/2015/10/21/chartex" xmlns:cx3="http://schemas.microsoft.com/office/drawing/2016/5/9/chartex" xmlns:cx4="http://schemas.microsoft.com/office/drawing/2016/5/10/chartex" xmlns:cx5="http://schemas.microsoft.com/office/drawing/2016/5/11/chartex" xmlns:cx6="http://schemas.microsoft.com/office/drawing/2016/5/12/chartex" xmlns:cx7="http://schemas.microsoft.com/office/drawing/2016/5/13/chartex" xmlns:cx8="http://schemas.microsoft.com/office/drawing/2016/5/14/chartex" xmlns:mc="http://schemas.openxmlformats.org/markup-compatibility/2006" xmlns:m="http://schemas.openxmlformats.org/officeDocument/2006/math" xmlns:aink="http://schemas.microsoft.com/office/drawing/2016/ink" xmlns:am3d="http://schemas.microsoft.com/office/drawing/2017/model3d" xmlns:oel="http://schemas.microsoft.com/office/2019/extlst" xmlns:r="http://schemas.openxmlformats.org/officeDocument/2006/relationships" xmlns:wp14="http://schemas.microsoft.com/office/word/2010/wordprocessingDrawing" xmlns:wp="http://schemas.openxmlformats.org/drawingml/2006/wordprocessingDrawing" xmlns:wpg="http://schemas.microsoft.com/office/word/2010/wordprocessingGroup" xmlns:wpi="http://schemas.microsoft.com/office/word/2010/wordprocessingInk" xmlns:wps="http://schemas.microsoft.com/office/word/2010/wordprocessingShape" xmlns:o="urn:schemas-microsoft-com:office:office" xmlns:v="urn:schemas-microsoft-com:vml" xmlns:w10="urn:schemas-microsoft-com:office:word" xmlns:w="http://schemas.openxmlformats.org/wordprocessingml/2006/main" xmlns:w14="http://schemas.microsoft.com/office/word/2010/wordml" xmlns:w15="http://schemas.microsoft.com/office/word/2012/wordml" xmlns:w16cei="http://schemas.microsoft.com/office/word/2026/wordml/cei" xmlns:w16cex="http://schemas.microsoft.com/office/word/2018/wordml/cex" xmlns:w16cid="http://schemas.microsoft.com/office/word/2016/wordml/cid" xmlns:w16="http://schemas.microsoft.com/office/word/2018/wordml" xmlns:w16sdtdh="http://schemas.microsoft.com/office/word/2020/wordml/sdtdatahash" xmlns:w16sdtfl="http://schemas.microsoft.com/office/word/2024/wordml/sdtformatlock" xmlns:w16se="http://schemas.microsoft.com/office/word/2015/wordml/symex" xmlns:w16du="http://schemas.microsoft.com/office/word/2023/wordml/word16du" xmlns:wne="http://schemas.microsoft.com/office/word/2006/wordml" mc:Ignorable="w14 w15 w16se w16cid w16 w16cex w16sdtdh w16sdtfl w16du wp14">
   <w:abstractNum w:abstractNumId="0" w15:restartNumberingAfterBreak="0">
     <w:nsid w:val="09B46C87"/>
     <w:multiLevelType w:val="hybridMultilevel"/>
@@ -3887,6 +4134,119 @@
     </w:lvl>
   </w:abstractNum>
   <w:abstractNum w:abstractNumId="8" w15:restartNumberingAfterBreak="0">
+    <w:nsid w:val="60A02014"/>
+    <w:multiLevelType w:val="hybridMultilevel"/>
+    <w:tmpl w:val="C624FFE8"/>
+    <w:lvl w:ilvl="0" w:tplc="04090001">
+      <w:start w:val="1"/>
+      <w:numFmt w:val="bullet"/>
+      <w:lvlText w:val=""/>
+      <w:lvlJc w:val="left"/>
+      <w:pPr>
+        <w:ind w:left="720" w:hanging="360"/>
+      </w:pPr>
+      <w:rPr>
+        <w:rFonts w:ascii="Symbol" w:hAnsi="Symbol" w:hint="default"/>
+      </w:rPr>
+    </w:lvl>
+    <w:lvl w:ilvl="1" w:tplc="04090003" w:tentative="1">
+      <w:start w:val="1"/>
+      <w:numFmt w:val="bullet"/>
+      <w:lvlText w:val="o"/>
+      <w:lvlJc w:val="left"/>
+      <w:pPr>
+        <w:ind w:left="1440" w:hanging="360"/>
+      </w:pPr>
+      <w:rPr>
+        <w:rFonts w:ascii="Courier New" w:hAnsi="Courier New" w:cs="Courier New" w:hint="default"/>
+      </w:rPr>
+    </w:lvl>
+    <w:lvl w:ilvl="2" w:tplc="04090005" w:tentative="1">
+      <w:start w:val="1"/>
+      <w:numFmt w:val="bullet"/>
+      <w:lvlText w:val=""/>
+      <w:lvlJc w:val="left"/>
+      <w:pPr>
+        <w:ind w:left="2160" w:hanging="360"/>
+      </w:pPr>
+      <w:rPr>
+        <w:rFonts w:ascii="Wingdings" w:hAnsi="Wingdings" w:hint="default"/>
+      </w:rPr>
+    </w:lvl>
+    <w:lvl w:ilvl="3" w:tplc="04090001" w:tentative="1">
+      <w:start w:val="1"/>
+      <w:numFmt w:val="bullet"/>
+      <w:lvlText w:val=""/>
+      <w:lvlJc w:val="left"/>
+      <w:pPr>
+        <w:ind w:left="2880" w:hanging="360"/>
+      </w:pPr>
+      <w:rPr>
+        <w:rFonts w:ascii="Symbol" w:hAnsi="Symbol" w:hint="default"/>
+      </w:rPr>
+    </w:lvl>
+    <w:lvl w:ilvl="4" w:tplc="04090003" w:tentative="1">
+      <w:start w:val="1"/>
+      <w:numFmt w:val="bullet"/>
+      <w:lvlText w:val="o"/>
+      <w:lvlJc w:val="left"/>
+      <w:pPr>
+        <w:ind w:left="3600" w:hanging="360"/>
+      </w:pPr>
+      <w:rPr>
+        <w:rFonts w:ascii="Courier New" w:hAnsi="Courier New" w:cs="Courier New" w:hint="default"/>
+      </w:rPr>
+    </w:lvl>
+    <w:lvl w:ilvl="5" w:tplc="04090005" w:tentative="1">
+      <w:start w:val="1"/>
+      <w:numFmt w:val="bullet"/>
+      <w:lvlText w:val=""/>
+      <w:lvlJc w:val="left"/>
+      <w:pPr>
+        <w:ind w:left="4320" w:hanging="360"/>
+      </w:pPr>
+      <w:rPr>
+        <w:rFonts w:ascii="Wingdings" w:hAnsi="Wingdings" w:hint="default"/>
+      </w:rPr>
+    </w:lvl>
+    <w:lvl w:ilvl="6" w:tplc="04090001" w:tentative="1">
+      <w:start w:val="1"/>
+      <w:numFmt w:val="bullet"/>
+      <w:lvlText w:val=""/>
+      <w:lvlJc w:val="left"/>
+      <w:pPr>
+        <w:ind w:left="5040" w:hanging="360"/>
+      </w:pPr>
+      <w:rPr>
+        <w:rFonts w:ascii="Symbol" w:hAnsi="Symbol" w:hint="default"/>
+      </w:rPr>
+    </w:lvl>
+    <w:lvl w:ilvl="7" w:tplc="04090003" w:tentative="1">
+      <w:start w:val="1"/>
+      <w:numFmt w:val="bullet"/>
+      <w:lvlText w:val="o"/>
+      <w:lvlJc w:val="left"/>
+      <w:pPr>
+        <w:ind w:left="5760" w:hanging="360"/>
+      </w:pPr>
+      <w:rPr>
+        <w:rFonts w:ascii="Courier New" w:hAnsi="Courier New" w:cs="Courier New" w:hint="default"/>
+      </w:rPr>
+    </w:lvl>
+    <w:lvl w:ilvl="8" w:tplc="04090005" w:tentative="1">
+      <w:start w:val="1"/>
+      <w:numFmt w:val="bullet"/>
+      <w:lvlText w:val=""/>
+      <w:lvlJc w:val="left"/>
+      <w:pPr>
+        <w:ind w:left="6480" w:hanging="360"/>
+      </w:pPr>
+      <w:rPr>
+        <w:rFonts w:ascii="Wingdings" w:hAnsi="Wingdings" w:hint="default"/>
+      </w:rPr>
+    </w:lvl>
+  </w:abstractNum>
+  <w:abstractNum w:abstractNumId="9" w15:restartNumberingAfterBreak="0">
     <w:nsid w:val="6A9F1F77"/>
     <w:multiLevelType w:val="hybridMultilevel"/>
     <w:tmpl w:val="9B2A2616"/>
@@ -3999,7 +4359,7 @@
       </w:rPr>
     </w:lvl>
   </w:abstractNum>
-  <w:abstractNum w:abstractNumId="9" w15:restartNumberingAfterBreak="0">
+  <w:abstractNum w:abstractNumId="10" w15:restartNumberingAfterBreak="0">
     <w:nsid w:val="7D0C02CA"/>
     <w:multiLevelType w:val="multilevel"/>
     <w:tmpl w:val="531CD40A"/>
@@ -4113,7 +4473,7 @@
     </w:lvl>
   </w:abstractNum>
   <w:num w:numId="1" w16cid:durableId="1643149168">
-    <w:abstractNumId w:val="9"/>
+    <w:abstractNumId w:val="10"/>
   </w:num>
   <w:num w:numId="2" w16cid:durableId="969630502">
     <w:abstractNumId w:val="1"/>
@@ -4134,7 +4494,7 @@
     <w:abstractNumId w:val="2"/>
   </w:num>
   <w:num w:numId="8" w16cid:durableId="123013516">
-    <w:abstractNumId w:val="8"/>
+    <w:abstractNumId w:val="9"/>
   </w:num>
   <w:num w:numId="9" w16cid:durableId="429202646">
     <w:abstractNumId w:val="6"/>
@@ -4142,12 +4502,15 @@
   <w:num w:numId="10" w16cid:durableId="853686330">
     <w:abstractNumId w:val="0"/>
   </w:num>
+  <w:num w:numId="11" w16cid:durableId="1907182822">
+    <w:abstractNumId w:val="8"/>
+  </w:num>
   <w:numIdMacAtCleanup w:val="3"/>
 </w:numbering>
 </file>
 
 <file path=word/styles.xml><?xml version="1.0" encoding="utf-8"?>
-<w:styles xmlns:mc="http://schemas.openxmlformats.org/markup-compatibility/2006" xmlns:r="http://schemas.openxmlformats.org/officeDocument/2006/relationships" xmlns:w="http://schemas.openxmlformats.org/wordprocessingml/2006/main" xmlns:w14="http://schemas.microsoft.com/office/word/2010/wordml" xmlns:w15="http://schemas.microsoft.com/office/word/2012/wordml" xmlns:w16cex="http://schemas.microsoft.com/office/word/2018/wordml/cex" xmlns:w16cid="http://schemas.microsoft.com/office/word/2016/wordml/cid" xmlns:w16="http://schemas.microsoft.com/office/word/2018/wordml" xmlns:w16du="http://schemas.microsoft.com/office/word/2023/wordml/word16du" xmlns:w16sdtdh="http://schemas.microsoft.com/office/word/2020/wordml/sdtdatahash" xmlns:w16sdtfl="http://schemas.microsoft.com/office/word/2024/wordml/sdtformatlock" xmlns:w16se="http://schemas.microsoft.com/office/word/2015/wordml/symex" mc:Ignorable="w14 w15 w16se w16cid w16 w16cex w16sdtdh w16sdtfl w16du">
+<w:styles xmlns:mc="http://schemas.openxmlformats.org/markup-compatibility/2006" xmlns:r="http://schemas.openxmlformats.org/officeDocument/2006/relationships" xmlns:w="http://schemas.openxmlformats.org/wordprocessingml/2006/main" xmlns:w14="http://schemas.microsoft.com/office/word/2010/wordml" xmlns:w15="http://schemas.microsoft.com/office/word/2012/wordml" xmlns:w16cex="http://schemas.microsoft.com/office/word/2018/wordml/cex" xmlns:w16cid="http://schemas.microsoft.com/office/word/2016/wordml/cid" xmlns:w16="http://schemas.microsoft.com/office/word/2018/wordml" xmlns:w16sdtdh="http://schemas.microsoft.com/office/word/2020/wordml/sdtdatahash" xmlns:w16sdtfl="http://schemas.microsoft.com/office/word/2024/wordml/sdtformatlock" xmlns:w16se="http://schemas.microsoft.com/office/word/2015/wordml/symex" xmlns:w16du="http://schemas.microsoft.com/office/word/2023/wordml/word16du" mc:Ignorable="w14 w15 w16se w16cid w16 w16cex w16sdtdh w16sdtfl w16du">
   <w:docDefaults>
     <w:rPrDefault>
       <w:rPr>
@@ -5173,7 +5536,7 @@
 </file>
 
 <file path=word/glossary/document.xml><?xml version="1.0" encoding="utf-8"?>
-<w:glossaryDocument xmlns:wpc="http://schemas.microsoft.com/office/word/2010/wordprocessingCanvas" xmlns:cx="http://schemas.microsoft.com/office/drawing/2014/chartex" xmlns:cx1="http://schemas.microsoft.com/office/drawing/2015/9/8/chartex" xmlns:cx2="http://schemas.microsoft.com/office/drawing/2015/10/21/chartex" xmlns:cx3="http://schemas.microsoft.com/office/drawing/2016/5/9/chartex" xmlns:cx4="http://schemas.microsoft.com/office/drawing/2016/5/10/chartex" xmlns:cx5="http://schemas.microsoft.com/office/drawing/2016/5/11/chartex" xmlns:cx6="http://schemas.microsoft.com/office/drawing/2016/5/12/chartex" xmlns:cx7="http://schemas.microsoft.com/office/drawing/2016/5/13/chartex" xmlns:cx8="http://schemas.microsoft.com/office/drawing/2016/5/14/chartex" xmlns:mc="http://schemas.openxmlformats.org/markup-compatibility/2006" xmlns:aink="http://schemas.microsoft.com/office/drawing/2016/ink" xmlns:am3d="http://schemas.microsoft.com/office/drawing/2017/model3d" xmlns:o="urn:schemas-microsoft-com:office:office" xmlns:oel="http://schemas.microsoft.com/office/2019/extlst" xmlns:r="http://schemas.openxmlformats.org/officeDocument/2006/relationships" xmlns:m="http://schemas.openxmlformats.org/officeDocument/2006/math" xmlns:v="urn:schemas-microsoft-com:vml" xmlns:wp14="http://schemas.microsoft.com/office/word/2010/wordprocessingDrawing" xmlns:wp="http://schemas.openxmlformats.org/drawingml/2006/wordprocessingDrawing" xmlns:w10="urn:schemas-microsoft-com:office:word" xmlns:w="http://schemas.openxmlformats.org/wordprocessingml/2006/main" xmlns:w14="http://schemas.microsoft.com/office/word/2010/wordml" xmlns:w15="http://schemas.microsoft.com/office/word/2012/wordml" xmlns:w16cex="http://schemas.microsoft.com/office/word/2018/wordml/cex" xmlns:w16cid="http://schemas.microsoft.com/office/word/2016/wordml/cid" xmlns:w16="http://schemas.microsoft.com/office/word/2018/wordml" xmlns:w16du="http://schemas.microsoft.com/office/word/2023/wordml/word16du" xmlns:w16sdtdh="http://schemas.microsoft.com/office/word/2020/wordml/sdtdatahash" xmlns:w16sdtfl="http://schemas.microsoft.com/office/word/2024/wordml/sdtformatlock" xmlns:w16se="http://schemas.microsoft.com/office/word/2015/wordml/symex" xmlns:wpg="http://schemas.microsoft.com/office/word/2010/wordprocessingGroup" xmlns:wpi="http://schemas.microsoft.com/office/word/2010/wordprocessingInk" xmlns:wne="http://schemas.microsoft.com/office/word/2006/wordml" xmlns:wps="http://schemas.microsoft.com/office/word/2010/wordprocessingShape" mc:Ignorable="w14 w15 w16se w16cid w16 w16cex w16sdtdh w16sdtfl w16du wp14">
+<w:glossaryDocument xmlns:wpc="http://schemas.microsoft.com/office/word/2010/wordprocessingCanvas" xmlns:cx="http://schemas.microsoft.com/office/drawing/2014/chartex" xmlns:cx1="http://schemas.microsoft.com/office/drawing/2015/9/8/chartex" xmlns:cx2="http://schemas.microsoft.com/office/drawing/2015/10/21/chartex" xmlns:cx3="http://schemas.microsoft.com/office/drawing/2016/5/9/chartex" xmlns:cx4="http://schemas.microsoft.com/office/drawing/2016/5/10/chartex" xmlns:cx5="http://schemas.microsoft.com/office/drawing/2016/5/11/chartex" xmlns:cx6="http://schemas.microsoft.com/office/drawing/2016/5/12/chartex" xmlns:cx7="http://schemas.microsoft.com/office/drawing/2016/5/13/chartex" xmlns:cx8="http://schemas.microsoft.com/office/drawing/2016/5/14/chartex" xmlns:mc="http://schemas.openxmlformats.org/markup-compatibility/2006" xmlns:m="http://schemas.openxmlformats.org/officeDocument/2006/math" xmlns:aink="http://schemas.microsoft.com/office/drawing/2016/ink" xmlns:am3d="http://schemas.microsoft.com/office/drawing/2017/model3d" xmlns:oel="http://schemas.microsoft.com/office/2019/extlst" xmlns:r="http://schemas.openxmlformats.org/officeDocument/2006/relationships" xmlns:wp14="http://schemas.microsoft.com/office/word/2010/wordprocessingDrawing" xmlns:wp="http://schemas.openxmlformats.org/drawingml/2006/wordprocessingDrawing" xmlns:wpg="http://schemas.microsoft.com/office/word/2010/wordprocessingGroup" xmlns:wpi="http://schemas.microsoft.com/office/word/2010/wordprocessingInk" xmlns:wps="http://schemas.microsoft.com/office/word/2010/wordprocessingShape" xmlns:o="urn:schemas-microsoft-com:office:office" xmlns:v="urn:schemas-microsoft-com:vml" xmlns:w10="urn:schemas-microsoft-com:office:word" xmlns:w="http://schemas.openxmlformats.org/wordprocessingml/2006/main" xmlns:w14="http://schemas.microsoft.com/office/word/2010/wordml" xmlns:w15="http://schemas.microsoft.com/office/word/2012/wordml" xmlns:w16cei="http://schemas.microsoft.com/office/word/2026/wordml/cei" xmlns:w16cex="http://schemas.microsoft.com/office/word/2018/wordml/cex" xmlns:w16cid="http://schemas.microsoft.com/office/word/2016/wordml/cid" xmlns:w16="http://schemas.microsoft.com/office/word/2018/wordml" xmlns:w16sdtdh="http://schemas.microsoft.com/office/word/2020/wordml/sdtdatahash" xmlns:w16sdtfl="http://schemas.microsoft.com/office/word/2024/wordml/sdtformatlock" xmlns:w16se="http://schemas.microsoft.com/office/word/2015/wordml/symex" xmlns:w16du="http://schemas.microsoft.com/office/word/2023/wordml/word16du" xmlns:wne="http://schemas.microsoft.com/office/word/2006/wordml" mc:Ignorable="w14 w15 w16se w16cid w16 w16cex w16sdtdh w16sdtfl w16du wp14">
   <w:docParts>
     <w:docPart>
       <w:docPartPr>
@@ -5211,7 +5574,7 @@
 </file>
 
 <file path=word/glossary/fontTable.xml><?xml version="1.0" encoding="utf-8"?>
-<w:fonts xmlns:mc="http://schemas.openxmlformats.org/markup-compatibility/2006" xmlns:r="http://schemas.openxmlformats.org/officeDocument/2006/relationships" xmlns:w="http://schemas.openxmlformats.org/wordprocessingml/2006/main" xmlns:w14="http://schemas.microsoft.com/office/word/2010/wordml" xmlns:w15="http://schemas.microsoft.com/office/word/2012/wordml" xmlns:w16cex="http://schemas.microsoft.com/office/word/2018/wordml/cex" xmlns:w16cid="http://schemas.microsoft.com/office/word/2016/wordml/cid" xmlns:w16="http://schemas.microsoft.com/office/word/2018/wordml" xmlns:w16du="http://schemas.microsoft.com/office/word/2023/wordml/word16du" xmlns:w16sdtdh="http://schemas.microsoft.com/office/word/2020/wordml/sdtdatahash" xmlns:w16sdtfl="http://schemas.microsoft.com/office/word/2024/wordml/sdtformatlock" xmlns:w16se="http://schemas.microsoft.com/office/word/2015/wordml/symex" mc:Ignorable="w14 w15 w16se w16cid w16 w16cex w16sdtdh w16sdtfl w16du">
+<w:fonts xmlns:mc="http://schemas.openxmlformats.org/markup-compatibility/2006" xmlns:r="http://schemas.openxmlformats.org/officeDocument/2006/relationships" xmlns:w="http://schemas.openxmlformats.org/wordprocessingml/2006/main" xmlns:w14="http://schemas.microsoft.com/office/word/2010/wordml" xmlns:w15="http://schemas.microsoft.com/office/word/2012/wordml" xmlns:w16cex="http://schemas.microsoft.com/office/word/2018/wordml/cex" xmlns:w16cid="http://schemas.microsoft.com/office/word/2016/wordml/cid" xmlns:w16="http://schemas.microsoft.com/office/word/2018/wordml" xmlns:w16sdtdh="http://schemas.microsoft.com/office/word/2020/wordml/sdtdatahash" xmlns:w16sdtfl="http://schemas.microsoft.com/office/word/2024/wordml/sdtformatlock" xmlns:w16se="http://schemas.microsoft.com/office/word/2015/wordml/symex" xmlns:w16du="http://schemas.microsoft.com/office/word/2023/wordml/word16du" mc:Ignorable="w14 w15 w16se w16cid w16 w16cex w16sdtdh w16sdtfl w16du">
   <w:font w:name="Symbol">
     <w:panose1 w:val="05050102010706020507"/>
     <w:charset w:val="02"/>
@@ -5342,7 +5705,7 @@
 </file>
 
 <file path=word/glossary/settings.xml><?xml version="1.0" encoding="utf-8"?>
-<w:settings xmlns:mc="http://schemas.openxmlformats.org/markup-compatibility/2006" xmlns:o="urn:schemas-microsoft-com:office:office" xmlns:r="http://schemas.openxmlformats.org/officeDocument/2006/relationships" xmlns:m="http://schemas.openxmlformats.org/officeDocument/2006/math" xmlns:v="urn:schemas-microsoft-com:vml" xmlns:w10="urn:schemas-microsoft-com:office:word" xmlns:w="http://schemas.openxmlformats.org/wordprocessingml/2006/main" xmlns:w14="http://schemas.microsoft.com/office/word/2010/wordml" xmlns:w15="http://schemas.microsoft.com/office/word/2012/wordml" xmlns:w16cex="http://schemas.microsoft.com/office/word/2018/wordml/cex" xmlns:w16cid="http://schemas.microsoft.com/office/word/2016/wordml/cid" xmlns:w16="http://schemas.microsoft.com/office/word/2018/wordml" xmlns:w16du="http://schemas.microsoft.com/office/word/2023/wordml/word16du" xmlns:w16sdtdh="http://schemas.microsoft.com/office/word/2020/wordml/sdtdatahash" xmlns:w16sdtfl="http://schemas.microsoft.com/office/word/2024/wordml/sdtformatlock" xmlns:w16se="http://schemas.microsoft.com/office/word/2015/wordml/symex" xmlns:sl="http://schemas.openxmlformats.org/schemaLibrary/2006/main" mc:Ignorable="w14 w15 w16se w16cid w16 w16cex w16sdtdh w16sdtfl w16du">
+<w:settings xmlns:mc="http://schemas.openxmlformats.org/markup-compatibility/2006" xmlns:m="http://schemas.openxmlformats.org/officeDocument/2006/math" xmlns:r="http://schemas.openxmlformats.org/officeDocument/2006/relationships" xmlns:sl="http://schemas.openxmlformats.org/schemaLibrary/2006/main" xmlns:o="urn:schemas-microsoft-com:office:office" xmlns:v="urn:schemas-microsoft-com:vml" xmlns:w10="urn:schemas-microsoft-com:office:word" xmlns:w="http://schemas.openxmlformats.org/wordprocessingml/2006/main" xmlns:w14="http://schemas.microsoft.com/office/word/2010/wordml" xmlns:w15="http://schemas.microsoft.com/office/word/2012/wordml" xmlns:w16cex="http://schemas.microsoft.com/office/word/2018/wordml/cex" xmlns:w16cid="http://schemas.microsoft.com/office/word/2016/wordml/cid" xmlns:w16="http://schemas.microsoft.com/office/word/2018/wordml" xmlns:w16sdtdh="http://schemas.microsoft.com/office/word/2020/wordml/sdtdatahash" xmlns:w16sdtfl="http://schemas.microsoft.com/office/word/2024/wordml/sdtformatlock" xmlns:w16se="http://schemas.microsoft.com/office/word/2015/wordml/symex" xmlns:w16du="http://schemas.microsoft.com/office/word/2023/wordml/word16du" mc:Ignorable="w14 w15 w16se w16cid w16 w16cex w16sdtdh w16sdtfl w16du">
   <w:view w:val="normal"/>
   <w:bordersDoNotSurroundHeader/>
   <w:bordersDoNotSurroundFooter/>
@@ -5371,6 +5734,7 @@
     <w:rsid w:val="00026D66"/>
     <w:rsid w:val="00046A29"/>
     <w:rsid w:val="000A74C5"/>
+    <w:rsid w:val="000B1FE5"/>
     <w:rsid w:val="000C1DF4"/>
     <w:rsid w:val="000E2ED6"/>
     <w:rsid w:val="000F7420"/>
@@ -5485,6 +5849,7 @@
     <w:rsid w:val="00854658"/>
     <w:rsid w:val="00854B96"/>
     <w:rsid w:val="00873DF9"/>
+    <w:rsid w:val="00881B0E"/>
     <w:rsid w:val="00886154"/>
     <w:rsid w:val="008A31CE"/>
     <w:rsid w:val="008B43B1"/>
@@ -5500,6 +5865,7 @@
     <w:rsid w:val="00974C8B"/>
     <w:rsid w:val="00976DD7"/>
     <w:rsid w:val="00984C13"/>
+    <w:rsid w:val="009900E6"/>
     <w:rsid w:val="009906A6"/>
     <w:rsid w:val="009C54FD"/>
     <w:rsid w:val="009D5E9A"/>
@@ -5513,6 +5879,7 @@
     <w:rsid w:val="00A60D2B"/>
     <w:rsid w:val="00A828C7"/>
     <w:rsid w:val="00A918E3"/>
+    <w:rsid w:val="00AE7C57"/>
     <w:rsid w:val="00B02296"/>
     <w:rsid w:val="00B14CDC"/>
     <w:rsid w:val="00B17F18"/>
@@ -5610,7 +5977,7 @@
 </file>
 
 <file path=word/glossary/styles.xml><?xml version="1.0" encoding="utf-8"?>
-<w:styles xmlns:mc="http://schemas.openxmlformats.org/markup-compatibility/2006" xmlns:r="http://schemas.openxmlformats.org/officeDocument/2006/relationships" xmlns:w="http://schemas.openxmlformats.org/wordprocessingml/2006/main" xmlns:w14="http://schemas.microsoft.com/office/word/2010/wordml" xmlns:w15="http://schemas.microsoft.com/office/word/2012/wordml" xmlns:w16cex="http://schemas.microsoft.com/office/word/2018/wordml/cex" xmlns:w16cid="http://schemas.microsoft.com/office/word/2016/wordml/cid" xmlns:w16="http://schemas.microsoft.com/office/word/2018/wordml" xmlns:w16du="http://schemas.microsoft.com/office/word/2023/wordml/word16du" xmlns:w16sdtdh="http://schemas.microsoft.com/office/word/2020/wordml/sdtdatahash" xmlns:w16sdtfl="http://schemas.microsoft.com/office/word/2024/wordml/sdtformatlock" xmlns:w16se="http://schemas.microsoft.com/office/word/2015/wordml/symex" mc:Ignorable="w14 w15 w16se w16cid w16 w16cex w16sdtdh w16sdtfl w16du">
+<w:styles xmlns:mc="http://schemas.openxmlformats.org/markup-compatibility/2006" xmlns:r="http://schemas.openxmlformats.org/officeDocument/2006/relationships" xmlns:w="http://schemas.openxmlformats.org/wordprocessingml/2006/main" xmlns:w14="http://schemas.microsoft.com/office/word/2010/wordml" xmlns:w15="http://schemas.microsoft.com/office/word/2012/wordml" xmlns:w16cex="http://schemas.microsoft.com/office/word/2018/wordml/cex" xmlns:w16cid="http://schemas.microsoft.com/office/word/2016/wordml/cid" xmlns:w16="http://schemas.microsoft.com/office/word/2018/wordml" xmlns:w16sdtdh="http://schemas.microsoft.com/office/word/2020/wordml/sdtdatahash" xmlns:w16sdtfl="http://schemas.microsoft.com/office/word/2024/wordml/sdtformatlock" xmlns:w16se="http://schemas.microsoft.com/office/word/2015/wordml/symex" xmlns:w16du="http://schemas.microsoft.com/office/word/2023/wordml/word16du" mc:Ignorable="w14 w15 w16se w16cid w16 w16cex w16sdtdh w16sdtfl w16du">
   <w:docDefaults>
     <w:rPrDefault>
       <w:rPr>
@@ -6049,7 +6416,7 @@
 </file>
 
 <file path=word/glossary/webSettings.xml><?xml version="1.0" encoding="utf-8"?>
-<w:webSettings xmlns:mc="http://schemas.openxmlformats.org/markup-compatibility/2006" xmlns:r="http://schemas.openxmlformats.org/officeDocument/2006/relationships" xmlns:w="http://schemas.openxmlformats.org/wordprocessingml/2006/main" xmlns:w14="http://schemas.microsoft.com/office/word/2010/wordml" xmlns:w15="http://schemas.microsoft.com/office/word/2012/wordml" xmlns:w16cex="http://schemas.microsoft.com/office/word/2018/wordml/cex" xmlns:w16cid="http://schemas.microsoft.com/office/word/2016/wordml/cid" xmlns:w16="http://schemas.microsoft.com/office/word/2018/wordml" xmlns:w16du="http://schemas.microsoft.com/office/word/2023/wordml/word16du" xmlns:w16sdtdh="http://schemas.microsoft.com/office/word/2020/wordml/sdtdatahash" xmlns:w16sdtfl="http://schemas.microsoft.com/office/word/2024/wordml/sdtformatlock" xmlns:w16se="http://schemas.microsoft.com/office/word/2015/wordml/symex" mc:Ignorable="w14 w15 w16se w16cid w16 w16cex w16sdtdh w16sdtfl w16du">
+<w:webSettings xmlns:mc="http://schemas.openxmlformats.org/markup-compatibility/2006" xmlns:r="http://schemas.openxmlformats.org/officeDocument/2006/relationships" xmlns:w="http://schemas.openxmlformats.org/wordprocessingml/2006/main" xmlns:w14="http://schemas.microsoft.com/office/word/2010/wordml" xmlns:w15="http://schemas.microsoft.com/office/word/2012/wordml" xmlns:w16cex="http://schemas.microsoft.com/office/word/2018/wordml/cex" xmlns:w16cid="http://schemas.microsoft.com/office/word/2016/wordml/cid" xmlns:w16="http://schemas.microsoft.com/office/word/2018/wordml" xmlns:w16sdtdh="http://schemas.microsoft.com/office/word/2020/wordml/sdtdatahash" xmlns:w16sdtfl="http://schemas.microsoft.com/office/word/2024/wordml/sdtformatlock" xmlns:w16se="http://schemas.microsoft.com/office/word/2015/wordml/symex" xmlns:w16du="http://schemas.microsoft.com/office/word/2023/wordml/word16du" mc:Ignorable="w14 w15 w16se w16cid w16 w16cex w16sdtdh w16sdtfl w16du">
   <w:optimizeForBrowser/>
 </w:webSettings>
 </file>
@@ -6335,4 +6702,10 @@
   <a:objectDefaults/>
   <a:extraClrSchemeLst/>
 </a:theme>
+</file>
+
+<file path=docMetadata/LabelInfo.xml><?xml version="1.0" encoding="utf-8"?>
+<clbl:labelList xmlns:clbl="http://schemas.microsoft.com/office/2020/mipLabelMetadata">
+  <clbl:label id="{8db864bc-821c-4dd3-a9c9-5002b5129ec6}" enabled="1" method="Standard" siteId="{0b95a125-791c-4f0a-9f9e-99e363117506}" contentBits="0" removed="0"/>
+</clbl:labelList>
 </file>
--- a/CV_Weidong_Wu.docx
+++ b/CV_Weidong_Wu.docx
@@ -2217,144 +2217,270 @@
         <w:ind w:left="1260" w:hanging="1260"/>
         <w:rPr>
           <w:rFonts w:ascii="Arial" w:hAnsi="Arial" w:cs="Arial"/>
-          <w:b/>
-          <w:bCs/>
+          <w:bCs/>
+        </w:rPr>
+      </w:pPr>
+      <w:r>
+        <w:rPr>
+          <w:rFonts w:ascii="Arial" w:hAnsi="Arial" w:cs="Arial"/>
           <w:iCs/>
         </w:rPr>
-      </w:pPr>
+        <w:t>Juile Zhu</w:t>
+      </w:r>
       <w:r>
         <w:rPr>
           <w:rFonts w:ascii="Arial" w:hAnsi="Arial" w:cs="Arial"/>
           <w:iCs/>
         </w:rPr>
-        <w:t>Juile Zhu</w:t>
+        <w:t xml:space="preserve"> </w:t>
       </w:r>
       <w:r>
         <w:rPr>
           <w:rFonts w:ascii="Arial" w:hAnsi="Arial" w:cs="Arial"/>
           <w:iCs/>
         </w:rPr>
+        <w:t>(</w:t>
+      </w:r>
+      <w:r>
+        <w:rPr>
+          <w:rFonts w:ascii="Arial" w:hAnsi="Arial" w:cs="Arial"/>
+          <w:bCs/>
+        </w:rPr>
+        <w:t>B.S.</w:t>
+      </w:r>
+      <w:r>
+        <w:rPr>
+          <w:rFonts w:ascii="Arial" w:hAnsi="Arial" w:cs="Arial"/>
+          <w:bCs/>
+        </w:rPr>
+        <w:t xml:space="preserve">, </w:t>
+      </w:r>
+      <w:r>
+        <w:rPr>
+          <w:rFonts w:ascii="Arial" w:hAnsi="Arial" w:cs="Arial"/>
+          <w:bCs/>
+        </w:rPr>
+        <w:t xml:space="preserve">Applied Mathematics </w:t>
+      </w:r>
+      <w:r>
+        <w:rPr>
+          <w:rFonts w:ascii="Arial" w:hAnsi="Arial" w:cs="Arial"/>
+          <w:bCs/>
+        </w:rPr>
+        <w:t xml:space="preserve">in </w:t>
+      </w:r>
+      <w:r>
+        <w:rPr>
+          <w:rFonts w:ascii="Arial" w:hAnsi="Arial" w:cs="Arial"/>
+          <w:bCs/>
+        </w:rPr>
+        <w:t>Neuroscience</w:t>
+      </w:r>
+      <w:r>
+        <w:rPr>
+          <w:rFonts w:ascii="Arial" w:hAnsi="Arial" w:cs="Arial"/>
+          <w:bCs/>
+        </w:rPr>
         <w:t xml:space="preserve"> </w:t>
       </w:r>
       <w:r>
         <w:rPr>
           <w:rFonts w:ascii="Arial" w:hAnsi="Arial" w:cs="Arial"/>
+          <w:bCs/>
+        </w:rPr>
+        <w:t>Physics Track</w:t>
+      </w:r>
+      <w:r>
+        <w:rPr>
+          <w:rFonts w:ascii="Arial" w:hAnsi="Arial" w:cs="Arial"/>
+          <w:bCs/>
+        </w:rPr>
+        <w:t xml:space="preserve">, </w:t>
+      </w:r>
+      <w:r>
+        <w:rPr>
+          <w:rFonts w:ascii="Arial" w:hAnsi="Arial" w:cs="Arial"/>
+          <w:bCs/>
+        </w:rPr>
+        <w:t>OSU</w:t>
+      </w:r>
+      <w:r>
+        <w:rPr>
+          <w:rFonts w:ascii="Arial" w:hAnsi="Arial" w:cs="Arial"/>
           <w:iCs/>
         </w:rPr>
-        <w:t>(</w:t>
-      </w:r>
-      <w:r>
-        <w:rPr>
-          <w:rFonts w:ascii="Arial" w:hAnsi="Arial" w:cs="Arial"/>
+        <w:t>)</w:t>
+      </w:r>
+      <w:r>
+        <w:rPr>
+          <w:rFonts w:ascii="Arial" w:hAnsi="Arial" w:cs="Arial"/>
+          <w:b/>
+          <w:bCs/>
           <w:iCs/>
         </w:rPr>
-        <w:t>Applied Mathematics Physics Track</w:t>
-      </w:r>
-      <w:r>
-        <w:rPr>
-          <w:rFonts w:ascii="Arial" w:hAnsi="Arial" w:cs="Arial"/>
+        <w:t xml:space="preserve"> </w:t>
+      </w:r>
+      <w:r>
+        <w:rPr>
+          <w:rFonts w:ascii="Arial" w:hAnsi="Arial" w:cs="Arial"/>
+          <w:b/>
+          <w:bCs/>
           <w:iCs/>
         </w:rPr>
-        <w:t xml:space="preserve">, </w:t>
-      </w:r>
-      <w:r>
-        <w:rPr>
-          <w:rFonts w:ascii="Arial" w:hAnsi="Arial" w:cs="Arial"/>
+        <w:tab/>
+      </w:r>
+      <w:r>
+        <w:rPr>
+          <w:rFonts w:ascii="Arial" w:hAnsi="Arial" w:cs="Arial"/>
+          <w:b/>
+          <w:bCs/>
           <w:iCs/>
         </w:rPr>
-        <w:t>OSU</w:t>
-      </w:r>
-      <w:r>
-        <w:rPr>
-          <w:rFonts w:ascii="Arial" w:hAnsi="Arial" w:cs="Arial"/>
+        <w:t xml:space="preserve"> </w:t>
+      </w:r>
+      <w:r>
+        <w:rPr>
+          <w:rFonts w:ascii="Arial" w:hAnsi="Arial" w:cs="Arial"/>
+          <w:b/>
+          <w:bCs/>
           <w:iCs/>
         </w:rPr>
-        <w:t>)</w:t>
-      </w:r>
-      <w:r>
+        <w:tab/>
+      </w:r>
+      <w:r>
+        <w:rPr>
+          <w:rFonts w:ascii="Arial" w:hAnsi="Arial" w:cs="Arial"/>
+          <w:bCs/>
+        </w:rPr>
+        <w:t>202</w:t>
+      </w:r>
+      <w:r>
+        <w:rPr>
+          <w:rFonts w:ascii="Arial" w:hAnsi="Arial" w:cs="Arial"/>
+          <w:bCs/>
+        </w:rPr>
+        <w:t xml:space="preserve">5/08 </w:t>
+      </w:r>
+      <w:r>
+        <w:rPr>
+          <w:rFonts w:ascii="Arial" w:hAnsi="Arial" w:cs="Arial"/>
+          <w:bCs/>
+        </w:rPr>
+        <w:t>–</w:t>
+      </w:r>
+      <w:r>
+        <w:rPr>
+          <w:rFonts w:ascii="Arial" w:hAnsi="Arial" w:cs="Arial"/>
+          <w:bCs/>
+        </w:rPr>
+        <w:t xml:space="preserve"> current</w:t>
+      </w:r>
+    </w:p>
+    <w:p>
+      <w:pPr>
+        <w:spacing w:line="276" w:lineRule="auto"/>
+        <w:ind w:left="1260" w:hanging="1260"/>
         <w:rPr>
           <w:rFonts w:ascii="Arial" w:hAnsi="Arial" w:cs="Arial"/>
           <w:b/>
           <w:bCs/>
           <w:iCs/>
         </w:rPr>
+      </w:pPr>
+      <w:r>
+        <w:rPr>
+          <w:rFonts w:ascii="Arial" w:hAnsi="Arial" w:cs="Arial"/>
+          <w:bCs/>
+        </w:rPr>
+        <w:t>Arya Wang (</w:t>
+      </w:r>
+      <w:r>
+        <w:rPr>
+          <w:rFonts w:ascii="Arial" w:hAnsi="Arial" w:cs="Arial"/>
+          <w:bCs/>
+        </w:rPr>
+        <w:t>B.S.</w:t>
+      </w:r>
+      <w:r>
+        <w:rPr>
+          <w:rFonts w:ascii="Arial" w:hAnsi="Arial" w:cs="Arial"/>
+          <w:bCs/>
+        </w:rPr>
+        <w:t>,</w:t>
+      </w:r>
+      <w:r>
+        <w:rPr>
+          <w:rFonts w:ascii="Arial" w:hAnsi="Arial" w:cs="Arial"/>
+          <w:bCs/>
+        </w:rPr>
+        <w:t xml:space="preserve"> Applied Mathematics</w:t>
+      </w:r>
+      <w:r>
+        <w:rPr>
+          <w:rFonts w:ascii="Arial" w:hAnsi="Arial" w:cs="Arial"/>
+          <w:bCs/>
+        </w:rPr>
         <w:t xml:space="preserve"> </w:t>
       </w:r>
       <w:r>
         <w:rPr>
           <w:rFonts w:ascii="Arial" w:hAnsi="Arial" w:cs="Arial"/>
-          <w:b/>
-          <w:bCs/>
-          <w:iCs/>
+          <w:bCs/>
+        </w:rPr>
+        <w:t xml:space="preserve">in </w:t>
+      </w:r>
+      <w:r>
+        <w:rPr>
+          <w:rFonts w:ascii="Arial" w:hAnsi="Arial" w:cs="Arial"/>
+          <w:bCs/>
+        </w:rPr>
+        <w:t>Physics Track, OSU</w:t>
+      </w:r>
+      <w:r>
+        <w:rPr>
+          <w:rFonts w:ascii="Arial" w:hAnsi="Arial" w:cs="Arial"/>
+          <w:bCs/>
+        </w:rPr>
+        <w:t xml:space="preserve">) </w:t>
+      </w:r>
+      <w:r>
+        <w:rPr>
+          <w:rFonts w:ascii="Arial" w:hAnsi="Arial" w:cs="Arial"/>
+          <w:bCs/>
         </w:rPr>
         <w:tab/>
       </w:r>
       <w:r>
         <w:rPr>
           <w:rFonts w:ascii="Arial" w:hAnsi="Arial" w:cs="Arial"/>
-          <w:b/>
-          <w:bCs/>
-          <w:iCs/>
+          <w:bCs/>
         </w:rPr>
         <w:tab/>
       </w:r>
       <w:r>
         <w:rPr>
           <w:rFonts w:ascii="Arial" w:hAnsi="Arial" w:cs="Arial"/>
-          <w:b/>
-          <w:bCs/>
-          <w:iCs/>
+          <w:bCs/>
         </w:rPr>
         <w:tab/>
       </w:r>
       <w:r>
         <w:rPr>
           <w:rFonts w:ascii="Arial" w:hAnsi="Arial" w:cs="Arial"/>
-          <w:b/>
-          <w:bCs/>
-          <w:iCs/>
+          <w:bCs/>
         </w:rPr>
         <w:tab/>
       </w:r>
       <w:r>
         <w:rPr>
           <w:rFonts w:ascii="Arial" w:hAnsi="Arial" w:cs="Arial"/>
-          <w:b/>
-          <w:bCs/>
-          <w:iCs/>
+          <w:bCs/>
         </w:rPr>
         <w:tab/>
       </w:r>
       <w:r>
         <w:rPr>
           <w:rFonts w:ascii="Arial" w:hAnsi="Arial" w:cs="Arial"/>
-          <w:b/>
-          <w:bCs/>
-          <w:iCs/>
-        </w:rPr>
-        <w:tab/>
-      </w:r>
-      <w:r>
-        <w:rPr>
-          <w:rFonts w:ascii="Arial" w:hAnsi="Arial" w:cs="Arial"/>
-          <w:b/>
-          <w:bCs/>
-          <w:iCs/>
-        </w:rPr>
-        <w:tab/>
-      </w:r>
-      <w:r>
-        <w:rPr>
-          <w:rFonts w:ascii="Arial" w:hAnsi="Arial" w:cs="Arial"/>
-          <w:b/>
-          <w:bCs/>
-          <w:iCs/>
-        </w:rPr>
-        <w:tab/>
-      </w:r>
-      <w:r>
-        <w:rPr>
-          <w:rFonts w:ascii="Arial" w:hAnsi="Arial" w:cs="Arial"/>
           <w:bCs/>
         </w:rPr>
         <w:t>202</w:t>
@@ -2364,7 +2490,21 @@
           <w:rFonts w:ascii="Arial" w:hAnsi="Arial" w:cs="Arial"/>
           <w:bCs/>
         </w:rPr>
-        <w:t>5/08 - current</w:t>
+        <w:t>5/0</w:t>
+      </w:r>
+      <w:r>
+        <w:rPr>
+          <w:rFonts w:ascii="Arial" w:hAnsi="Arial" w:cs="Arial"/>
+          <w:bCs/>
+        </w:rPr>
+        <w:t>9</w:t>
+      </w:r>
+      <w:r>
+        <w:rPr>
+          <w:rFonts w:ascii="Arial" w:hAnsi="Arial" w:cs="Arial"/>
+          <w:bCs/>
+        </w:rPr>
+        <w:t xml:space="preserve"> – current</w:t>
       </w:r>
     </w:p>
     <w:p>
@@ -2399,11 +2539,19 @@
       <w:pPr>
         <w:rPr>
           <w:rFonts w:ascii="Arial" w:hAnsi="Arial" w:cs="Arial"/>
+          <w:bCs/>
+        </w:rPr>
+      </w:pPr>
+      <w:r>
+        <w:rPr>
+          <w:rFonts w:ascii="Arial" w:hAnsi="Arial" w:cs="Arial"/>
           <w:b/>
           <w:bCs/>
           <w:iCs/>
         </w:rPr>
-      </w:pPr>
+        <w:t xml:space="preserve">Konar, </w:t>
+      </w:r>
+      <w:proofErr w:type="spellStart"/>
       <w:r>
         <w:rPr>
           <w:rFonts w:ascii="Arial" w:hAnsi="Arial" w:cs="Arial"/>
@@ -2411,9 +2559,9 @@
           <w:bCs/>
           <w:iCs/>
         </w:rPr>
-        <w:t xml:space="preserve">Konar, </w:t>
-      </w:r>
-      <w:proofErr w:type="spellStart"/>
+        <w:t>Suvam</w:t>
+      </w:r>
+      <w:proofErr w:type="spellEnd"/>
       <w:r>
         <w:rPr>
           <w:rFonts w:ascii="Arial" w:hAnsi="Arial" w:cs="Arial"/>
@@ -2421,24 +2569,35 @@
           <w:bCs/>
           <w:iCs/>
         </w:rPr>
-        <w:t>Suvam</w:t>
-      </w:r>
-      <w:proofErr w:type="spellEnd"/>
-      <w:r>
-        <w:rPr>
-          <w:rFonts w:ascii="Arial" w:hAnsi="Arial" w:cs="Arial"/>
-          <w:b/>
-          <w:bCs/>
+        <w:t xml:space="preserve"> (</w:t>
+      </w:r>
+      <w:r>
+        <w:rPr>
+          <w:rFonts w:ascii="Arial" w:hAnsi="Arial" w:cs="Arial"/>
           <w:iCs/>
         </w:rPr>
-        <w:t xml:space="preserve"> (</w:t>
+        <w:t xml:space="preserve">B.S. in </w:t>
       </w:r>
       <w:r>
         <w:rPr>
           <w:rFonts w:ascii="Arial" w:hAnsi="Arial" w:cs="Arial"/>
           <w:iCs/>
         </w:rPr>
-        <w:t>High school student)</w:t>
+        <w:t>Carnegie Mellon University</w:t>
+      </w:r>
+      <w:r>
+        <w:rPr>
+          <w:rFonts w:ascii="Arial" w:hAnsi="Arial" w:cs="Arial"/>
+          <w:iCs/>
+        </w:rPr>
+        <w:t>, Now</w:t>
+      </w:r>
+      <w:r>
+        <w:rPr>
+          <w:rFonts w:ascii="Arial" w:hAnsi="Arial" w:cs="Arial"/>
+          <w:iCs/>
+        </w:rPr>
+        <w:t>)</w:t>
       </w:r>
       <w:r>
         <w:rPr>
@@ -2501,41 +2660,6 @@
           <w:rFonts w:ascii="Arial" w:hAnsi="Arial" w:cs="Arial"/>
           <w:bCs/>
         </w:rPr>
-        <w:tab/>
-      </w:r>
-      <w:r>
-        <w:rPr>
-          <w:rFonts w:ascii="Arial" w:hAnsi="Arial" w:cs="Arial"/>
-          <w:bCs/>
-        </w:rPr>
-        <w:tab/>
-      </w:r>
-      <w:r>
-        <w:rPr>
-          <w:rFonts w:ascii="Arial" w:hAnsi="Arial" w:cs="Arial"/>
-          <w:bCs/>
-        </w:rPr>
-        <w:tab/>
-      </w:r>
-      <w:r>
-        <w:rPr>
-          <w:rFonts w:ascii="Arial" w:hAnsi="Arial" w:cs="Arial"/>
-          <w:bCs/>
-        </w:rPr>
-        <w:tab/>
-      </w:r>
-      <w:r>
-        <w:rPr>
-          <w:rFonts w:ascii="Arial" w:hAnsi="Arial" w:cs="Arial"/>
-          <w:bCs/>
-        </w:rPr>
-        <w:tab/>
-      </w:r>
-      <w:r>
-        <w:rPr>
-          <w:rFonts w:ascii="Arial" w:hAnsi="Arial" w:cs="Arial"/>
-          <w:bCs/>
-        </w:rPr>
         <w:t>202</w:t>
       </w:r>
       <w:r>
@@ -2543,13 +2667,33 @@
           <w:rFonts w:ascii="Arial" w:hAnsi="Arial" w:cs="Arial"/>
           <w:bCs/>
         </w:rPr>
-        <w:t>6/06 - current</w:t>
+        <w:t xml:space="preserve">6/06 - </w:t>
+      </w:r>
+      <w:r>
+        <w:rPr>
+          <w:rFonts w:ascii="Arial" w:hAnsi="Arial" w:cs="Arial"/>
+          <w:bCs/>
+        </w:rPr>
+        <w:t>202</w:t>
+      </w:r>
+      <w:r>
+        <w:rPr>
+          <w:rFonts w:ascii="Arial" w:hAnsi="Arial" w:cs="Arial"/>
+          <w:bCs/>
+        </w:rPr>
+        <w:t>6/0</w:t>
+      </w:r>
+      <w:r>
+        <w:rPr>
+          <w:rFonts w:ascii="Arial" w:hAnsi="Arial" w:cs="Arial"/>
+          <w:bCs/>
+        </w:rPr>
+        <w:t>8</w:t>
       </w:r>
     </w:p>
     <w:p>
       <w:pPr>
         <w:spacing w:line="276" w:lineRule="auto"/>
-        <w:ind w:left="1260" w:hanging="1260"/>
         <w:rPr>
           <w:rFonts w:ascii="Arial" w:hAnsi="Arial" w:cs="Arial"/>
           <w:b/>
@@ -4048,6 +4192,120 @@
     </w:lvl>
   </w:abstractNum>
   <w:abstractNum w:abstractNumId="7" w15:restartNumberingAfterBreak="0">
+    <w:nsid w:val="491F70E5"/>
+    <w:multiLevelType w:val="hybridMultilevel"/>
+    <w:tmpl w:val="BEC888E2"/>
+    <w:lvl w:ilvl="0" w:tplc="4B708884">
+      <w:start w:val="6"/>
+      <w:numFmt w:val="bullet"/>
+      <w:lvlText w:val="-"/>
+      <w:lvlJc w:val="left"/>
+      <w:pPr>
+        <w:ind w:left="720" w:hanging="360"/>
+      </w:pPr>
+      <w:rPr>
+        <w:rFonts w:ascii="Arial" w:eastAsia="Times New Roman" w:hAnsi="Arial" w:cs="Arial" w:hint="default"/>
+        <w:b w:val="0"/>
+      </w:rPr>
+    </w:lvl>
+    <w:lvl w:ilvl="1" w:tplc="04090003" w:tentative="1">
+      <w:start w:val="1"/>
+      <w:numFmt w:val="bullet"/>
+      <w:lvlText w:val="o"/>
+      <w:lvlJc w:val="left"/>
+      <w:pPr>
+        <w:ind w:left="1440" w:hanging="360"/>
+      </w:pPr>
+      <w:rPr>
+        <w:rFonts w:ascii="Courier New" w:hAnsi="Courier New" w:cs="Courier New" w:hint="default"/>
+      </w:rPr>
+    </w:lvl>
+    <w:lvl w:ilvl="2" w:tplc="04090005" w:tentative="1">
+      <w:start w:val="1"/>
+      <w:numFmt w:val="bullet"/>
+      <w:lvlText w:val=""/>
+      <w:lvlJc w:val="left"/>
+      <w:pPr>
+        <w:ind w:left="2160" w:hanging="360"/>
+      </w:pPr>
+      <w:rPr>
+        <w:rFonts w:ascii="Wingdings" w:hAnsi="Wingdings" w:hint="default"/>
+      </w:rPr>
+    </w:lvl>
+    <w:lvl w:ilvl="3" w:tplc="04090001" w:tentative="1">
+      <w:start w:val="1"/>
+      <w:numFmt w:val="bullet"/>
+      <w:lvlText w:val=""/>
+      <w:lvlJc w:val="left"/>
+      <w:pPr>
+        <w:ind w:left="2880" w:hanging="360"/>
+      </w:pPr>
+      <w:rPr>
+        <w:rFonts w:ascii="Symbol" w:hAnsi="Symbol" w:hint="default"/>
+      </w:rPr>
+    </w:lvl>
+    <w:lvl w:ilvl="4" w:tplc="04090003" w:tentative="1">
+      <w:start w:val="1"/>
+      <w:numFmt w:val="bullet"/>
+      <w:lvlText w:val="o"/>
+      <w:lvlJc w:val="left"/>
+      <w:pPr>
+        <w:ind w:left="3600" w:hanging="360"/>
+      </w:pPr>
+      <w:rPr>
+        <w:rFonts w:ascii="Courier New" w:hAnsi="Courier New" w:cs="Courier New" w:hint="default"/>
+      </w:rPr>
+    </w:lvl>
+    <w:lvl w:ilvl="5" w:tplc="04090005" w:tentative="1">
+      <w:start w:val="1"/>
+      <w:numFmt w:val="bullet"/>
+      <w:lvlText w:val=""/>
+      <w:lvlJc w:val="left"/>
+      <w:pPr>
+        <w:ind w:left="4320" w:hanging="360"/>
+      </w:pPr>
+      <w:rPr>
+        <w:rFonts w:ascii="Wingdings" w:hAnsi="Wingdings" w:hint="default"/>
+      </w:rPr>
+    </w:lvl>
+    <w:lvl w:ilvl="6" w:tplc="04090001" w:tentative="1">
+      <w:start w:val="1"/>
+      <w:numFmt w:val="bullet"/>
+      <w:lvlText w:val=""/>
+      <w:lvlJc w:val="left"/>
+      <w:pPr>
+        <w:ind w:left="5040" w:hanging="360"/>
+      </w:pPr>
+      <w:rPr>
+        <w:rFonts w:ascii="Symbol" w:hAnsi="Symbol" w:hint="default"/>
+      </w:rPr>
+    </w:lvl>
+    <w:lvl w:ilvl="7" w:tplc="04090003" w:tentative="1">
+      <w:start w:val="1"/>
+      <w:numFmt w:val="bullet"/>
+      <w:lvlText w:val="o"/>
+      <w:lvlJc w:val="left"/>
+      <w:pPr>
+        <w:ind w:left="5760" w:hanging="360"/>
+      </w:pPr>
+      <w:rPr>
+        <w:rFonts w:ascii="Courier New" w:hAnsi="Courier New" w:cs="Courier New" w:hint="default"/>
+      </w:rPr>
+    </w:lvl>
+    <w:lvl w:ilvl="8" w:tplc="04090005" w:tentative="1">
+      <w:start w:val="1"/>
+      <w:numFmt w:val="bullet"/>
+      <w:lvlText w:val=""/>
+      <w:lvlJc w:val="left"/>
+      <w:pPr>
+        <w:ind w:left="6480" w:hanging="360"/>
+      </w:pPr>
+      <w:rPr>
+        <w:rFonts w:ascii="Wingdings" w:hAnsi="Wingdings" w:hint="default"/>
+      </w:rPr>
+    </w:lvl>
+  </w:abstractNum>
+  <w:abstractNum w:abstractNumId="8" w15:restartNumberingAfterBreak="0">
     <w:nsid w:val="4A3D3DE8"/>
     <w:multiLevelType w:val="hybridMultilevel"/>
     <w:tmpl w:val="0EE4BAB2"/>
@@ -4133,7 +4391,7 @@
       </w:pPr>
     </w:lvl>
   </w:abstractNum>
-  <w:abstractNum w:abstractNumId="8" w15:restartNumberingAfterBreak="0">
+  <w:abstractNum w:abstractNumId="9" w15:restartNumberingAfterBreak="0">
     <w:nsid w:val="60A02014"/>
     <w:multiLevelType w:val="hybridMultilevel"/>
     <w:tmpl w:val="C624FFE8"/>
@@ -4246,7 +4504,7 @@
       </w:rPr>
     </w:lvl>
   </w:abstractNum>
-  <w:abstractNum w:abstractNumId="9" w15:restartNumberingAfterBreak="0">
+  <w:abstractNum w:abstractNumId="10" w15:restartNumberingAfterBreak="0">
     <w:nsid w:val="6A9F1F77"/>
     <w:multiLevelType w:val="hybridMultilevel"/>
     <w:tmpl w:val="9B2A2616"/>
@@ -4359,7 +4617,7 @@
       </w:rPr>
     </w:lvl>
   </w:abstractNum>
-  <w:abstractNum w:abstractNumId="10" w15:restartNumberingAfterBreak="0">
+  <w:abstractNum w:abstractNumId="11" w15:restartNumberingAfterBreak="0">
     <w:nsid w:val="7D0C02CA"/>
     <w:multiLevelType w:val="multilevel"/>
     <w:tmpl w:val="531CD40A"/>
@@ -4473,7 +4731,7 @@
     </w:lvl>
   </w:abstractNum>
   <w:num w:numId="1" w16cid:durableId="1643149168">
-    <w:abstractNumId w:val="10"/>
+    <w:abstractNumId w:val="11"/>
   </w:num>
   <w:num w:numId="2" w16cid:durableId="969630502">
     <w:abstractNumId w:val="1"/>
@@ -4482,7 +4740,7 @@
     <w:abstractNumId w:val="5"/>
   </w:num>
   <w:num w:numId="4" w16cid:durableId="1038623199">
-    <w:abstractNumId w:val="7"/>
+    <w:abstractNumId w:val="8"/>
   </w:num>
   <w:num w:numId="5" w16cid:durableId="1979992419">
     <w:abstractNumId w:val="4"/>
@@ -4494,7 +4752,7 @@
     <w:abstractNumId w:val="2"/>
   </w:num>
   <w:num w:numId="8" w16cid:durableId="123013516">
-    <w:abstractNumId w:val="9"/>
+    <w:abstractNumId w:val="10"/>
   </w:num>
   <w:num w:numId="9" w16cid:durableId="429202646">
     <w:abstractNumId w:val="6"/>
@@ -4503,7 +4761,10 @@
     <w:abstractNumId w:val="0"/>
   </w:num>
   <w:num w:numId="11" w16cid:durableId="1907182822">
-    <w:abstractNumId w:val="8"/>
+    <w:abstractNumId w:val="9"/>
+  </w:num>
+  <w:num w:numId="12" w16cid:durableId="2059015489">
+    <w:abstractNumId w:val="7"/>
   </w:num>
   <w:numIdMacAtCleanup w:val="3"/>
 </w:numbering>
@@ -5805,6 +6066,7 @@
     <w:rsid w:val="00565F5E"/>
     <w:rsid w:val="0056798D"/>
     <w:rsid w:val="00576FCD"/>
+    <w:rsid w:val="00583EE8"/>
     <w:rsid w:val="005A2146"/>
     <w:rsid w:val="005A67DB"/>
     <w:rsid w:val="005B0315"/>
@@ -5932,6 +6194,7 @@
     <w:rsid w:val="00E43AA2"/>
     <w:rsid w:val="00E4405C"/>
     <w:rsid w:val="00E67C10"/>
+    <w:rsid w:val="00E72F05"/>
     <w:rsid w:val="00E77AA9"/>
     <w:rsid w:val="00E85A1E"/>
     <w:rsid w:val="00E92B59"/>

--- a/CV_Weidong_Wu.docx
+++ b/CV_Weidong_Wu.docx
@@ -1,6 +1,6 @@
 
 <file path=word/document.xml><?xml version="1.0" encoding="utf-8"?>
-<w:document xmlns:wpc="http://schemas.microsoft.com/office/word/2010/wordprocessingCanvas" xmlns:cx="http://schemas.microsoft.com/office/drawing/2014/chartex" xmlns:cx1="http://schemas.microsoft.com/office/drawing/2015/9/8/chartex" xmlns:cx2="http://schemas.microsoft.com/office/drawing/2015/10/21/chartex" xmlns:cx3="http://schemas.microsoft.com/office/drawing/2016/5/9/chartex" xmlns:cx4="http://schemas.microsoft.com/office/drawing/2016/5/10/chartex" xmlns:cx5="http://schemas.microsoft.com/office/drawing/2016/5/11/chartex" xmlns:cx6="http://schemas.microsoft.com/office/drawing/2016/5/12/chartex" xmlns:cx7="http://schemas.microsoft.com/office/drawing/2016/5/13/chartex" xmlns:cx8="http://schemas.microsoft.com/office/drawing/2016/5/14/chartex" xmlns:mc="http://schemas.openxmlformats.org/markup-compatibility/2006" xmlns:m="http://schemas.openxmlformats.org/officeDocument/2006/math" xmlns:aink="http://schemas.microsoft.com/office/drawing/2016/ink" xmlns:am3d="http://schemas.microsoft.com/office/drawing/2017/model3d" xmlns:oel="http://schemas.microsoft.com/office/2019/extlst" xmlns:r="http://schemas.openxmlformats.org/officeDocument/2006/relationships" xmlns:wp14="http://schemas.microsoft.com/office/word/2010/wordprocessingDrawing" xmlns:wp="http://schemas.openxmlformats.org/drawingml/2006/wordprocessingDrawing" xmlns:wpg="http://schemas.microsoft.com/office/word/2010/wordprocessingGroup" xmlns:wpi="http://schemas.microsoft.com/office/word/2010/wordprocessingInk" xmlns:wps="http://schemas.microsoft.com/office/word/2010/wordprocessingShape" xmlns:o="urn:schemas-microsoft-com:office:office" xmlns:v="urn:schemas-microsoft-com:vml" xmlns:w10="urn:schemas-microsoft-com:office:word" xmlns:w="http://schemas.openxmlformats.org/wordprocessingml/2006/main" xmlns:w14="http://schemas.microsoft.com/office/word/2010/wordml" xmlns:w15="http://schemas.microsoft.com/office/word/2012/wordml" xmlns:w16cei="http://schemas.microsoft.com/office/word/2026/wordml/cei" xmlns:w16cex="http://schemas.microsoft.com/office/word/2018/wordml/cex" xmlns:w16cid="http://schemas.microsoft.com/office/word/2016/wordml/cid" xmlns:w16="http://schemas.microsoft.com/office/word/2018/wordml" xmlns:w16sdtdh="http://schemas.microsoft.com/office/word/2020/wordml/sdtdatahash" xmlns:w16sdtfl="http://schemas.microsoft.com/office/word/2024/wordml/sdtformatlock" xmlns:w16se="http://schemas.microsoft.com/office/word/2015/wordml/symex" xmlns:w16du="http://schemas.microsoft.com/office/word/2023/wordml/word16du" xmlns:wne="http://schemas.microsoft.com/office/word/2006/wordml" mc:Ignorable="w14 w15 w16se w16cid w16 w16cex w16sdtdh w16sdtfl w16du wp14">
+<w:document xmlns:wpc="http://schemas.microsoft.com/office/word/2010/wordprocessingCanvas" xmlns:cx="http://schemas.microsoft.com/office/drawing/2014/chartex" xmlns:cx1="http://schemas.microsoft.com/office/drawing/2015/9/8/chartex" xmlns:cx2="http://schemas.microsoft.com/office/drawing/2015/10/21/chartex" xmlns:cx3="http://schemas.microsoft.com/office/drawing/2016/5/9/chartex" xmlns:cx4="http://schemas.microsoft.com/office/drawing/2016/5/10/chartex" xmlns:cx5="http://schemas.microsoft.com/office/drawing/2016/5/11/chartex" xmlns:cx6="http://schemas.microsoft.com/office/drawing/2016/5/12/chartex" xmlns:cx7="http://schemas.microsoft.com/office/drawing/2016/5/13/chartex" xmlns:cx8="http://schemas.microsoft.com/office/drawing/2016/5/14/chartex" xmlns:mc="http://schemas.openxmlformats.org/markup-compatibility/2006" xmlns:aink="http://schemas.microsoft.com/office/drawing/2016/ink" xmlns:am3d="http://schemas.microsoft.com/office/drawing/2017/model3d" xmlns:o="urn:schemas-microsoft-com:office:office" xmlns:oel="http://schemas.microsoft.com/office/2019/extlst" xmlns:r="http://schemas.openxmlformats.org/officeDocument/2006/relationships" xmlns:m="http://schemas.openxmlformats.org/officeDocument/2006/math" xmlns:v="urn:schemas-microsoft-com:vml" xmlns:wp14="http://schemas.microsoft.com/office/word/2010/wordprocessingDrawing" xmlns:wp="http://schemas.openxmlformats.org/drawingml/2006/wordprocessingDrawing" xmlns:w10="urn:schemas-microsoft-com:office:word" xmlns:w="http://schemas.openxmlformats.org/wordprocessingml/2006/main" xmlns:w14="http://schemas.microsoft.com/office/word/2010/wordml" xmlns:w15="http://schemas.microsoft.com/office/word/2012/wordml" xmlns:w16cei="http://schemas.microsoft.com/office/word/2026/wordml/cei" xmlns:w16cex="http://schemas.microsoft.com/office/word/2018/wordml/cex" xmlns:w16cid="http://schemas.microsoft.com/office/word/2016/wordml/cid" xmlns:w16="http://schemas.microsoft.com/office/word/2018/wordml" xmlns:w16du="http://schemas.microsoft.com/office/word/2023/wordml/word16du" xmlns:w16sdtdh="http://schemas.microsoft.com/office/word/2020/wordml/sdtdatahash" xmlns:w16sdtfl="http://schemas.microsoft.com/office/word/2024/wordml/sdtformatlock" xmlns:w16se="http://schemas.microsoft.com/office/word/2015/wordml/symex" xmlns:wpg="http://schemas.microsoft.com/office/word/2010/wordprocessingGroup" xmlns:wpi="http://schemas.microsoft.com/office/word/2010/wordprocessingInk" xmlns:wne="http://schemas.microsoft.com/office/word/2006/wordml" xmlns:wps="http://schemas.microsoft.com/office/word/2010/wordprocessingShape" mc:Ignorable="w14 w15 w16se w16cid w16 w16cex w16sdtdh w16sdtfl w16du wp14">
   <w:body>
     <w:p>
       <w:pPr>
@@ -1041,12 +1041,11 @@
       </w:r>
       <w:r>
         <w:rPr>
-          <w:rFonts w:ascii="Arial" w:eastAsia="Arial-ItalicMT" w:hAnsi="Arial" w:cs="Arial"/>
+          <w:rFonts w:ascii="Arial" w:eastAsiaTheme="minorEastAsia" w:hAnsi="Arial" w:cs="Arial" w:hint="eastAsia"/>
           <w:bCs/>
           <w:u w:val="single"/>
-          <w:vertAlign w:val="superscript"/>
-        </w:rPr>
-        <w:t>#</w:t>
+        </w:rPr>
+        <w:t>*</w:t>
       </w:r>
       <w:r>
         <w:rPr>
@@ -1066,109 +1065,70 @@
         </w:numPr>
         <w:spacing w:line="276" w:lineRule="auto"/>
         <w:rPr>
+          <w:bCs/>
           <w:noProof/>
         </w:rPr>
       </w:pPr>
       <w:r>
         <w:rPr>
-          <w:b/>
           <w:bCs/>
           <w:noProof/>
         </w:rPr>
-        <w:t>Wu, W</w:t>
-      </w:r>
-      <w:r>
-        <w:rPr>
+        <w:t>Liu, B.</w:t>
+      </w:r>
+      <w:r>
+        <w:rPr>
+          <w:rFonts w:hint="eastAsia"/>
+          <w:bCs/>
           <w:noProof/>
         </w:rPr>
-        <w:t>.</w:t>
-      </w:r>
-      <w:r>
-        <w:rPr>
-          <w:b/>
+        <w:t>*</w:t>
+      </w:r>
+      <w:r>
+        <w:rPr>
           <w:bCs/>
           <w:noProof/>
-          <w:vertAlign w:val="superscript"/>
-        </w:rPr>
-        <w:t>#</w:t>
-      </w:r>
-      <w:r>
-        <w:rPr>
+        </w:rPr>
+        <w:t xml:space="preserve">, </w:t>
+      </w:r>
+      <w:r>
+        <w:rPr>
+          <w:b/>
+          <w:bCs/>
           <w:noProof/>
         </w:rPr>
-        <w:t>, Liu, B.</w:t>
-      </w:r>
-      <w:r>
-        <w:rPr>
+        <w:t>Wu, W.</w:t>
+      </w:r>
+      <w:r>
+        <w:rPr>
+          <w:rFonts w:hint="eastAsia"/>
           <w:b/>
           <w:bCs/>
           <w:noProof/>
-          <w:vertAlign w:val="superscript"/>
-        </w:rPr>
-        <w:t xml:space="preserve"> </w:t>
-      </w:r>
-      <w:r>
-        <w:rPr>
+        </w:rPr>
+        <w:t>*</w:t>
+      </w:r>
+      <w:r>
+        <w:rPr>
+          <w:bCs/>
           <w:noProof/>
-          <w:vertAlign w:val="superscript"/>
-        </w:rPr>
-        <w:t>#</w:t>
-      </w:r>
-      <w:r>
-        <w:rPr>
-          <w:noProof/>
-        </w:rPr>
-        <w:t>, Zhang, Q.</w:t>
-      </w:r>
-      <w:r>
-        <w:rPr>
-          <w:b/>
-          <w:bCs/>
-          <w:noProof/>
-          <w:vertAlign w:val="superscript"/>
-        </w:rPr>
-        <w:t xml:space="preserve"> </w:t>
-      </w:r>
-      <w:r>
-        <w:rPr>
-          <w:noProof/>
-          <w:vertAlign w:val="superscript"/>
-        </w:rPr>
-        <w:t>#</w:t>
-      </w:r>
-      <w:r>
-        <w:rPr>
-          <w:noProof/>
-        </w:rPr>
-        <w:t>,</w:t>
-      </w:r>
-      <w:r>
-        <w:rPr>
-          <w:b/>
-          <w:bCs/>
-          <w:noProof/>
-          <w:vertAlign w:val="superscript"/>
-        </w:rPr>
-        <w:t xml:space="preserve"> </w:t>
-      </w:r>
-      <w:r>
-        <w:rPr>
-          <w:noProof/>
-        </w:rPr>
-        <w:t xml:space="preserve">Zhang, X., Feng, P., Jia, Y., &amp; Xue, X. (2025). Heterogeneity and efficacy of immunotherapy in multiple cancer: insights from a meta-analysis. </w:t>
-      </w:r>
-      <w:r>
-        <w:rPr>
+        </w:rPr>
+        <w:t xml:space="preserve">, Liu, C., Feng, P., Liu, S., Gong, S., Li, Y., Li, Y., Mi, J., Zheng, P., Wen, H., Xue, X., &amp; Mi, Y. (2026). Multi-omic analysis of putative cellular senescence-associated genes on the risk of pan-cancer. </w:t>
+      </w:r>
+      <w:r>
+        <w:rPr>
+          <w:bCs/>
           <w:noProof/>
           <w:u w:val="single"/>
         </w:rPr>
-        <w:t>Biological Procedures Online</w:t>
-      </w:r>
-      <w:r>
-        <w:rPr>
+        <w:t>Molecular Carcinogenesis</w:t>
+      </w:r>
+      <w:r>
+        <w:rPr>
+          <w:bCs/>
           <w:noProof/>
         </w:rPr>
-        <w:t>, 27(1), 17.</w:t>
+        <w:t>. https://doi.org/10.1002/mc.70170</w:t>
       </w:r>
     </w:p>
     <w:p>
@@ -1185,31 +1145,55 @@
       </w:pPr>
       <w:r>
         <w:rPr>
+          <w:b/>
+          <w:bCs/>
           <w:noProof/>
         </w:rPr>
         <w:lastRenderedPageBreak/>
-        <w:t>Si, Y</w:t>
-      </w:r>
-      <w:r>
-        <w:rPr>
+        <w:t>Wu, W</w:t>
+      </w:r>
+      <w:r>
+        <w:rPr>
+          <w:noProof/>
+        </w:rPr>
+        <w:t>.</w:t>
+      </w:r>
+      <w:r>
+        <w:rPr>
+          <w:rFonts w:hint="eastAsia"/>
+          <w:b/>
+          <w:bCs/>
+          <w:noProof/>
+        </w:rPr>
+        <w:t>*</w:t>
+      </w:r>
+      <w:r>
+        <w:rPr>
+          <w:noProof/>
+        </w:rPr>
+        <w:t>, Liu, B.</w:t>
+      </w:r>
+      <w:r>
+        <w:rPr>
+          <w:b/>
+          <w:bCs/>
           <w:noProof/>
           <w:vertAlign w:val="superscript"/>
         </w:rPr>
-        <w:t>#</w:t>
-      </w:r>
-      <w:r>
-        <w:rPr>
+        <w:t xml:space="preserve"> </w:t>
+      </w:r>
+      <w:r>
+        <w:rPr>
+          <w:rFonts w:hint="eastAsia"/>
           <w:noProof/>
         </w:rPr>
-        <w:t xml:space="preserve">., </w:t>
-      </w:r>
-      <w:r>
-        <w:rPr>
-          <w:b/>
-          <w:bCs/>
+        <w:t>*</w:t>
+      </w:r>
+      <w:r>
+        <w:rPr>
           <w:noProof/>
         </w:rPr>
-        <w:t>Wu, W.</w:t>
+        <w:t>, Zhang, Q.</w:t>
       </w:r>
       <w:r>
         <w:rPr>
@@ -1218,7 +1202,97 @@
           <w:noProof/>
           <w:vertAlign w:val="superscript"/>
         </w:rPr>
+        <w:t xml:space="preserve"> </w:t>
+      </w:r>
+      <w:r>
+        <w:rPr>
+          <w:noProof/>
+          <w:vertAlign w:val="superscript"/>
+        </w:rPr>
         <w:t>#</w:t>
+      </w:r>
+      <w:r>
+        <w:rPr>
+          <w:noProof/>
+        </w:rPr>
+        <w:t>,</w:t>
+      </w:r>
+      <w:r>
+        <w:rPr>
+          <w:b/>
+          <w:bCs/>
+          <w:noProof/>
+          <w:vertAlign w:val="superscript"/>
+        </w:rPr>
+        <w:t xml:space="preserve"> </w:t>
+      </w:r>
+      <w:r>
+        <w:rPr>
+          <w:noProof/>
+        </w:rPr>
+        <w:t xml:space="preserve">Zhang, X., Feng, P., Jia, Y., &amp; Xue, X. (2025). Heterogeneity and efficacy of immunotherapy in multiple cancer: insights from a meta-analysis. </w:t>
+      </w:r>
+      <w:r>
+        <w:rPr>
+          <w:noProof/>
+          <w:u w:val="single"/>
+        </w:rPr>
+        <w:t>Biological Procedures Online</w:t>
+      </w:r>
+      <w:r>
+        <w:rPr>
+          <w:noProof/>
+        </w:rPr>
+        <w:t>, 27(1), 17.</w:t>
+      </w:r>
+    </w:p>
+    <w:p>
+      <w:pPr>
+        <w:pStyle w:val="EndNoteBibliography"/>
+        <w:numPr>
+          <w:ilvl w:val="0"/>
+          <w:numId w:val="5"/>
+        </w:numPr>
+        <w:spacing w:line="276" w:lineRule="auto"/>
+        <w:rPr>
+          <w:noProof/>
+        </w:rPr>
+      </w:pPr>
+      <w:r>
+        <w:rPr>
+          <w:noProof/>
+        </w:rPr>
+        <w:t>Si, Y</w:t>
+      </w:r>
+      <w:r>
+        <w:rPr>
+          <w:rFonts w:hint="eastAsia"/>
+          <w:noProof/>
+        </w:rPr>
+        <w:t>*</w:t>
+      </w:r>
+      <w:r>
+        <w:rPr>
+          <w:noProof/>
+        </w:rPr>
+        <w:t xml:space="preserve">., </w:t>
+      </w:r>
+      <w:r>
+        <w:rPr>
+          <w:b/>
+          <w:bCs/>
+          <w:noProof/>
+        </w:rPr>
+        <w:t>Wu, W.</w:t>
+      </w:r>
+      <w:r>
+        <w:rPr>
+          <w:rFonts w:hint="eastAsia"/>
+          <w:b/>
+          <w:bCs/>
+          <w:noProof/>
+        </w:rPr>
+        <w:t>*</w:t>
       </w:r>
       <w:r>
         <w:rPr>
@@ -1265,16 +1339,6 @@
       </w:r>
       <w:r>
         <w:rPr>
-          <w:b/>
-          <w:bCs/>
-          <w:noProof/>
-          <w:color w:val="000000" w:themeColor="text1"/>
-          <w:vertAlign w:val="superscript"/>
-        </w:rPr>
-        <w:t>#</w:t>
-      </w:r>
-      <w:r>
-        <w:rPr>
           <w:noProof/>
           <w:color w:val="000000" w:themeColor="text1"/>
         </w:rPr>
@@ -1294,6 +1358,218 @@
           <w:color w:val="000000" w:themeColor="text1"/>
         </w:rPr>
         <w:t>) (pp. 661-665). IEEE.</w:t>
+      </w:r>
+    </w:p>
+    <w:p>
+      <w:pPr>
+        <w:pStyle w:val="EndNoteBibliography"/>
+        <w:numPr>
+          <w:ilvl w:val="0"/>
+          <w:numId w:val="5"/>
+        </w:numPr>
+        <w:spacing w:line="276" w:lineRule="auto"/>
+        <w:jc w:val="left"/>
+        <w:rPr>
+          <w:noProof/>
+          <w:color w:val="000000" w:themeColor="text1"/>
+        </w:rPr>
+      </w:pPr>
+      <w:r>
+        <w:rPr>
+          <w:noProof/>
+          <w:color w:val="000000" w:themeColor="text1"/>
+        </w:rPr>
+        <w:t>Liu, S.</w:t>
+      </w:r>
+      <w:r>
+        <w:rPr>
+          <w:rFonts w:hint="eastAsia"/>
+          <w:noProof/>
+          <w:color w:val="000000" w:themeColor="text1"/>
+        </w:rPr>
+        <w:t>*</w:t>
+      </w:r>
+      <w:r>
+        <w:rPr>
+          <w:noProof/>
+          <w:color w:val="000000" w:themeColor="text1"/>
+        </w:rPr>
+        <w:t xml:space="preserve">, </w:t>
+      </w:r>
+      <w:r>
+        <w:rPr>
+          <w:b/>
+          <w:noProof/>
+          <w:color w:val="000000" w:themeColor="text1"/>
+        </w:rPr>
+        <w:t>Wu, W.</w:t>
+      </w:r>
+      <w:r>
+        <w:rPr>
+          <w:rFonts w:hint="eastAsia"/>
+          <w:b/>
+          <w:bCs/>
+          <w:noProof/>
+        </w:rPr>
+        <w:t>*</w:t>
+      </w:r>
+      <w:r>
+        <w:rPr>
+          <w:noProof/>
+          <w:color w:val="000000" w:themeColor="text1"/>
+        </w:rPr>
+        <w:t>, Ge, T.</w:t>
+      </w:r>
+      <w:r>
+        <w:rPr>
+          <w:rFonts w:hint="eastAsia"/>
+          <w:b/>
+          <w:bCs/>
+          <w:noProof/>
+        </w:rPr>
+        <w:t>*</w:t>
+      </w:r>
+      <w:r>
+        <w:rPr>
+          <w:noProof/>
+          <w:color w:val="000000" w:themeColor="text1"/>
+        </w:rPr>
+        <w:t xml:space="preserve">, Zheng, P., Sun, X., Wang, J., Liu, B., Wen, H., Zhang, X., Zhu, Y., Hou, J., Zhang, Y., Mi, Y., &amp; Xue, X. Integrated ATAC-seq and RNA-seq analysis reveals key transcriptional regulators driving intestinal metaplasia development in human organoids (Under </w:t>
+      </w:r>
+      <w:r>
+        <w:rPr>
+          <w:rFonts w:hint="eastAsia"/>
+          <w:noProof/>
+          <w:color w:val="000000" w:themeColor="text1"/>
+        </w:rPr>
+        <w:t>Revision</w:t>
+      </w:r>
+      <w:r>
+        <w:rPr>
+          <w:rFonts w:hint="eastAsia"/>
+          <w:noProof/>
+          <w:color w:val="000000" w:themeColor="text1"/>
+        </w:rPr>
+        <w:t>).</w:t>
+      </w:r>
+    </w:p>
+    <w:p>
+      <w:pPr>
+        <w:pStyle w:val="EndNoteBibliography"/>
+        <w:numPr>
+          <w:ilvl w:val="0"/>
+          <w:numId w:val="5"/>
+        </w:numPr>
+        <w:spacing w:line="276" w:lineRule="auto"/>
+        <w:jc w:val="left"/>
+        <w:rPr>
+          <w:noProof/>
+          <w:color w:val="000000" w:themeColor="text1"/>
+        </w:rPr>
+      </w:pPr>
+      <w:r>
+        <w:rPr>
+          <w:b/>
+          <w:bCs/>
+          <w:noProof/>
+          <w:color w:val="000000" w:themeColor="text1"/>
+        </w:rPr>
+        <w:t>Wu W</w:t>
+      </w:r>
+      <w:r>
+        <w:rPr>
+          <w:noProof/>
+          <w:color w:val="000000" w:themeColor="text1"/>
+        </w:rPr>
+        <w:t>, Kim TY, Xu J, Cheng H, Wang C, …, Cheng F, Fu H, Ma A, Ma Q. An AI-powered single-cell and spatial omics ecosystem for neurodegenerative disease</w:t>
+      </w:r>
+      <w:r>
+        <w:rPr>
+          <w:rFonts w:hint="eastAsia"/>
+          <w:noProof/>
+          <w:color w:val="000000" w:themeColor="text1"/>
+        </w:rPr>
+        <w:t xml:space="preserve"> (Under </w:t>
+      </w:r>
+      <w:r>
+        <w:rPr>
+          <w:rFonts w:hint="eastAsia"/>
+          <w:noProof/>
+          <w:color w:val="000000" w:themeColor="text1"/>
+        </w:rPr>
+        <w:t>Revision</w:t>
+      </w:r>
+      <w:r>
+        <w:rPr>
+          <w:rFonts w:hint="eastAsia"/>
+          <w:noProof/>
+          <w:color w:val="000000" w:themeColor="text1"/>
+        </w:rPr>
+        <w:t>).</w:t>
+      </w:r>
+    </w:p>
+    <w:p>
+      <w:pPr>
+        <w:pStyle w:val="EndNoteBibliography"/>
+        <w:numPr>
+          <w:ilvl w:val="0"/>
+          <w:numId w:val="5"/>
+        </w:numPr>
+        <w:spacing w:line="276" w:lineRule="auto"/>
+        <w:jc w:val="left"/>
+        <w:rPr>
+          <w:noProof/>
+          <w:color w:val="000000" w:themeColor="text1"/>
+        </w:rPr>
+      </w:pPr>
+      <w:r>
+        <w:rPr>
+          <w:b/>
+          <w:bCs/>
+          <w:noProof/>
+          <w:color w:val="000000" w:themeColor="text1"/>
+        </w:rPr>
+        <w:t>Wu W</w:t>
+      </w:r>
+      <w:r>
+        <w:rPr>
+          <w:rFonts w:hint="eastAsia"/>
+          <w:b/>
+          <w:bCs/>
+          <w:noProof/>
+        </w:rPr>
+        <w:t>*</w:t>
+      </w:r>
+      <w:r>
+        <w:rPr>
+          <w:noProof/>
+          <w:color w:val="000000" w:themeColor="text1"/>
+        </w:rPr>
+        <w:t>, Fu J</w:t>
+      </w:r>
+      <w:r>
+        <w:rPr>
+          <w:rFonts w:hint="eastAsia"/>
+          <w:b/>
+          <w:bCs/>
+          <w:noProof/>
+        </w:rPr>
+        <w:t>*</w:t>
+      </w:r>
+      <w:r>
+        <w:rPr>
+          <w:noProof/>
+          <w:color w:val="000000" w:themeColor="text1"/>
+        </w:rPr>
+        <w:t>, Miller JG, Xiao K, Zhu J, Wang X, Zimmerman KA, Huang X, Li L, Li Z, Ma Q, Ma A. Toward computational preclinical models for advancing human health</w:t>
+      </w:r>
+      <w:r>
+        <w:rPr>
+          <w:rFonts w:hint="eastAsia"/>
+          <w:noProof/>
+          <w:color w:val="000000" w:themeColor="text1"/>
+        </w:rPr>
+        <w:t>.</w:t>
       </w:r>
     </w:p>
     <w:p>
@@ -1495,7 +1771,7 @@
           <w:sz w:val="24"/>
           <w:szCs w:val="24"/>
         </w:rPr>
-        <w:t xml:space="preserve">Wang, Y., Ma, A., Song, N.J., Shannon, A.E., Amankwah, Y.S., Chen, X., </w:t>
+        <w:t xml:space="preserve">Miller, S.J., Zhong, H., </w:t>
       </w:r>
       <w:r>
         <w:rPr>
@@ -1513,7 +1789,7 @@
           <w:sz w:val="24"/>
           <w:szCs w:val="24"/>
         </w:rPr>
-        <w:t xml:space="preserve">., Wang, Z., </w:t>
+        <w:t xml:space="preserve">., Cordova, A.M., Yashchenko, M.E., Yashchenko, A., Li, Z., </w:t>
       </w:r>
       <w:proofErr w:type="spellStart"/>
       <w:r>
@@ -1522,7 +1798,7 @@
           <w:sz w:val="24"/>
           <w:szCs w:val="24"/>
         </w:rPr>
-        <w:t>Saadey</w:t>
+        <w:t>Jafree</w:t>
       </w:r>
       <w:proofErr w:type="spellEnd"/>
       <w:r>
@@ -1531,7 +1807,25 @@
           <w:sz w:val="24"/>
           <w:szCs w:val="24"/>
         </w:rPr>
-        <w:t xml:space="preserve">, A.A., Yousif, A. and Ghosh, G., 2025. Proteotoxic stress response drives T cell exhaustion and immune evasion. </w:t>
+        <w:t xml:space="preserve">, D.J., Zimmerman, C.N., DeVette, C.I. and Do, V., 2026. A cross model single-cell atlas reveals conserved involvement of </w:t>
+      </w:r>
+      <w:proofErr w:type="spellStart"/>
+      <w:r>
+        <w:rPr>
+          <w:rFonts w:ascii="Arial" w:hAnsi="Arial" w:cs="Arial"/>
+          <w:sz w:val="24"/>
+          <w:szCs w:val="24"/>
+        </w:rPr>
+        <w:t>osteopontin</w:t>
+      </w:r>
+      <w:proofErr w:type="spellEnd"/>
+      <w:r>
+        <w:rPr>
+          <w:rFonts w:ascii="Arial" w:hAnsi="Arial" w:cs="Arial"/>
+          <w:sz w:val="24"/>
+          <w:szCs w:val="24"/>
+        </w:rPr>
+        <w:t xml:space="preserve"> in polycystic kidney disease. </w:t>
       </w:r>
       <w:r>
         <w:rPr>
@@ -1540,7 +1834,7 @@
           <w:szCs w:val="24"/>
           <w:u w:val="single"/>
         </w:rPr>
-        <w:t>Nature</w:t>
+        <w:t>JCI insight</w:t>
       </w:r>
       <w:r>
         <w:rPr>
@@ -1561,7 +1855,7 @@
         <w:spacing w:after="0"/>
         <w:ind w:firstLineChars="0"/>
         <w:rPr>
-          <w:rFonts w:ascii="Arial" w:hAnsi="Arial" w:cs="Arial"/>
+          <w:rFonts w:ascii="Arial" w:hAnsi="Arial" w:cs="Arial" w:hint="eastAsia"/>
           <w:sz w:val="24"/>
           <w:szCs w:val="24"/>
         </w:rPr>
@@ -1572,7 +1866,7 @@
           <w:sz w:val="24"/>
           <w:szCs w:val="24"/>
         </w:rPr>
-        <w:t xml:space="preserve">Dong, H., Liang, C., Zhang, J., </w:t>
+        <w:t xml:space="preserve">Wang, X., Duan, M., Su, P.L., Li, J., Krull, J., Jin, J., Chen, H., Sun, Y., </w:t>
       </w:r>
       <w:r>
         <w:rPr>
@@ -1582,7 +1876,7 @@
           <w:sz w:val="24"/>
           <w:szCs w:val="24"/>
         </w:rPr>
-        <w:t>Wu, W.</w:t>
+        <w:t>Wu, W</w:t>
       </w:r>
       <w:r>
         <w:rPr>
@@ -1590,25 +1884,23 @@
           <w:sz w:val="24"/>
           <w:szCs w:val="24"/>
         </w:rPr>
-        <w:t>, Kumar, N., Liu, Z., Sun, Y., Liao, Z., Cheng, X., Yu, Y. et al., 2025. O-</w:t>
-      </w:r>
-      <w:proofErr w:type="spellStart"/>
+        <w:t>., He, K. and Carpenter, R., 202</w:t>
+      </w:r>
       <w:r>
         <w:rPr>
           <w:rFonts w:ascii="Arial" w:hAnsi="Arial" w:cs="Arial"/>
           <w:sz w:val="24"/>
           <w:szCs w:val="24"/>
         </w:rPr>
-        <w:t>GlcNAc</w:t>
-      </w:r>
-      <w:proofErr w:type="spellEnd"/>
+        <w:t>6</w:t>
+      </w:r>
       <w:r>
         <w:rPr>
           <w:rFonts w:ascii="Arial" w:hAnsi="Arial" w:cs="Arial"/>
           <w:sz w:val="24"/>
           <w:szCs w:val="24"/>
         </w:rPr>
-        <w:t xml:space="preserve"> transferase plays dual antiviral roles by integrating innate immunity and lipid metabolism. </w:t>
+        <w:t xml:space="preserve">. Deep-learning-enabled multi-omics analyses for prediction of future metastasis in cancer. </w:t>
       </w:r>
       <w:r>
         <w:rPr>
@@ -1649,7 +1941,7 @@
           <w:sz w:val="24"/>
           <w:szCs w:val="24"/>
         </w:rPr>
-        <w:t xml:space="preserve">Miller, S.J., Zhong, H., </w:t>
+        <w:t xml:space="preserve">Wang, Y., Ma, A., Song, N.J., Shannon, A.E., Amankwah, Y.S., Chen, X., </w:t>
       </w:r>
       <w:r>
         <w:rPr>
@@ -1667,7 +1959,7 @@
           <w:sz w:val="24"/>
           <w:szCs w:val="24"/>
         </w:rPr>
-        <w:t xml:space="preserve">., Cordova, A.M., Yashchenko, M.E., Yashchenko, A., Li, Z., </w:t>
+        <w:t xml:space="preserve">., Wang, Z., </w:t>
       </w:r>
       <w:proofErr w:type="spellStart"/>
       <w:r>
@@ -1676,7 +1968,7 @@
           <w:sz w:val="24"/>
           <w:szCs w:val="24"/>
         </w:rPr>
-        <w:t>Jafree</w:t>
+        <w:t>Saadey</w:t>
       </w:r>
       <w:proofErr w:type="spellEnd"/>
       <w:r>
@@ -1685,25 +1977,7 @@
           <w:sz w:val="24"/>
           <w:szCs w:val="24"/>
         </w:rPr>
-        <w:t xml:space="preserve">, D.J., Zimmerman, C.N., DeVette, C.I. and Do, V., 2026. A cross model single-cell atlas reveals conserved involvement of </w:t>
-      </w:r>
-      <w:proofErr w:type="spellStart"/>
-      <w:r>
-        <w:rPr>
-          <w:rFonts w:ascii="Arial" w:hAnsi="Arial" w:cs="Arial"/>
-          <w:sz w:val="24"/>
-          <w:szCs w:val="24"/>
-        </w:rPr>
-        <w:t>osteopontin</w:t>
-      </w:r>
-      <w:proofErr w:type="spellEnd"/>
-      <w:r>
-        <w:rPr>
-          <w:rFonts w:ascii="Arial" w:hAnsi="Arial" w:cs="Arial"/>
-          <w:sz w:val="24"/>
-          <w:szCs w:val="24"/>
-        </w:rPr>
-        <w:t xml:space="preserve"> in polycystic kidney disease. </w:t>
+        <w:t xml:space="preserve">, A.A., Yousif, A. and Ghosh, G., 2025. Proteotoxic stress response drives T cell exhaustion and immune evasion. </w:t>
       </w:r>
       <w:r>
         <w:rPr>
@@ -1712,7 +1986,7 @@
           <w:szCs w:val="24"/>
           <w:u w:val="single"/>
         </w:rPr>
-        <w:t>JCI insight</w:t>
+        <w:t>Nature</w:t>
       </w:r>
       <w:r>
         <w:rPr>
@@ -1744,7 +2018,7 @@
           <w:sz w:val="24"/>
           <w:szCs w:val="24"/>
         </w:rPr>
-        <w:t xml:space="preserve">Wang, X., Duan, M., Su, P.L., Li, J., Krull, J., Jin, J., Chen, H., Sun, Y., </w:t>
+        <w:t xml:space="preserve">Dong, H., Liang, C., Zhang, J., </w:t>
       </w:r>
       <w:r>
         <w:rPr>
@@ -1754,7 +2028,7 @@
           <w:sz w:val="24"/>
           <w:szCs w:val="24"/>
         </w:rPr>
-        <w:t>Wu, W</w:t>
+        <w:t>Wu, W.</w:t>
       </w:r>
       <w:r>
         <w:rPr>
@@ -1762,23 +2036,25 @@
           <w:sz w:val="24"/>
           <w:szCs w:val="24"/>
         </w:rPr>
-        <w:t>., He, K. and Carpenter, R., 202</w:t>
-      </w:r>
+        <w:t>, Kumar, N., Liu, Z., Sun, Y., Liao, Z., Cheng, X., Yu, Y. et al., 2025. O-</w:t>
+      </w:r>
+      <w:proofErr w:type="spellStart"/>
       <w:r>
         <w:rPr>
           <w:rFonts w:ascii="Arial" w:hAnsi="Arial" w:cs="Arial"/>
           <w:sz w:val="24"/>
           <w:szCs w:val="24"/>
         </w:rPr>
-        <w:t>6</w:t>
-      </w:r>
+        <w:t>GlcNAc</w:t>
+      </w:r>
+      <w:proofErr w:type="spellEnd"/>
       <w:r>
         <w:rPr>
           <w:rFonts w:ascii="Arial" w:hAnsi="Arial" w:cs="Arial"/>
           <w:sz w:val="24"/>
           <w:szCs w:val="24"/>
         </w:rPr>
-        <w:t xml:space="preserve">. Deep-learning-enabled multi-omics analyses for prediction of future metastasis in cancer. </w:t>
+        <w:t xml:space="preserve"> transferase plays dual antiviral roles by integrating innate immunity and lipid metabolism. </w:t>
       </w:r>
       <w:r>
         <w:rPr>
@@ -1948,21 +2224,127 @@
       <w:pPr>
         <w:spacing w:line="276" w:lineRule="auto"/>
         <w:rPr>
-          <w:rFonts w:ascii="Arial" w:hAnsi="Arial" w:cs="Arial"/>
-          <w:b/>
-        </w:rPr>
-      </w:pPr>
-      <w:r>
-        <w:rPr>
-          <w:rFonts w:ascii="Arial" w:hAnsi="Arial" w:cs="Arial"/>
-          <w:b/>
-        </w:rPr>
-        <w:t>Journal reviewer</w:t>
-      </w:r>
-      <w:r>
-        <w:rPr>
-          <w:rFonts w:ascii="Arial" w:hAnsi="Arial" w:cs="Arial"/>
-          <w:b/>
+          <w:rFonts w:ascii="Arial" w:eastAsiaTheme="minorEastAsia" w:hAnsi="Arial" w:cs="Arial"/>
+          <w:b/>
+        </w:rPr>
+      </w:pPr>
+      <w:r>
+        <w:rPr>
+          <w:rFonts w:ascii="Arial" w:eastAsiaTheme="minorEastAsia" w:hAnsi="Arial" w:cs="Arial"/>
+          <w:b/>
+        </w:rPr>
+        <w:t>TOOL DEVELOPMENT</w:t>
+      </w:r>
+    </w:p>
+    <w:p>
+      <w:pPr>
+        <w:pStyle w:val="ListParagraph"/>
+        <w:numPr>
+          <w:ilvl w:val="0"/>
+          <w:numId w:val="13"/>
+        </w:numPr>
+        <w:ind w:firstLineChars="0"/>
+        <w:rPr>
+          <w:rFonts w:ascii="Arial" w:eastAsiaTheme="minorEastAsia" w:hAnsi="Arial" w:cs="Arial"/>
+          <w:b/>
+        </w:rPr>
+      </w:pPr>
+      <w:proofErr w:type="spellStart"/>
+      <w:r>
+        <w:rPr>
+          <w:rFonts w:ascii="Arial" w:eastAsiaTheme="minorEastAsia" w:hAnsi="Arial" w:cs="Arial" w:hint="eastAsia"/>
+          <w:b/>
+        </w:rPr>
+        <w:t>ssKIND</w:t>
+      </w:r>
+      <w:proofErr w:type="spellEnd"/>
+      <w:r>
+        <w:rPr>
+          <w:rFonts w:ascii="Arial" w:eastAsiaTheme="minorEastAsia" w:hAnsi="Arial" w:cs="Arial" w:hint="eastAsia"/>
+          <w:b/>
+        </w:rPr>
+        <w:t xml:space="preserve">: </w:t>
+      </w:r>
+      <w:proofErr w:type="spellStart"/>
+      <w:r>
+        <w:rPr>
+          <w:rFonts w:ascii="Arial" w:hAnsi="Arial" w:cs="Arial"/>
+          <w:bCs/>
+        </w:rPr>
+        <w:t>ssKIND</w:t>
+      </w:r>
+      <w:proofErr w:type="spellEnd"/>
+      <w:r>
+        <w:rPr>
+          <w:rFonts w:ascii="Arial" w:hAnsi="Arial" w:cs="Arial"/>
+          <w:bCs/>
+        </w:rPr>
+        <w:t>: A Single-Cell and Spatial Omics Resource and AI Platform for Neurodegenerative Diseases</w:t>
+      </w:r>
+      <w:r>
+        <w:rPr>
+          <w:rFonts w:ascii="Arial" w:hAnsi="Arial" w:cs="Arial" w:hint="eastAsia"/>
+          <w:bCs/>
+        </w:rPr>
+        <w:t xml:space="preserve"> (</w:t>
+      </w:r>
+      <w:hyperlink r:id="rId15" w:history="1">
+        <w:r>
+          <w:rPr>
+            <w:rStyle w:val="Hyperlink"/>
+            <w:rFonts w:ascii="Arial" w:hAnsi="Arial" w:cs="Arial"/>
+            <w:bCs/>
+          </w:rPr>
+          <w:t>https://bmblx.bmi.osumc.edu/sskind/</w:t>
+        </w:r>
+      </w:hyperlink>
+      <w:r>
+        <w:rPr>
+          <w:rFonts w:ascii="Arial" w:hAnsi="Arial" w:cs="Arial" w:hint="eastAsia"/>
+          <w:bCs/>
+        </w:rPr>
+        <w:t>)</w:t>
+      </w:r>
+    </w:p>
+    <w:p>
+      <w:pPr>
+        <w:spacing w:line="276" w:lineRule="auto"/>
+        <w:rPr>
+          <w:rFonts w:ascii="Arial" w:eastAsiaTheme="minorEastAsia" w:hAnsi="Arial" w:cs="Arial"/>
+          <w:b/>
+        </w:rPr>
+      </w:pPr>
+    </w:p>
+    <w:p>
+      <w:pPr>
+        <w:spacing w:line="276" w:lineRule="auto"/>
+        <w:rPr>
+          <w:rFonts w:ascii="Arial" w:hAnsi="Arial" w:cs="Arial"/>
+          <w:b/>
+          <w:bCs/>
+        </w:rPr>
+      </w:pPr>
+      <w:r>
+        <w:rPr>
+          <w:rFonts w:ascii="Arial" w:hAnsi="Arial" w:cs="Arial"/>
+          <w:b/>
+          <w:bCs/>
+        </w:rPr>
+        <w:t>J</w:t>
+      </w:r>
+      <w:r>
+        <w:rPr>
+          <w:rFonts w:ascii="Arial" w:eastAsiaTheme="minorEastAsia" w:hAnsi="Arial" w:cs="Arial" w:hint="eastAsia"/>
+          <w:b/>
+          <w:bCs/>
+        </w:rPr>
+        <w:t>OURNAL REVIEWER</w:t>
+      </w:r>
+      <w:r>
+        <w:rPr>
+          <w:rFonts w:ascii="Arial" w:hAnsi="Arial" w:cs="Arial"/>
+          <w:b/>
+          <w:bCs/>
         </w:rPr>
         <w:t>:</w:t>
       </w:r>
@@ -2165,7 +2547,136 @@
       <w:pPr>
         <w:spacing w:line="276" w:lineRule="auto"/>
         <w:rPr>
-          <w:rFonts w:ascii="Arial" w:hAnsi="Arial" w:cs="Arial"/>
+          <w:rFonts w:ascii="Arial" w:eastAsiaTheme="minorEastAsia" w:hAnsi="Arial" w:cs="Arial"/>
+        </w:rPr>
+      </w:pPr>
+    </w:p>
+    <w:p>
+      <w:pPr>
+        <w:spacing w:line="276" w:lineRule="auto"/>
+        <w:rPr>
+          <w:rFonts w:ascii="Arial" w:hAnsi="Arial" w:cs="Arial"/>
+          <w:b/>
+          <w:bCs/>
+        </w:rPr>
+      </w:pPr>
+      <w:r>
+        <w:rPr>
+          <w:rFonts w:ascii="Arial" w:hAnsi="Arial" w:cs="Arial"/>
+          <w:b/>
+          <w:bCs/>
+        </w:rPr>
+        <w:t>CONFERENCE</w:t>
+      </w:r>
+      <w:r>
+        <w:rPr>
+          <w:rFonts w:ascii="Arial" w:eastAsiaTheme="minorEastAsia" w:hAnsi="Arial" w:cs="Arial" w:hint="eastAsia"/>
+          <w:b/>
+          <w:bCs/>
+        </w:rPr>
+        <w:t xml:space="preserve"> </w:t>
+      </w:r>
+      <w:r>
+        <w:rPr>
+          <w:rFonts w:ascii="Arial" w:hAnsi="Arial" w:cs="Arial"/>
+          <w:b/>
+          <w:bCs/>
+        </w:rPr>
+        <w:t>P</w:t>
+      </w:r>
+      <w:r>
+        <w:rPr>
+          <w:rFonts w:ascii="Arial" w:hAnsi="Arial" w:cs="Arial" w:hint="eastAsia"/>
+          <w:b/>
+          <w:bCs/>
+        </w:rPr>
+        <w:t>OSTERS</w:t>
+      </w:r>
+    </w:p>
+    <w:p>
+      <w:pPr>
+        <w:spacing w:line="276" w:lineRule="auto"/>
+        <w:rPr>
+          <w:rFonts w:ascii="Arial" w:eastAsiaTheme="minorEastAsia" w:hAnsi="Arial" w:cs="Arial"/>
+        </w:rPr>
+      </w:pPr>
+    </w:p>
+    <w:p>
+      <w:pPr>
+        <w:spacing w:line="276" w:lineRule="auto"/>
+        <w:ind w:left="2520" w:hanging="2520"/>
+        <w:rPr>
+          <w:rFonts w:ascii="Arial" w:hAnsi="Arial" w:cs="Arial"/>
+          <w:bCs/>
+          <w:iCs/>
+        </w:rPr>
+      </w:pPr>
+      <w:proofErr w:type="gramStart"/>
+      <w:r>
+        <w:rPr>
+          <w:rFonts w:ascii="Arial" w:hAnsi="Arial" w:cs="Arial"/>
+          <w:bCs/>
+        </w:rPr>
+        <w:t>202</w:t>
+      </w:r>
+      <w:r>
+        <w:rPr>
+          <w:rFonts w:ascii="Arial" w:hAnsi="Arial" w:cs="Arial"/>
+          <w:bCs/>
+        </w:rPr>
+        <w:t>6</w:t>
+      </w:r>
+      <w:r>
+        <w:rPr>
+          <w:rFonts w:ascii="Arial" w:hAnsi="Arial" w:cs="Arial"/>
+          <w:bCs/>
+        </w:rPr>
+        <w:t>,</w:t>
+      </w:r>
+      <w:r>
+        <w:rPr>
+          <w:rFonts w:ascii="Arial" w:hAnsi="Arial" w:cs="Arial"/>
+          <w:bCs/>
+        </w:rPr>
+        <w:t xml:space="preserve">  ICIBM</w:t>
+      </w:r>
+      <w:proofErr w:type="gramEnd"/>
+      <w:r>
+        <w:rPr>
+          <w:rFonts w:ascii="Arial" w:hAnsi="Arial" w:cs="Arial"/>
+          <w:bCs/>
+        </w:rPr>
+        <w:t xml:space="preserve"> at Buffalo, NY </w:t>
+      </w:r>
+      <w:r>
+        <w:rPr>
+          <w:rFonts w:ascii="Arial" w:hAnsi="Arial" w:cs="Arial"/>
+          <w:bCs/>
+        </w:rPr>
+        <w:tab/>
+      </w:r>
+      <w:proofErr w:type="spellStart"/>
+      <w:r>
+        <w:rPr>
+          <w:rFonts w:ascii="Arial" w:hAnsi="Arial" w:cs="Arial"/>
+          <w:bCs/>
+        </w:rPr>
+        <w:t>ssKIND</w:t>
+      </w:r>
+      <w:proofErr w:type="spellEnd"/>
+      <w:r>
+        <w:rPr>
+          <w:rFonts w:ascii="Arial" w:hAnsi="Arial" w:cs="Arial"/>
+          <w:bCs/>
+        </w:rPr>
+        <w:t>: A Single-Cell and Spatial Omics Resource and AI Platform for Neurodegenerative Diseases</w:t>
+      </w:r>
+    </w:p>
+    <w:p>
+      <w:pPr>
+        <w:spacing w:line="276" w:lineRule="auto"/>
+        <w:rPr>
+          <w:rFonts w:ascii="Arial" w:eastAsiaTheme="minorEastAsia" w:hAnsi="Arial" w:cs="Arial"/>
         </w:rPr>
       </w:pPr>
     </w:p>
@@ -2223,6 +2734,8 @@
       <w:r>
         <w:rPr>
           <w:rFonts w:ascii="Arial" w:hAnsi="Arial" w:cs="Arial"/>
+          <w:b/>
+          <w:bCs/>
           <w:iCs/>
         </w:rPr>
         <w:t>Juile Zhu</w:t>
@@ -2390,9 +2903,16 @@
       <w:r>
         <w:rPr>
           <w:rFonts w:ascii="Arial" w:hAnsi="Arial" w:cs="Arial"/>
-          <w:bCs/>
-        </w:rPr>
-        <w:t>Arya Wang (</w:t>
+          <w:b/>
+        </w:rPr>
+        <w:t>Arya Wang</w:t>
+      </w:r>
+      <w:r>
+        <w:rPr>
+          <w:rFonts w:ascii="Arial" w:hAnsi="Arial" w:cs="Arial"/>
+          <w:bCs/>
+        </w:rPr>
+        <w:t xml:space="preserve"> (</w:t>
       </w:r>
       <w:r>
         <w:rPr>
@@ -2413,14 +2933,7 @@
           <w:rFonts w:ascii="Arial" w:hAnsi="Arial" w:cs="Arial"/>
           <w:bCs/>
         </w:rPr>
-        <w:t xml:space="preserve"> Applied Mathematics</w:t>
-      </w:r>
-      <w:r>
-        <w:rPr>
-          <w:rFonts w:ascii="Arial" w:hAnsi="Arial" w:cs="Arial"/>
-          <w:bCs/>
-        </w:rPr>
-        <w:t xml:space="preserve"> </w:t>
+        <w:t xml:space="preserve"> Applied Mathematics </w:t>
       </w:r>
       <w:r>
         <w:rPr>
@@ -2490,21 +3003,7 @@
           <w:rFonts w:ascii="Arial" w:hAnsi="Arial" w:cs="Arial"/>
           <w:bCs/>
         </w:rPr>
-        <w:t>5/0</w:t>
-      </w:r>
-      <w:r>
-        <w:rPr>
-          <w:rFonts w:ascii="Arial" w:hAnsi="Arial" w:cs="Arial"/>
-          <w:bCs/>
-        </w:rPr>
-        <w:t>9</w:t>
-      </w:r>
-      <w:r>
-        <w:rPr>
-          <w:rFonts w:ascii="Arial" w:hAnsi="Arial" w:cs="Arial"/>
-          <w:bCs/>
-        </w:rPr>
-        <w:t xml:space="preserve"> – current</w:t>
+        <w:t>5/09 – current</w:t>
       </w:r>
     </w:p>
     <w:p>
@@ -2569,33 +3068,26 @@
           <w:bCs/>
           <w:iCs/>
         </w:rPr>
-        <w:t xml:space="preserve"> (</w:t>
-      </w:r>
-      <w:r>
-        <w:rPr>
-          <w:rFonts w:ascii="Arial" w:hAnsi="Arial" w:cs="Arial"/>
-          <w:iCs/>
-        </w:rPr>
-        <w:t xml:space="preserve">B.S. in </w:t>
-      </w:r>
-      <w:r>
-        <w:rPr>
-          <w:rFonts w:ascii="Arial" w:hAnsi="Arial" w:cs="Arial"/>
-          <w:iCs/>
-        </w:rPr>
-        <w:t>Carnegie Mellon University</w:t>
-      </w:r>
-      <w:r>
-        <w:rPr>
-          <w:rFonts w:ascii="Arial" w:hAnsi="Arial" w:cs="Arial"/>
-          <w:iCs/>
-        </w:rPr>
-        <w:t>, Now</w:t>
-      </w:r>
-      <w:r>
-        <w:rPr>
-          <w:rFonts w:ascii="Arial" w:hAnsi="Arial" w:cs="Arial"/>
-          <w:iCs/>
+        <w:t xml:space="preserve"> </w:t>
+      </w:r>
+      <w:r>
+        <w:rPr>
+          <w:rFonts w:ascii="Arial" w:hAnsi="Arial" w:cs="Arial"/>
+          <w:bCs/>
+        </w:rPr>
+        <w:t>(</w:t>
+      </w:r>
+      <w:r>
+        <w:rPr>
+          <w:rFonts w:ascii="Arial" w:hAnsi="Arial" w:cs="Arial"/>
+          <w:bCs/>
+        </w:rPr>
+        <w:t>now B.S. student, Carnegie Mellon University</w:t>
+      </w:r>
+      <w:r>
+        <w:rPr>
+          <w:rFonts w:ascii="Arial" w:hAnsi="Arial" w:cs="Arial"/>
+          <w:bCs/>
         </w:rPr>
         <w:t>)</w:t>
       </w:r>
@@ -2646,76 +3138,193 @@
           <w:rFonts w:ascii="Arial" w:hAnsi="Arial" w:cs="Arial"/>
           <w:bCs/>
         </w:rPr>
+        <w:t>202</w:t>
+      </w:r>
+      <w:r>
+        <w:rPr>
+          <w:rFonts w:ascii="Arial" w:hAnsi="Arial" w:cs="Arial"/>
+          <w:bCs/>
+        </w:rPr>
+        <w:t xml:space="preserve">6/06 - </w:t>
+      </w:r>
+      <w:r>
+        <w:rPr>
+          <w:rFonts w:ascii="Arial" w:hAnsi="Arial" w:cs="Arial"/>
+          <w:bCs/>
+        </w:rPr>
+        <w:t>202</w:t>
+      </w:r>
+      <w:r>
+        <w:rPr>
+          <w:rFonts w:ascii="Arial" w:hAnsi="Arial" w:cs="Arial"/>
+          <w:bCs/>
+        </w:rPr>
+        <w:t>6/08</w:t>
+      </w:r>
+    </w:p>
+    <w:p>
+      <w:pPr>
+        <w:spacing w:line="276" w:lineRule="auto"/>
+        <w:rPr>
+          <w:rFonts w:ascii="Arial" w:eastAsiaTheme="minorEastAsia" w:hAnsi="Arial" w:cs="Arial" w:hint="eastAsia"/>
+          <w:b/>
+        </w:rPr>
+      </w:pPr>
+    </w:p>
+    <w:p>
+      <w:pPr>
+        <w:spacing w:line="276" w:lineRule="auto"/>
+        <w:rPr>
+          <w:rFonts w:ascii="Arial" w:eastAsiaTheme="minorEastAsia" w:hAnsi="Arial" w:cs="Arial"/>
+          <w:b/>
+        </w:rPr>
+      </w:pPr>
+      <w:r>
+        <w:rPr>
+          <w:rFonts w:ascii="Arial" w:eastAsiaTheme="minorEastAsia" w:hAnsi="Arial" w:cs="Arial" w:hint="eastAsia"/>
+          <w:b/>
+        </w:rPr>
+        <w:t>M</w:t>
+      </w:r>
+      <w:r>
+        <w:rPr>
+          <w:rFonts w:ascii="Arial" w:eastAsiaTheme="minorEastAsia" w:hAnsi="Arial" w:cs="Arial" w:hint="eastAsia"/>
+          <w:b/>
+        </w:rPr>
+        <w:t>EMBERSHIPS</w:t>
+      </w:r>
+    </w:p>
+    <w:p>
+      <w:pPr>
+        <w:pStyle w:val="ListParagraph"/>
+        <w:numPr>
+          <w:ilvl w:val="0"/>
+          <w:numId w:val="13"/>
+        </w:numPr>
+        <w:ind w:firstLineChars="0"/>
+        <w:rPr>
+          <w:rFonts w:ascii="Arial" w:eastAsiaTheme="minorEastAsia" w:hAnsi="Arial" w:cs="Arial"/>
+          <w:bCs/>
+        </w:rPr>
+      </w:pPr>
+      <w:r>
+        <w:rPr>
+          <w:rFonts w:ascii="Arial" w:eastAsiaTheme="minorEastAsia" w:hAnsi="Arial" w:cs="Arial" w:hint="eastAsia"/>
+          <w:bCs/>
+        </w:rPr>
+        <w:t>International Society for Computational Biology</w:t>
+      </w:r>
+      <w:r>
+        <w:rPr>
+          <w:rFonts w:ascii="Arial" w:eastAsiaTheme="minorEastAsia" w:hAnsi="Arial" w:cs="Arial" w:hint="eastAsia"/>
+          <w:b/>
+        </w:rPr>
+        <w:t xml:space="preserve"> </w:t>
+      </w:r>
+      <w:r>
+        <w:rPr>
+          <w:rFonts w:ascii="Arial" w:eastAsiaTheme="minorEastAsia" w:hAnsi="Arial" w:cs="Arial" w:hint="eastAsia"/>
+          <w:b/>
+        </w:rPr>
+        <w:t>(</w:t>
+      </w:r>
+      <w:r>
+        <w:rPr>
+          <w:rFonts w:ascii="Arial" w:eastAsiaTheme="minorEastAsia" w:hAnsi="Arial" w:cs="Arial" w:hint="eastAsia"/>
+          <w:b/>
+        </w:rPr>
+        <w:t>ISCB</w:t>
+      </w:r>
+      <w:r>
+        <w:rPr>
+          <w:rFonts w:ascii="Arial" w:eastAsiaTheme="minorEastAsia" w:hAnsi="Arial" w:cs="Arial" w:hint="eastAsia"/>
+          <w:b/>
+        </w:rPr>
+        <w:t xml:space="preserve">) </w:t>
+      </w:r>
+      <w:r>
+        <w:rPr>
+          <w:rFonts w:ascii="Arial" w:eastAsiaTheme="minorEastAsia" w:hAnsi="Arial" w:cs="Arial"/>
+          <w:b/>
+        </w:rPr>
         <w:tab/>
       </w:r>
       <w:r>
         <w:rPr>
-          <w:rFonts w:ascii="Arial" w:hAnsi="Arial" w:cs="Arial"/>
-          <w:bCs/>
+          <w:rFonts w:ascii="Arial" w:eastAsiaTheme="minorEastAsia" w:hAnsi="Arial" w:cs="Arial"/>
+          <w:b/>
         </w:rPr>
         <w:tab/>
       </w:r>
       <w:r>
         <w:rPr>
-          <w:rFonts w:ascii="Arial" w:hAnsi="Arial" w:cs="Arial"/>
-          <w:bCs/>
-        </w:rPr>
-        <w:t>202</w:t>
-      </w:r>
-      <w:r>
-        <w:rPr>
-          <w:rFonts w:ascii="Arial" w:hAnsi="Arial" w:cs="Arial"/>
-          <w:bCs/>
-        </w:rPr>
-        <w:t xml:space="preserve">6/06 - </w:t>
-      </w:r>
-      <w:r>
-        <w:rPr>
-          <w:rFonts w:ascii="Arial" w:hAnsi="Arial" w:cs="Arial"/>
-          <w:bCs/>
-        </w:rPr>
-        <w:t>202</w:t>
-      </w:r>
-      <w:r>
-        <w:rPr>
-          <w:rFonts w:ascii="Arial" w:hAnsi="Arial" w:cs="Arial"/>
-          <w:bCs/>
-        </w:rPr>
-        <w:t>6/0</w:t>
-      </w:r>
-      <w:r>
-        <w:rPr>
-          <w:rFonts w:ascii="Arial" w:hAnsi="Arial" w:cs="Arial"/>
-          <w:bCs/>
-        </w:rPr>
-        <w:t>8</w:t>
+          <w:rFonts w:ascii="Arial" w:eastAsiaTheme="minorEastAsia" w:hAnsi="Arial" w:cs="Arial"/>
+          <w:b/>
+        </w:rPr>
+        <w:tab/>
+      </w:r>
+      <w:r>
+        <w:rPr>
+          <w:rFonts w:ascii="Arial" w:eastAsiaTheme="minorEastAsia" w:hAnsi="Arial" w:cs="Arial"/>
+          <w:b/>
+        </w:rPr>
+        <w:tab/>
+      </w:r>
+      <w:r>
+        <w:rPr>
+          <w:rFonts w:ascii="Arial" w:eastAsiaTheme="minorEastAsia" w:hAnsi="Arial" w:cs="Arial"/>
+          <w:b/>
+        </w:rPr>
+        <w:tab/>
+      </w:r>
+      <w:r>
+        <w:rPr>
+          <w:rFonts w:ascii="Arial" w:eastAsiaTheme="minorEastAsia" w:hAnsi="Arial" w:cs="Arial"/>
+          <w:b/>
+        </w:rPr>
+        <w:tab/>
+      </w:r>
+      <w:r>
+        <w:rPr>
+          <w:rFonts w:ascii="Arial" w:eastAsiaTheme="minorEastAsia" w:hAnsi="Arial" w:cs="Arial"/>
+          <w:b/>
+        </w:rPr>
+        <w:tab/>
+      </w:r>
+      <w:r>
+        <w:rPr>
+          <w:rFonts w:ascii="Arial" w:eastAsiaTheme="minorEastAsia" w:hAnsi="Arial" w:cs="Arial" w:hint="eastAsia"/>
+          <w:b/>
+        </w:rPr>
+        <w:t xml:space="preserve">  </w:t>
+      </w:r>
+      <w:r>
+        <w:rPr>
+          <w:rFonts w:ascii="Arial" w:eastAsiaTheme="minorEastAsia" w:hAnsi="Arial" w:cs="Arial" w:hint="eastAsia"/>
+          <w:b/>
+        </w:rPr>
+        <w:t xml:space="preserve"> </w:t>
+      </w:r>
+      <w:r>
+        <w:rPr>
+          <w:rFonts w:ascii="Arial" w:eastAsiaTheme="minorEastAsia" w:hAnsi="Arial" w:cs="Arial" w:hint="eastAsia"/>
+          <w:b/>
+        </w:rPr>
+        <w:t xml:space="preserve">   </w:t>
+      </w:r>
+      <w:r>
+        <w:rPr>
+          <w:rFonts w:ascii="Arial" w:eastAsiaTheme="minorEastAsia" w:hAnsi="Arial" w:cs="Arial" w:hint="eastAsia"/>
+          <w:bCs/>
+        </w:rPr>
+        <w:t>2025 - Now</w:t>
       </w:r>
     </w:p>
     <w:p>
       <w:pPr>
         <w:spacing w:line="276" w:lineRule="auto"/>
         <w:rPr>
-          <w:rFonts w:ascii="Arial" w:hAnsi="Arial" w:cs="Arial"/>
-          <w:b/>
-          <w:bCs/>
-          <w:iCs/>
-        </w:rPr>
-      </w:pPr>
-    </w:p>
-    <w:p>
-      <w:pPr>
-        <w:spacing w:line="276" w:lineRule="auto"/>
-        <w:rPr>
-          <w:rFonts w:ascii="Arial" w:hAnsi="Arial" w:cs="Arial"/>
-          <w:b/>
-        </w:rPr>
-      </w:pPr>
-    </w:p>
-    <w:p>
-      <w:pPr>
-        <w:spacing w:line="276" w:lineRule="auto"/>
-        <w:rPr>
-          <w:rFonts w:ascii="Arial" w:hAnsi="Arial" w:cs="Arial"/>
+          <w:rFonts w:ascii="Arial" w:eastAsiaTheme="minorEastAsia" w:hAnsi="Arial" w:cs="Arial" w:hint="eastAsia"/>
           <w:b/>
         </w:rPr>
       </w:pPr>
@@ -3015,6 +3624,7 @@
           <w:b/>
           <w:bCs/>
         </w:rPr>
+        <w:lastRenderedPageBreak/>
         <w:t>Software Development</w:t>
       </w:r>
       <w:r>
@@ -3189,8 +3799,12 @@
       </w:pPr>
     </w:p>
     <w:sectPr>
-      <w:headerReference w:type="default" r:id="rId15"/>
-      <w:footerReference w:type="default" r:id="rId16"/>
+      <w:headerReference w:type="even" r:id="rId16"/>
+      <w:headerReference w:type="default" r:id="rId17"/>
+      <w:footerReference w:type="even" r:id="rId18"/>
+      <w:footerReference w:type="default" r:id="rId19"/>
+      <w:headerReference w:type="first" r:id="rId20"/>
+      <w:footerReference w:type="first" r:id="rId21"/>
       <w:type w:val="continuous"/>
       <w:pgSz w:w="12240" w:h="15840"/>
       <w:pgMar w:top="720" w:right="720" w:bottom="720" w:left="720" w:header="720" w:footer="720" w:gutter="0"/>
@@ -3203,7 +3817,7 @@
 </file>
 
 <file path=word/endnotes.xml><?xml version="1.0" encoding="utf-8"?>
-<w:endnotes xmlns:wpc="http://schemas.microsoft.com/office/word/2010/wordprocessingCanvas" xmlns:cx="http://schemas.microsoft.com/office/drawing/2014/chartex" xmlns:cx1="http://schemas.microsoft.com/office/drawing/2015/9/8/chartex" xmlns:cx2="http://schemas.microsoft.com/office/drawing/2015/10/21/chartex" xmlns:cx3="http://schemas.microsoft.com/office/drawing/2016/5/9/chartex" xmlns:cx4="http://schemas.microsoft.com/office/drawing/2016/5/10/chartex" xmlns:cx5="http://schemas.microsoft.com/office/drawing/2016/5/11/chartex" xmlns:cx6="http://schemas.microsoft.com/office/drawing/2016/5/12/chartex" xmlns:cx7="http://schemas.microsoft.com/office/drawing/2016/5/13/chartex" xmlns:cx8="http://schemas.microsoft.com/office/drawing/2016/5/14/chartex" xmlns:mc="http://schemas.openxmlformats.org/markup-compatibility/2006" xmlns:m="http://schemas.openxmlformats.org/officeDocument/2006/math" xmlns:aink="http://schemas.microsoft.com/office/drawing/2016/ink" xmlns:am3d="http://schemas.microsoft.com/office/drawing/2017/model3d" xmlns:oel="http://schemas.microsoft.com/office/2019/extlst" xmlns:r="http://schemas.openxmlformats.org/officeDocument/2006/relationships" xmlns:wp14="http://schemas.microsoft.com/office/word/2010/wordprocessingDrawing" xmlns:wp="http://schemas.openxmlformats.org/drawingml/2006/wordprocessingDrawing" xmlns:wpg="http://schemas.microsoft.com/office/word/2010/wordprocessingGroup" xmlns:wpi="http://schemas.microsoft.com/office/word/2010/wordprocessingInk" xmlns:wps="http://schemas.microsoft.com/office/word/2010/wordprocessingShape" xmlns:o="urn:schemas-microsoft-com:office:office" xmlns:v="urn:schemas-microsoft-com:vml" xmlns:w10="urn:schemas-microsoft-com:office:word" xmlns:w="http://schemas.openxmlformats.org/wordprocessingml/2006/main" xmlns:w14="http://schemas.microsoft.com/office/word/2010/wordml" xmlns:w15="http://schemas.microsoft.com/office/word/2012/wordml" xmlns:w16cei="http://schemas.microsoft.com/office/word/2026/wordml/cei" xmlns:w16cex="http://schemas.microsoft.com/office/word/2018/wordml/cex" xmlns:w16cid="http://schemas.microsoft.com/office/word/2016/wordml/cid" xmlns:w16="http://schemas.microsoft.com/office/word/2018/wordml" xmlns:w16sdtdh="http://schemas.microsoft.com/office/word/2020/wordml/sdtdatahash" xmlns:w16sdtfl="http://schemas.microsoft.com/office/word/2024/wordml/sdtformatlock" xmlns:w16se="http://schemas.microsoft.com/office/word/2015/wordml/symex" xmlns:w16du="http://schemas.microsoft.com/office/word/2023/wordml/word16du" xmlns:wne="http://schemas.microsoft.com/office/word/2006/wordml" mc:Ignorable="w14 w15 w16se w16cid w16 w16cex w16sdtdh w16sdtfl w16du wp14">
+<w:endnotes xmlns:wpc="http://schemas.microsoft.com/office/word/2010/wordprocessingCanvas" xmlns:cx="http://schemas.microsoft.com/office/drawing/2014/chartex" xmlns:cx1="http://schemas.microsoft.com/office/drawing/2015/9/8/chartex" xmlns:cx2="http://schemas.microsoft.com/office/drawing/2015/10/21/chartex" xmlns:cx3="http://schemas.microsoft.com/office/drawing/2016/5/9/chartex" xmlns:cx4="http://schemas.microsoft.com/office/drawing/2016/5/10/chartex" xmlns:cx5="http://schemas.microsoft.com/office/drawing/2016/5/11/chartex" xmlns:cx6="http://schemas.microsoft.com/office/drawing/2016/5/12/chartex" xmlns:cx7="http://schemas.microsoft.com/office/drawing/2016/5/13/chartex" xmlns:cx8="http://schemas.microsoft.com/office/drawing/2016/5/14/chartex" xmlns:mc="http://schemas.openxmlformats.org/markup-compatibility/2006" xmlns:aink="http://schemas.microsoft.com/office/drawing/2016/ink" xmlns:am3d="http://schemas.microsoft.com/office/drawing/2017/model3d" xmlns:o="urn:schemas-microsoft-com:office:office" xmlns:oel="http://schemas.microsoft.com/office/2019/extlst" xmlns:r="http://schemas.openxmlformats.org/officeDocument/2006/relationships" xmlns:m="http://schemas.openxmlformats.org/officeDocument/2006/math" xmlns:v="urn:schemas-microsoft-com:vml" xmlns:wp14="http://schemas.microsoft.com/office/word/2010/wordprocessingDrawing" xmlns:wp="http://schemas.openxmlformats.org/drawingml/2006/wordprocessingDrawing" xmlns:w10="urn:schemas-microsoft-com:office:word" xmlns:w="http://schemas.openxmlformats.org/wordprocessingml/2006/main" xmlns:w14="http://schemas.microsoft.com/office/word/2010/wordml" xmlns:w15="http://schemas.microsoft.com/office/word/2012/wordml" xmlns:w16cei="http://schemas.microsoft.com/office/word/2026/wordml/cei" xmlns:w16cex="http://schemas.microsoft.com/office/word/2018/wordml/cex" xmlns:w16cid="http://schemas.microsoft.com/office/word/2016/wordml/cid" xmlns:w16="http://schemas.microsoft.com/office/word/2018/wordml" xmlns:w16du="http://schemas.microsoft.com/office/word/2023/wordml/word16du" xmlns:w16sdtdh="http://schemas.microsoft.com/office/word/2020/wordml/sdtdatahash" xmlns:w16sdtfl="http://schemas.microsoft.com/office/word/2024/wordml/sdtformatlock" xmlns:w16se="http://schemas.microsoft.com/office/word/2015/wordml/symex" xmlns:wpg="http://schemas.microsoft.com/office/word/2010/wordprocessingGroup" xmlns:wpi="http://schemas.microsoft.com/office/word/2010/wordprocessingInk" xmlns:wne="http://schemas.microsoft.com/office/word/2006/wordml" xmlns:wps="http://schemas.microsoft.com/office/word/2010/wordprocessingShape" mc:Ignorable="w14 w15 w16se w16cid w16 w16cex w16sdtdh w16sdtfl w16du wp14">
   <w:endnote w:type="separator" w:id="-1">
     <w:p>
       <w:r>
@@ -3222,7 +3836,17 @@
 </file>
 
 <file path=word/footer1.xml><?xml version="1.0" encoding="utf-8"?>
-<w:ftr xmlns:wpc="http://schemas.microsoft.com/office/word/2010/wordprocessingCanvas" xmlns:cx="http://schemas.microsoft.com/office/drawing/2014/chartex" xmlns:cx1="http://schemas.microsoft.com/office/drawing/2015/9/8/chartex" xmlns:cx2="http://schemas.microsoft.com/office/drawing/2015/10/21/chartex" xmlns:cx3="http://schemas.microsoft.com/office/drawing/2016/5/9/chartex" xmlns:cx4="http://schemas.microsoft.com/office/drawing/2016/5/10/chartex" xmlns:cx5="http://schemas.microsoft.com/office/drawing/2016/5/11/chartex" xmlns:cx6="http://schemas.microsoft.com/office/drawing/2016/5/12/chartex" xmlns:cx7="http://schemas.microsoft.com/office/drawing/2016/5/13/chartex" xmlns:cx8="http://schemas.microsoft.com/office/drawing/2016/5/14/chartex" xmlns:mc="http://schemas.openxmlformats.org/markup-compatibility/2006" xmlns:m="http://schemas.openxmlformats.org/officeDocument/2006/math" xmlns:aink="http://schemas.microsoft.com/office/drawing/2016/ink" xmlns:am3d="http://schemas.microsoft.com/office/drawing/2017/model3d" xmlns:oel="http://schemas.microsoft.com/office/2019/extlst" xmlns:r="http://schemas.openxmlformats.org/officeDocument/2006/relationships" xmlns:wp14="http://schemas.microsoft.com/office/word/2010/wordprocessingDrawing" xmlns:wp="http://schemas.openxmlformats.org/drawingml/2006/wordprocessingDrawing" xmlns:wpg="http://schemas.microsoft.com/office/word/2010/wordprocessingGroup" xmlns:wpi="http://schemas.microsoft.com/office/word/2010/wordprocessingInk" xmlns:wps="http://schemas.microsoft.com/office/word/2010/wordprocessingShape" xmlns:o="urn:schemas-microsoft-com:office:office" xmlns:v="urn:schemas-microsoft-com:vml" xmlns:w10="urn:schemas-microsoft-com:office:word" xmlns:w="http://schemas.openxmlformats.org/wordprocessingml/2006/main" xmlns:w14="http://schemas.microsoft.com/office/word/2010/wordml" xmlns:w15="http://schemas.microsoft.com/office/word/2012/wordml" xmlns:w16cei="http://schemas.microsoft.com/office/word/2026/wordml/cei" xmlns:w16cex="http://schemas.microsoft.com/office/word/2018/wordml/cex" xmlns:w16cid="http://schemas.microsoft.com/office/word/2016/wordml/cid" xmlns:w16="http://schemas.microsoft.com/office/word/2018/wordml" xmlns:w16sdtdh="http://schemas.microsoft.com/office/word/2020/wordml/sdtdatahash" xmlns:w16sdtfl="http://schemas.microsoft.com/office/word/2024/wordml/sdtformatlock" xmlns:w16se="http://schemas.microsoft.com/office/word/2015/wordml/symex" xmlns:w16du="http://schemas.microsoft.com/office/word/2023/wordml/word16du" xmlns:wne="http://schemas.microsoft.com/office/word/2006/wordml" mc:Ignorable="w14 w15 w16se w16cid w16 w16cex w16sdtdh w16sdtfl w16du wp14">
+<w:ftr xmlns:wpc="http://schemas.microsoft.com/office/word/2010/wordprocessingCanvas" xmlns:cx="http://schemas.microsoft.com/office/drawing/2014/chartex" xmlns:cx1="http://schemas.microsoft.com/office/drawing/2015/9/8/chartex" xmlns:cx2="http://schemas.microsoft.com/office/drawing/2015/10/21/chartex" xmlns:cx3="http://schemas.microsoft.com/office/drawing/2016/5/9/chartex" xmlns:cx4="http://schemas.microsoft.com/office/drawing/2016/5/10/chartex" xmlns:cx5="http://schemas.microsoft.com/office/drawing/2016/5/11/chartex" xmlns:cx6="http://schemas.microsoft.com/office/drawing/2016/5/12/chartex" xmlns:cx7="http://schemas.microsoft.com/office/drawing/2016/5/13/chartex" xmlns:cx8="http://schemas.microsoft.com/office/drawing/2016/5/14/chartex" xmlns:mc="http://schemas.openxmlformats.org/markup-compatibility/2006" xmlns:aink="http://schemas.microsoft.com/office/drawing/2016/ink" xmlns:am3d="http://schemas.microsoft.com/office/drawing/2017/model3d" xmlns:o="urn:schemas-microsoft-com:office:office" xmlns:oel="http://schemas.microsoft.com/office/2019/extlst" xmlns:r="http://schemas.openxmlformats.org/officeDocument/2006/relationships" xmlns:m="http://schemas.openxmlformats.org/officeDocument/2006/math" xmlns:v="urn:schemas-microsoft-com:vml" xmlns:wp14="http://schemas.microsoft.com/office/word/2010/wordprocessingDrawing" xmlns:wp="http://schemas.openxmlformats.org/drawingml/2006/wordprocessingDrawing" xmlns:w10="urn:schemas-microsoft-com:office:word" xmlns:w="http://schemas.openxmlformats.org/wordprocessingml/2006/main" xmlns:w14="http://schemas.microsoft.com/office/word/2010/wordml" xmlns:w15="http://schemas.microsoft.com/office/word/2012/wordml" xmlns:w16cei="http://schemas.microsoft.com/office/word/2026/wordml/cei" xmlns:w16cex="http://schemas.microsoft.com/office/word/2018/wordml/cex" xmlns:w16cid="http://schemas.microsoft.com/office/word/2016/wordml/cid" xmlns:w16="http://schemas.microsoft.com/office/word/2018/wordml" xmlns:w16du="http://schemas.microsoft.com/office/word/2023/wordml/word16du" xmlns:w16sdtdh="http://schemas.microsoft.com/office/word/2020/wordml/sdtdatahash" xmlns:w16sdtfl="http://schemas.microsoft.com/office/word/2024/wordml/sdtformatlock" xmlns:w16se="http://schemas.microsoft.com/office/word/2015/wordml/symex" xmlns:wpg="http://schemas.microsoft.com/office/word/2010/wordprocessingGroup" xmlns:wpi="http://schemas.microsoft.com/office/word/2010/wordprocessingInk" xmlns:wne="http://schemas.microsoft.com/office/word/2006/wordml" xmlns:wps="http://schemas.microsoft.com/office/word/2010/wordprocessingShape" mc:Ignorable="w14 w15 w16se w16cid w16 w16cex w16sdtdh w16sdtfl w16du wp14">
+  <w:p>
+    <w:pPr>
+      <w:pStyle w:val="Footer"/>
+    </w:pPr>
+  </w:p>
+</w:ftr>
+</file>
+
+<file path=word/footer2.xml><?xml version="1.0" encoding="utf-8"?>
+<w:ftr xmlns:wpc="http://schemas.microsoft.com/office/word/2010/wordprocessingCanvas" xmlns:cx="http://schemas.microsoft.com/office/drawing/2014/chartex" xmlns:cx1="http://schemas.microsoft.com/office/drawing/2015/9/8/chartex" xmlns:cx2="http://schemas.microsoft.com/office/drawing/2015/10/21/chartex" xmlns:cx3="http://schemas.microsoft.com/office/drawing/2016/5/9/chartex" xmlns:cx4="http://schemas.microsoft.com/office/drawing/2016/5/10/chartex" xmlns:cx5="http://schemas.microsoft.com/office/drawing/2016/5/11/chartex" xmlns:cx6="http://schemas.microsoft.com/office/drawing/2016/5/12/chartex" xmlns:cx7="http://schemas.microsoft.com/office/drawing/2016/5/13/chartex" xmlns:cx8="http://schemas.microsoft.com/office/drawing/2016/5/14/chartex" xmlns:mc="http://schemas.openxmlformats.org/markup-compatibility/2006" xmlns:aink="http://schemas.microsoft.com/office/drawing/2016/ink" xmlns:am3d="http://schemas.microsoft.com/office/drawing/2017/model3d" xmlns:o="urn:schemas-microsoft-com:office:office" xmlns:oel="http://schemas.microsoft.com/office/2019/extlst" xmlns:r="http://schemas.openxmlformats.org/officeDocument/2006/relationships" xmlns:m="http://schemas.openxmlformats.org/officeDocument/2006/math" xmlns:v="urn:schemas-microsoft-com:vml" xmlns:wp14="http://schemas.microsoft.com/office/word/2010/wordprocessingDrawing" xmlns:wp="http://schemas.openxmlformats.org/drawingml/2006/wordprocessingDrawing" xmlns:w10="urn:schemas-microsoft-com:office:word" xmlns:w="http://schemas.openxmlformats.org/wordprocessingml/2006/main" xmlns:w14="http://schemas.microsoft.com/office/word/2010/wordml" xmlns:w15="http://schemas.microsoft.com/office/word/2012/wordml" xmlns:w16cei="http://schemas.microsoft.com/office/word/2026/wordml/cei" xmlns:w16cex="http://schemas.microsoft.com/office/word/2018/wordml/cex" xmlns:w16cid="http://schemas.microsoft.com/office/word/2016/wordml/cid" xmlns:w16="http://schemas.microsoft.com/office/word/2018/wordml" xmlns:w16du="http://schemas.microsoft.com/office/word/2023/wordml/word16du" xmlns:w16sdtdh="http://schemas.microsoft.com/office/word/2020/wordml/sdtdatahash" xmlns:w16sdtfl="http://schemas.microsoft.com/office/word/2024/wordml/sdtformatlock" xmlns:w16se="http://schemas.microsoft.com/office/word/2015/wordml/symex" xmlns:wpg="http://schemas.microsoft.com/office/word/2010/wordprocessingGroup" xmlns:wpi="http://schemas.microsoft.com/office/word/2010/wordprocessingInk" xmlns:wne="http://schemas.microsoft.com/office/word/2006/wordml" xmlns:wps="http://schemas.microsoft.com/office/word/2010/wordprocessingShape" mc:Ignorable="w14 w15 w16se w16cid w16 w16cex w16sdtdh w16sdtfl w16du wp14">
   <w:p>
     <w:pPr>
       <w:pStyle w:val="Footer"/>
@@ -3335,8 +3959,18 @@
 </w:ftr>
 </file>
 
+<file path=word/footer3.xml><?xml version="1.0" encoding="utf-8"?>
+<w:ftr xmlns:wpc="http://schemas.microsoft.com/office/word/2010/wordprocessingCanvas" xmlns:cx="http://schemas.microsoft.com/office/drawing/2014/chartex" xmlns:cx1="http://schemas.microsoft.com/office/drawing/2015/9/8/chartex" xmlns:cx2="http://schemas.microsoft.com/office/drawing/2015/10/21/chartex" xmlns:cx3="http://schemas.microsoft.com/office/drawing/2016/5/9/chartex" xmlns:cx4="http://schemas.microsoft.com/office/drawing/2016/5/10/chartex" xmlns:cx5="http://schemas.microsoft.com/office/drawing/2016/5/11/chartex" xmlns:cx6="http://schemas.microsoft.com/office/drawing/2016/5/12/chartex" xmlns:cx7="http://schemas.microsoft.com/office/drawing/2016/5/13/chartex" xmlns:cx8="http://schemas.microsoft.com/office/drawing/2016/5/14/chartex" xmlns:mc="http://schemas.openxmlformats.org/markup-compatibility/2006" xmlns:aink="http://schemas.microsoft.com/office/drawing/2016/ink" xmlns:am3d="http://schemas.microsoft.com/office/drawing/2017/model3d" xmlns:o="urn:schemas-microsoft-com:office:office" xmlns:oel="http://schemas.microsoft.com/office/2019/extlst" xmlns:r="http://schemas.openxmlformats.org/officeDocument/2006/relationships" xmlns:m="http://schemas.openxmlformats.org/officeDocument/2006/math" xmlns:v="urn:schemas-microsoft-com:vml" xmlns:wp14="http://schemas.microsoft.com/office/word/2010/wordprocessingDrawing" xmlns:wp="http://schemas.openxmlformats.org/drawingml/2006/wordprocessingDrawing" xmlns:w10="urn:schemas-microsoft-com:office:word" xmlns:w="http://schemas.openxmlformats.org/wordprocessingml/2006/main" xmlns:w14="http://schemas.microsoft.com/office/word/2010/wordml" xmlns:w15="http://schemas.microsoft.com/office/word/2012/wordml" xmlns:w16cei="http://schemas.microsoft.com/office/word/2026/wordml/cei" xmlns:w16cex="http://schemas.microsoft.com/office/word/2018/wordml/cex" xmlns:w16cid="http://schemas.microsoft.com/office/word/2016/wordml/cid" xmlns:w16="http://schemas.microsoft.com/office/word/2018/wordml" xmlns:w16du="http://schemas.microsoft.com/office/word/2023/wordml/word16du" xmlns:w16sdtdh="http://schemas.microsoft.com/office/word/2020/wordml/sdtdatahash" xmlns:w16sdtfl="http://schemas.microsoft.com/office/word/2024/wordml/sdtformatlock" xmlns:w16se="http://schemas.microsoft.com/office/word/2015/wordml/symex" xmlns:wpg="http://schemas.microsoft.com/office/word/2010/wordprocessingGroup" xmlns:wpi="http://schemas.microsoft.com/office/word/2010/wordprocessingInk" xmlns:wne="http://schemas.microsoft.com/office/word/2006/wordml" xmlns:wps="http://schemas.microsoft.com/office/word/2010/wordprocessingShape" mc:Ignorable="w14 w15 w16se w16cid w16 w16cex w16sdtdh w16sdtfl w16du wp14">
+  <w:p>
+    <w:pPr>
+      <w:pStyle w:val="Footer"/>
+    </w:pPr>
+  </w:p>
+</w:ftr>
+</file>
+
 <file path=word/footnotes.xml><?xml version="1.0" encoding="utf-8"?>
-<w:footnotes xmlns:wpc="http://schemas.microsoft.com/office/word/2010/wordprocessingCanvas" xmlns:cx="http://schemas.microsoft.com/office/drawing/2014/chartex" xmlns:cx1="http://schemas.microsoft.com/office/drawing/2015/9/8/chartex" xmlns:cx2="http://schemas.microsoft.com/office/drawing/2015/10/21/chartex" xmlns:cx3="http://schemas.microsoft.com/office/drawing/2016/5/9/chartex" xmlns:cx4="http://schemas.microsoft.com/office/drawing/2016/5/10/chartex" xmlns:cx5="http://schemas.microsoft.com/office/drawing/2016/5/11/chartex" xmlns:cx6="http://schemas.microsoft.com/office/drawing/2016/5/12/chartex" xmlns:cx7="http://schemas.microsoft.com/office/drawing/2016/5/13/chartex" xmlns:cx8="http://schemas.microsoft.com/office/drawing/2016/5/14/chartex" xmlns:mc="http://schemas.openxmlformats.org/markup-compatibility/2006" xmlns:m="http://schemas.openxmlformats.org/officeDocument/2006/math" xmlns:aink="http://schemas.microsoft.com/office/drawing/2016/ink" xmlns:am3d="http://schemas.microsoft.com/office/drawing/2017/model3d" xmlns:oel="http://schemas.microsoft.com/office/2019/extlst" xmlns:r="http://schemas.openxmlformats.org/officeDocument/2006/relationships" xmlns:wp14="http://schemas.microsoft.com/office/word/2010/wordprocessingDrawing" xmlns:wp="http://schemas.openxmlformats.org/drawingml/2006/wordprocessingDrawing" xmlns:wpg="http://schemas.microsoft.com/office/word/2010/wordprocessingGroup" xmlns:wpi="http://schemas.microsoft.com/office/word/2010/wordprocessingInk" xmlns:wps="http://schemas.microsoft.com/office/word/2010/wordprocessingShape" xmlns:o="urn:schemas-microsoft-com:office:office" xmlns:v="urn:schemas-microsoft-com:vml" xmlns:w10="urn:schemas-microsoft-com:office:word" xmlns:w="http://schemas.openxmlformats.org/wordprocessingml/2006/main" xmlns:w14="http://schemas.microsoft.com/office/word/2010/wordml" xmlns:w15="http://schemas.microsoft.com/office/word/2012/wordml" xmlns:w16cei="http://schemas.microsoft.com/office/word/2026/wordml/cei" xmlns:w16cex="http://schemas.microsoft.com/office/word/2018/wordml/cex" xmlns:w16cid="http://schemas.microsoft.com/office/word/2016/wordml/cid" xmlns:w16="http://schemas.microsoft.com/office/word/2018/wordml" xmlns:w16sdtdh="http://schemas.microsoft.com/office/word/2020/wordml/sdtdatahash" xmlns:w16sdtfl="http://schemas.microsoft.com/office/word/2024/wordml/sdtformatlock" xmlns:w16se="http://schemas.microsoft.com/office/word/2015/wordml/symex" xmlns:w16du="http://schemas.microsoft.com/office/word/2023/wordml/word16du" xmlns:wne="http://schemas.microsoft.com/office/word/2006/wordml" mc:Ignorable="w14 w15 w16se w16cid w16 w16cex w16sdtdh w16sdtfl w16du wp14">
+<w:footnotes xmlns:wpc="http://schemas.microsoft.com/office/word/2010/wordprocessingCanvas" xmlns:cx="http://schemas.microsoft.com/office/drawing/2014/chartex" xmlns:cx1="http://schemas.microsoft.com/office/drawing/2015/9/8/chartex" xmlns:cx2="http://schemas.microsoft.com/office/drawing/2015/10/21/chartex" xmlns:cx3="http://schemas.microsoft.com/office/drawing/2016/5/9/chartex" xmlns:cx4="http://schemas.microsoft.com/office/drawing/2016/5/10/chartex" xmlns:cx5="http://schemas.microsoft.com/office/drawing/2016/5/11/chartex" xmlns:cx6="http://schemas.microsoft.com/office/drawing/2016/5/12/chartex" xmlns:cx7="http://schemas.microsoft.com/office/drawing/2016/5/13/chartex" xmlns:cx8="http://schemas.microsoft.com/office/drawing/2016/5/14/chartex" xmlns:mc="http://schemas.openxmlformats.org/markup-compatibility/2006" xmlns:aink="http://schemas.microsoft.com/office/drawing/2016/ink" xmlns:am3d="http://schemas.microsoft.com/office/drawing/2017/model3d" xmlns:o="urn:schemas-microsoft-com:office:office" xmlns:oel="http://schemas.microsoft.com/office/2019/extlst" xmlns:r="http://schemas.openxmlformats.org/officeDocument/2006/relationships" xmlns:m="http://schemas.openxmlformats.org/officeDocument/2006/math" xmlns:v="urn:schemas-microsoft-com:vml" xmlns:wp14="http://schemas.microsoft.com/office/word/2010/wordprocessingDrawing" xmlns:wp="http://schemas.openxmlformats.org/drawingml/2006/wordprocessingDrawing" xmlns:w10="urn:schemas-microsoft-com:office:word" xmlns:w="http://schemas.openxmlformats.org/wordprocessingml/2006/main" xmlns:w14="http://schemas.microsoft.com/office/word/2010/wordml" xmlns:w15="http://schemas.microsoft.com/office/word/2012/wordml" xmlns:w16cei="http://schemas.microsoft.com/office/word/2026/wordml/cei" xmlns:w16cex="http://schemas.microsoft.com/office/word/2018/wordml/cex" xmlns:w16cid="http://schemas.microsoft.com/office/word/2016/wordml/cid" xmlns:w16="http://schemas.microsoft.com/office/word/2018/wordml" xmlns:w16du="http://schemas.microsoft.com/office/word/2023/wordml/word16du" xmlns:w16sdtdh="http://schemas.microsoft.com/office/word/2020/wordml/sdtdatahash" xmlns:w16sdtfl="http://schemas.microsoft.com/office/word/2024/wordml/sdtformatlock" xmlns:w16se="http://schemas.microsoft.com/office/word/2015/wordml/symex" xmlns:wpg="http://schemas.microsoft.com/office/word/2010/wordprocessingGroup" xmlns:wpi="http://schemas.microsoft.com/office/word/2010/wordprocessingInk" xmlns:wne="http://schemas.microsoft.com/office/word/2006/wordml" xmlns:wps="http://schemas.microsoft.com/office/word/2010/wordprocessingShape" mc:Ignorable="w14 w15 w16se w16cid w16 w16cex w16sdtdh w16sdtfl w16du wp14">
   <w:footnote w:type="separator" w:id="-1">
     <w:p>
       <w:r>
@@ -3355,7 +3989,17 @@
 </file>
 
 <file path=word/header1.xml><?xml version="1.0" encoding="utf-8"?>
-<w:hdr xmlns:wpc="http://schemas.microsoft.com/office/word/2010/wordprocessingCanvas" xmlns:cx="http://schemas.microsoft.com/office/drawing/2014/chartex" xmlns:cx1="http://schemas.microsoft.com/office/drawing/2015/9/8/chartex" xmlns:cx2="http://schemas.microsoft.com/office/drawing/2015/10/21/chartex" xmlns:cx3="http://schemas.microsoft.com/office/drawing/2016/5/9/chartex" xmlns:cx4="http://schemas.microsoft.com/office/drawing/2016/5/10/chartex" xmlns:cx5="http://schemas.microsoft.com/office/drawing/2016/5/11/chartex" xmlns:cx6="http://schemas.microsoft.com/office/drawing/2016/5/12/chartex" xmlns:cx7="http://schemas.microsoft.com/office/drawing/2016/5/13/chartex" xmlns:cx8="http://schemas.microsoft.com/office/drawing/2016/5/14/chartex" xmlns:mc="http://schemas.openxmlformats.org/markup-compatibility/2006" xmlns:m="http://schemas.openxmlformats.org/officeDocument/2006/math" xmlns:aink="http://schemas.microsoft.com/office/drawing/2016/ink" xmlns:am3d="http://schemas.microsoft.com/office/drawing/2017/model3d" xmlns:oel="http://schemas.microsoft.com/office/2019/extlst" xmlns:r="http://schemas.openxmlformats.org/officeDocument/2006/relationships" xmlns:wp14="http://schemas.microsoft.com/office/word/2010/wordprocessingDrawing" xmlns:wp="http://schemas.openxmlformats.org/drawingml/2006/wordprocessingDrawing" xmlns:wpg="http://schemas.microsoft.com/office/word/2010/wordprocessingGroup" xmlns:wpi="http://schemas.microsoft.com/office/word/2010/wordprocessingInk" xmlns:wps="http://schemas.microsoft.com/office/word/2010/wordprocessingShape" xmlns:o="urn:schemas-microsoft-com:office:office" xmlns:v="urn:schemas-microsoft-com:vml" xmlns:w10="urn:schemas-microsoft-com:office:word" xmlns:w="http://schemas.openxmlformats.org/wordprocessingml/2006/main" xmlns:w14="http://schemas.microsoft.com/office/word/2010/wordml" xmlns:w15="http://schemas.microsoft.com/office/word/2012/wordml" xmlns:w16cei="http://schemas.microsoft.com/office/word/2026/wordml/cei" xmlns:w16cex="http://schemas.microsoft.com/office/word/2018/wordml/cex" xmlns:w16cid="http://schemas.microsoft.com/office/word/2016/wordml/cid" xmlns:w16="http://schemas.microsoft.com/office/word/2018/wordml" xmlns:w16sdtdh="http://schemas.microsoft.com/office/word/2020/wordml/sdtdatahash" xmlns:w16sdtfl="http://schemas.microsoft.com/office/word/2024/wordml/sdtformatlock" xmlns:w16se="http://schemas.microsoft.com/office/word/2015/wordml/symex" xmlns:w16du="http://schemas.microsoft.com/office/word/2023/wordml/word16du" xmlns:wne="http://schemas.microsoft.com/office/word/2006/wordml" mc:Ignorable="w14 w15 w16se w16cid w16 w16cex w16sdtdh w16sdtfl w16du wp14">
+<w:hdr xmlns:wpc="http://schemas.microsoft.com/office/word/2010/wordprocessingCanvas" xmlns:cx="http://schemas.microsoft.com/office/drawing/2014/chartex" xmlns:cx1="http://schemas.microsoft.com/office/drawing/2015/9/8/chartex" xmlns:cx2="http://schemas.microsoft.com/office/drawing/2015/10/21/chartex" xmlns:cx3="http://schemas.microsoft.com/office/drawing/2016/5/9/chartex" xmlns:cx4="http://schemas.microsoft.com/office/drawing/2016/5/10/chartex" xmlns:cx5="http://schemas.microsoft.com/office/drawing/2016/5/11/chartex" xmlns:cx6="http://schemas.microsoft.com/office/drawing/2016/5/12/chartex" xmlns:cx7="http://schemas.microsoft.com/office/drawing/2016/5/13/chartex" xmlns:cx8="http://schemas.microsoft.com/office/drawing/2016/5/14/chartex" xmlns:mc="http://schemas.openxmlformats.org/markup-compatibility/2006" xmlns:aink="http://schemas.microsoft.com/office/drawing/2016/ink" xmlns:am3d="http://schemas.microsoft.com/office/drawing/2017/model3d" xmlns:o="urn:schemas-microsoft-com:office:office" xmlns:oel="http://schemas.microsoft.com/office/2019/extlst" xmlns:r="http://schemas.openxmlformats.org/officeDocument/2006/relationships" xmlns:m="http://schemas.openxmlformats.org/officeDocument/2006/math" xmlns:v="urn:schemas-microsoft-com:vml" xmlns:wp14="http://schemas.microsoft.com/office/word/2010/wordprocessingDrawing" xmlns:wp="http://schemas.openxmlformats.org/drawingml/2006/wordprocessingDrawing" xmlns:w10="urn:schemas-microsoft-com:office:word" xmlns:w="http://schemas.openxmlformats.org/wordprocessingml/2006/main" xmlns:w14="http://schemas.microsoft.com/office/word/2010/wordml" xmlns:w15="http://schemas.microsoft.com/office/word/2012/wordml" xmlns:w16cei="http://schemas.microsoft.com/office/word/2026/wordml/cei" xmlns:w16cex="http://schemas.microsoft.com/office/word/2018/wordml/cex" xmlns:w16cid="http://schemas.microsoft.com/office/word/2016/wordml/cid" xmlns:w16="http://schemas.microsoft.com/office/word/2018/wordml" xmlns:w16du="http://schemas.microsoft.com/office/word/2023/wordml/word16du" xmlns:w16sdtdh="http://schemas.microsoft.com/office/word/2020/wordml/sdtdatahash" xmlns:w16sdtfl="http://schemas.microsoft.com/office/word/2024/wordml/sdtformatlock" xmlns:w16se="http://schemas.microsoft.com/office/word/2015/wordml/symex" xmlns:wpg="http://schemas.microsoft.com/office/word/2010/wordprocessingGroup" xmlns:wpi="http://schemas.microsoft.com/office/word/2010/wordprocessingInk" xmlns:wne="http://schemas.microsoft.com/office/word/2006/wordml" xmlns:wps="http://schemas.microsoft.com/office/word/2010/wordprocessingShape" mc:Ignorable="w14 w15 w16se w16cid w16 w16cex w16sdtdh w16sdtfl w16du wp14">
+  <w:p>
+    <w:pPr>
+      <w:pStyle w:val="Header"/>
+    </w:pPr>
+  </w:p>
+</w:hdr>
+</file>
+
+<file path=word/header2.xml><?xml version="1.0" encoding="utf-8"?>
+<w:hdr xmlns:wpc="http://schemas.microsoft.com/office/word/2010/wordprocessingCanvas" xmlns:cx="http://schemas.microsoft.com/office/drawing/2014/chartex" xmlns:cx1="http://schemas.microsoft.com/office/drawing/2015/9/8/chartex" xmlns:cx2="http://schemas.microsoft.com/office/drawing/2015/10/21/chartex" xmlns:cx3="http://schemas.microsoft.com/office/drawing/2016/5/9/chartex" xmlns:cx4="http://schemas.microsoft.com/office/drawing/2016/5/10/chartex" xmlns:cx5="http://schemas.microsoft.com/office/drawing/2016/5/11/chartex" xmlns:cx6="http://schemas.microsoft.com/office/drawing/2016/5/12/chartex" xmlns:cx7="http://schemas.microsoft.com/office/drawing/2016/5/13/chartex" xmlns:cx8="http://schemas.microsoft.com/office/drawing/2016/5/14/chartex" xmlns:mc="http://schemas.openxmlformats.org/markup-compatibility/2006" xmlns:aink="http://schemas.microsoft.com/office/drawing/2016/ink" xmlns:am3d="http://schemas.microsoft.com/office/drawing/2017/model3d" xmlns:o="urn:schemas-microsoft-com:office:office" xmlns:oel="http://schemas.microsoft.com/office/2019/extlst" xmlns:r="http://schemas.openxmlformats.org/officeDocument/2006/relationships" xmlns:m="http://schemas.openxmlformats.org/officeDocument/2006/math" xmlns:v="urn:schemas-microsoft-com:vml" xmlns:wp14="http://schemas.microsoft.com/office/word/2010/wordprocessingDrawing" xmlns:wp="http://schemas.openxmlformats.org/drawingml/2006/wordprocessingDrawing" xmlns:w10="urn:schemas-microsoft-com:office:word" xmlns:w="http://schemas.openxmlformats.org/wordprocessingml/2006/main" xmlns:w14="http://schemas.microsoft.com/office/word/2010/wordml" xmlns:w15="http://schemas.microsoft.com/office/word/2012/wordml" xmlns:w16cei="http://schemas.microsoft.com/office/word/2026/wordml/cei" xmlns:w16cex="http://schemas.microsoft.com/office/word/2018/wordml/cex" xmlns:w16cid="http://schemas.microsoft.com/office/word/2016/wordml/cid" xmlns:w16="http://schemas.microsoft.com/office/word/2018/wordml" xmlns:w16du="http://schemas.microsoft.com/office/word/2023/wordml/word16du" xmlns:w16sdtdh="http://schemas.microsoft.com/office/word/2020/wordml/sdtdatahash" xmlns:w16sdtfl="http://schemas.microsoft.com/office/word/2024/wordml/sdtformatlock" xmlns:w16se="http://schemas.microsoft.com/office/word/2015/wordml/symex" xmlns:wpg="http://schemas.microsoft.com/office/word/2010/wordprocessingGroup" xmlns:wpi="http://schemas.microsoft.com/office/word/2010/wordprocessingInk" xmlns:wne="http://schemas.microsoft.com/office/word/2006/wordml" xmlns:wps="http://schemas.microsoft.com/office/word/2010/wordprocessingShape" mc:Ignorable="w14 w15 w16se w16cid w16 w16cex w16sdtdh w16sdtfl w16du wp14">
   <w:p>
     <w:pPr>
       <w:pStyle w:val="Style1"/>
@@ -3447,12 +4091,12 @@
         </w:r>
         <w:r>
           <w:rPr>
-            <w:rFonts w:ascii="Arial" w:hAnsi="Arial" w:cs="Arial"/>
+            <w:rFonts w:ascii="Arial" w:hAnsi="Arial" w:cs="Arial" w:hint="eastAsia"/>
             <w:i w:val="0"/>
             <w:sz w:val="22"/>
             <w:szCs w:val="22"/>
           </w:rPr>
-          <w:t>7</w:t>
+          <w:t>1</w:t>
         </w:r>
         <w:r>
           <w:rPr>
@@ -3465,12 +4109,12 @@
         </w:r>
         <w:r>
           <w:rPr>
-            <w:rFonts w:ascii="Arial" w:hAnsi="Arial" w:cs="Arial"/>
+            <w:rFonts w:ascii="Arial" w:hAnsi="Arial" w:cs="Arial" w:hint="eastAsia"/>
             <w:i w:val="0"/>
             <w:sz w:val="22"/>
             <w:szCs w:val="22"/>
           </w:rPr>
-          <w:t>5</w:t>
+          <w:t>6</w:t>
         </w:r>
       </w:sdtContent>
     </w:sdt>
@@ -3479,8 +4123,18 @@
 </w:hdr>
 </file>
 
+<file path=word/header3.xml><?xml version="1.0" encoding="utf-8"?>
+<w:hdr xmlns:wpc="http://schemas.microsoft.com/office/word/2010/wordprocessingCanvas" xmlns:cx="http://schemas.microsoft.com/office/drawing/2014/chartex" xmlns:cx1="http://schemas.microsoft.com/office/drawing/2015/9/8/chartex" xmlns:cx2="http://schemas.microsoft.com/office/drawing/2015/10/21/chartex" xmlns:cx3="http://schemas.microsoft.com/office/drawing/2016/5/9/chartex" xmlns:cx4="http://schemas.microsoft.com/office/drawing/2016/5/10/chartex" xmlns:cx5="http://schemas.microsoft.com/office/drawing/2016/5/11/chartex" xmlns:cx6="http://schemas.microsoft.com/office/drawing/2016/5/12/chartex" xmlns:cx7="http://schemas.microsoft.com/office/drawing/2016/5/13/chartex" xmlns:cx8="http://schemas.microsoft.com/office/drawing/2016/5/14/chartex" xmlns:mc="http://schemas.openxmlformats.org/markup-compatibility/2006" xmlns:aink="http://schemas.microsoft.com/office/drawing/2016/ink" xmlns:am3d="http://schemas.microsoft.com/office/drawing/2017/model3d" xmlns:o="urn:schemas-microsoft-com:office:office" xmlns:oel="http://schemas.microsoft.com/office/2019/extlst" xmlns:r="http://schemas.openxmlformats.org/officeDocument/2006/relationships" xmlns:m="http://schemas.openxmlformats.org/officeDocument/2006/math" xmlns:v="urn:schemas-microsoft-com:vml" xmlns:wp14="http://schemas.microsoft.com/office/word/2010/wordprocessingDrawing" xmlns:wp="http://schemas.openxmlformats.org/drawingml/2006/wordprocessingDrawing" xmlns:w10="urn:schemas-microsoft-com:office:word" xmlns:w="http://schemas.openxmlformats.org/wordprocessingml/2006/main" xmlns:w14="http://schemas.microsoft.com/office/word/2010/wordml" xmlns:w15="http://schemas.microsoft.com/office/word/2012/wordml" xmlns:w16cei="http://schemas.microsoft.com/office/word/2026/wordml/cei" xmlns:w16cex="http://schemas.microsoft.com/office/word/2018/wordml/cex" xmlns:w16cid="http://schemas.microsoft.com/office/word/2016/wordml/cid" xmlns:w16="http://schemas.microsoft.com/office/word/2018/wordml" xmlns:w16du="http://schemas.microsoft.com/office/word/2023/wordml/word16du" xmlns:w16sdtdh="http://schemas.microsoft.com/office/word/2020/wordml/sdtdatahash" xmlns:w16sdtfl="http://schemas.microsoft.com/office/word/2024/wordml/sdtformatlock" xmlns:w16se="http://schemas.microsoft.com/office/word/2015/wordml/symex" xmlns:wpg="http://schemas.microsoft.com/office/word/2010/wordprocessingGroup" xmlns:wpi="http://schemas.microsoft.com/office/word/2010/wordprocessingInk" xmlns:wne="http://schemas.microsoft.com/office/word/2006/wordml" xmlns:wps="http://schemas.microsoft.com/office/word/2010/wordprocessingShape" mc:Ignorable="w14 w15 w16se w16cid w16 w16cex w16sdtdh w16sdtfl w16du wp14">
+  <w:p>
+    <w:pPr>
+      <w:pStyle w:val="Header"/>
+    </w:pPr>
+  </w:p>
+</w:hdr>
+</file>
+
 <file path=word/numbering.xml><?xml version="1.0" encoding="utf-8"?>
-<w:numbering xmlns:wpc="http://schemas.microsoft.com/office/word/2010/wordprocessingCanvas" xmlns:cx="http://schemas.microsoft.com/office/drawing/2014/chartex" xmlns:cx1="http://schemas.microsoft.com/office/drawing/2015/9/8/chartex" xmlns:cx2="http://schemas.microsoft.com/office/drawing/2015/10/21/chartex" xmlns:cx3="http://schemas.microsoft.com/office/drawing/2016/5/9/chartex" xmlns:cx4="http://schemas.microsoft.com/office/drawing/2016/5/10/chartex" xmlns:cx5="http://schemas.microsoft.com/office/drawing/2016/5/11/chartex" xmlns:cx6="http://schemas.microsoft.com/office/drawing/2016/5/12/chartex" xmlns:cx7="http://schemas.microsoft.com/office/drawing/2016/5/13/chartex" xmlns:cx8="http://schemas.microsoft.com/office/drawing/2016/5/14/chartex" xmlns:mc="http://schemas.openxmlformats.org/markup-compatibility/2006" xmlns:m="http://schemas.openxmlformats.org/officeDocument/2006/math" xmlns:aink="http://schemas.microsoft.com/office/drawing/2016/ink" xmlns:am3d="http://schemas.microsoft.com/office/drawing/2017/model3d" xmlns:oel="http://schemas.microsoft.com/office/2019/extlst" xmlns:r="http://schemas.openxmlformats.org/officeDocument/2006/relationships" xmlns:wp14="http://schemas.microsoft.com/office/word/2010/wordprocessingDrawing" xmlns:wp="http://schemas.openxmlformats.org/drawingml/2006/wordprocessingDrawing" xmlns:wpg="http://schemas.microsoft.com/office/word/2010/wordprocessingGroup" xmlns:wpi="http://schemas.microsoft.com/office/word/2010/wordprocessingInk" xmlns:wps="http://schemas.microsoft.com/office/word/2010/wordprocessingShape" xmlns:o="urn:schemas-microsoft-com:office:office" xmlns:v="urn:schemas-microsoft-com:vml" xmlns:w10="urn:schemas-microsoft-com:office:word" xmlns:w="http://schemas.openxmlformats.org/wordprocessingml/2006/main" xmlns:w14="http://schemas.microsoft.com/office/word/2010/wordml" xmlns:w15="http://schemas.microsoft.com/office/word/2012/wordml" xmlns:w16cei="http://schemas.microsoft.com/office/word/2026/wordml/cei" xmlns:w16cex="http://schemas.microsoft.com/office/word/2018/wordml/cex" xmlns:w16cid="http://schemas.microsoft.com/office/word/2016/wordml/cid" xmlns:w16="http://schemas.microsoft.com/office/word/2018/wordml" xmlns:w16sdtdh="http://schemas.microsoft.com/office/word/2020/wordml/sdtdatahash" xmlns:w16sdtfl="http://schemas.microsoft.com/office/word/2024/wordml/sdtformatlock" xmlns:w16se="http://schemas.microsoft.com/office/word/2015/wordml/symex" xmlns:w16du="http://schemas.microsoft.com/office/word/2023/wordml/word16du" xmlns:wne="http://schemas.microsoft.com/office/word/2006/wordml" mc:Ignorable="w14 w15 w16se w16cid w16 w16cex w16sdtdh w16sdtfl w16du wp14">
+<w:numbering xmlns:wpc="http://schemas.microsoft.com/office/word/2010/wordprocessingCanvas" xmlns:cx="http://schemas.microsoft.com/office/drawing/2014/chartex" xmlns:cx1="http://schemas.microsoft.com/office/drawing/2015/9/8/chartex" xmlns:cx2="http://schemas.microsoft.com/office/drawing/2015/10/21/chartex" xmlns:cx3="http://schemas.microsoft.com/office/drawing/2016/5/9/chartex" xmlns:cx4="http://schemas.microsoft.com/office/drawing/2016/5/10/chartex" xmlns:cx5="http://schemas.microsoft.com/office/drawing/2016/5/11/chartex" xmlns:cx6="http://schemas.microsoft.com/office/drawing/2016/5/12/chartex" xmlns:cx7="http://schemas.microsoft.com/office/drawing/2016/5/13/chartex" xmlns:cx8="http://schemas.microsoft.com/office/drawing/2016/5/14/chartex" xmlns:mc="http://schemas.openxmlformats.org/markup-compatibility/2006" xmlns:aink="http://schemas.microsoft.com/office/drawing/2016/ink" xmlns:am3d="http://schemas.microsoft.com/office/drawing/2017/model3d" xmlns:o="urn:schemas-microsoft-com:office:office" xmlns:oel="http://schemas.microsoft.com/office/2019/extlst" xmlns:r="http://schemas.openxmlformats.org/officeDocument/2006/relationships" xmlns:m="http://schemas.openxmlformats.org/officeDocument/2006/math" xmlns:v="urn:schemas-microsoft-com:vml" xmlns:wp14="http://schemas.microsoft.com/office/word/2010/wordprocessingDrawing" xmlns:wp="http://schemas.openxmlformats.org/drawingml/2006/wordprocessingDrawing" xmlns:w10="urn:schemas-microsoft-com:office:word" xmlns:w="http://schemas.openxmlformats.org/wordprocessingml/2006/main" xmlns:w14="http://schemas.microsoft.com/office/word/2010/wordml" xmlns:w15="http://schemas.microsoft.com/office/word/2012/wordml" xmlns:w16cei="http://schemas.microsoft.com/office/word/2026/wordml/cei" xmlns:w16cex="http://schemas.microsoft.com/office/word/2018/wordml/cex" xmlns:w16cid="http://schemas.microsoft.com/office/word/2016/wordml/cid" xmlns:w16="http://schemas.microsoft.com/office/word/2018/wordml" xmlns:w16du="http://schemas.microsoft.com/office/word/2023/wordml/word16du" xmlns:w16sdtdh="http://schemas.microsoft.com/office/word/2020/wordml/sdtdatahash" xmlns:w16sdtfl="http://schemas.microsoft.com/office/word/2024/wordml/sdtformatlock" xmlns:w16se="http://schemas.microsoft.com/office/word/2015/wordml/symex" xmlns:wpg="http://schemas.microsoft.com/office/word/2010/wordprocessingGroup" xmlns:wpi="http://schemas.microsoft.com/office/word/2010/wordprocessingInk" xmlns:wne="http://schemas.microsoft.com/office/word/2006/wordml" xmlns:wps="http://schemas.microsoft.com/office/word/2010/wordprocessingShape" mc:Ignorable="w14 w15 w16se w16cid w16 w16cex w16sdtdh w16sdtfl w16du wp14">
   <w:abstractNum w:abstractNumId="0" w15:restartNumberingAfterBreak="0">
     <w:nsid w:val="09B46C87"/>
     <w:multiLevelType w:val="hybridMultilevel"/>
@@ -4392,6 +5046,119 @@
     </w:lvl>
   </w:abstractNum>
   <w:abstractNum w:abstractNumId="9" w15:restartNumberingAfterBreak="0">
+    <w:nsid w:val="5DB12A51"/>
+    <w:multiLevelType w:val="hybridMultilevel"/>
+    <w:tmpl w:val="4E3A6880"/>
+    <w:lvl w:ilvl="0" w:tplc="04090001">
+      <w:start w:val="1"/>
+      <w:numFmt w:val="bullet"/>
+      <w:lvlText w:val=""/>
+      <w:lvlJc w:val="left"/>
+      <w:pPr>
+        <w:ind w:left="720" w:hanging="360"/>
+      </w:pPr>
+      <w:rPr>
+        <w:rFonts w:ascii="Symbol" w:hAnsi="Symbol" w:hint="default"/>
+      </w:rPr>
+    </w:lvl>
+    <w:lvl w:ilvl="1" w:tplc="04090003" w:tentative="1">
+      <w:start w:val="1"/>
+      <w:numFmt w:val="bullet"/>
+      <w:lvlText w:val="o"/>
+      <w:lvlJc w:val="left"/>
+      <w:pPr>
+        <w:ind w:left="1440" w:hanging="360"/>
+      </w:pPr>
+      <w:rPr>
+        <w:rFonts w:ascii="Courier New" w:hAnsi="Courier New" w:cs="Courier New" w:hint="default"/>
+      </w:rPr>
+    </w:lvl>
+    <w:lvl w:ilvl="2" w:tplc="04090005" w:tentative="1">
+      <w:start w:val="1"/>
+      <w:numFmt w:val="bullet"/>
+      <w:lvlText w:val=""/>
+      <w:lvlJc w:val="left"/>
+      <w:pPr>
+        <w:ind w:left="2160" w:hanging="360"/>
+      </w:pPr>
+      <w:rPr>
+        <w:rFonts w:ascii="Wingdings" w:hAnsi="Wingdings" w:hint="default"/>
+      </w:rPr>
+    </w:lvl>
+    <w:lvl w:ilvl="3" w:tplc="04090001" w:tentative="1">
+      <w:start w:val="1"/>
+      <w:numFmt w:val="bullet"/>
+      <w:lvlText w:val=""/>
+      <w:lvlJc w:val="left"/>
+      <w:pPr>
+        <w:ind w:left="2880" w:hanging="360"/>
+      </w:pPr>
+      <w:rPr>
+        <w:rFonts w:ascii="Symbol" w:hAnsi="Symbol" w:hint="default"/>
+      </w:rPr>
+    </w:lvl>
+    <w:lvl w:ilvl="4" w:tplc="04090003" w:tentative="1">
+      <w:start w:val="1"/>
+      <w:numFmt w:val="bullet"/>
+      <w:lvlText w:val="o"/>
+      <w:lvlJc w:val="left"/>
+      <w:pPr>
+        <w:ind w:left="3600" w:hanging="360"/>
+      </w:pPr>
+      <w:rPr>
+        <w:rFonts w:ascii="Courier New" w:hAnsi="Courier New" w:cs="Courier New" w:hint="default"/>
+      </w:rPr>
+    </w:lvl>
+    <w:lvl w:ilvl="5" w:tplc="04090005" w:tentative="1">
+      <w:start w:val="1"/>
+      <w:numFmt w:val="bullet"/>
+      <w:lvlText w:val=""/>
+      <w:lvlJc w:val="left"/>
+      <w:pPr>
+        <w:ind w:left="4320" w:hanging="360"/>
+      </w:pPr>
+      <w:rPr>
+        <w:rFonts w:ascii="Wingdings" w:hAnsi="Wingdings" w:hint="default"/>
+      </w:rPr>
+    </w:lvl>
+    <w:lvl w:ilvl="6" w:tplc="04090001" w:tentative="1">
+      <w:start w:val="1"/>
+      <w:numFmt w:val="bullet"/>
+      <w:lvlText w:val=""/>
+      <w:lvlJc w:val="left"/>
+      <w:pPr>
+        <w:ind w:left="5040" w:hanging="360"/>
+      </w:pPr>
+      <w:rPr>
+        <w:rFonts w:ascii="Symbol" w:hAnsi="Symbol" w:hint="default"/>
+      </w:rPr>
+    </w:lvl>
+    <w:lvl w:ilvl="7" w:tplc="04090003" w:tentative="1">
+      <w:start w:val="1"/>
+      <w:numFmt w:val="bullet"/>
+      <w:lvlText w:val="o"/>
+      <w:lvlJc w:val="left"/>
+      <w:pPr>
+        <w:ind w:left="5760" w:hanging="360"/>
+      </w:pPr>
+      <w:rPr>
+        <w:rFonts w:ascii="Courier New" w:hAnsi="Courier New" w:cs="Courier New" w:hint="default"/>
+      </w:rPr>
+    </w:lvl>
+    <w:lvl w:ilvl="8" w:tplc="04090005" w:tentative="1">
+      <w:start w:val="1"/>
+      <w:numFmt w:val="bullet"/>
+      <w:lvlText w:val=""/>
+      <w:lvlJc w:val="left"/>
+      <w:pPr>
+        <w:ind w:left="6480" w:hanging="360"/>
+      </w:pPr>
+      <w:rPr>
+        <w:rFonts w:ascii="Wingdings" w:hAnsi="Wingdings" w:hint="default"/>
+      </w:rPr>
+    </w:lvl>
+  </w:abstractNum>
+  <w:abstractNum w:abstractNumId="10" w15:restartNumberingAfterBreak="0">
     <w:nsid w:val="60A02014"/>
     <w:multiLevelType w:val="hybridMultilevel"/>
     <w:tmpl w:val="C624FFE8"/>
@@ -4504,7 +5271,7 @@
       </w:rPr>
     </w:lvl>
   </w:abstractNum>
-  <w:abstractNum w:abstractNumId="10" w15:restartNumberingAfterBreak="0">
+  <w:abstractNum w:abstractNumId="11" w15:restartNumberingAfterBreak="0">
     <w:nsid w:val="6A9F1F77"/>
     <w:multiLevelType w:val="hybridMultilevel"/>
     <w:tmpl w:val="9B2A2616"/>
@@ -4617,7 +5384,7 @@
       </w:rPr>
     </w:lvl>
   </w:abstractNum>
-  <w:abstractNum w:abstractNumId="11" w15:restartNumberingAfterBreak="0">
+  <w:abstractNum w:abstractNumId="12" w15:restartNumberingAfterBreak="0">
     <w:nsid w:val="7D0C02CA"/>
     <w:multiLevelType w:val="multilevel"/>
     <w:tmpl w:val="531CD40A"/>
@@ -4731,7 +5498,7 @@
     </w:lvl>
   </w:abstractNum>
   <w:num w:numId="1" w16cid:durableId="1643149168">
-    <w:abstractNumId w:val="11"/>
+    <w:abstractNumId w:val="12"/>
   </w:num>
   <w:num w:numId="2" w16cid:durableId="969630502">
     <w:abstractNumId w:val="1"/>
@@ -4752,7 +5519,7 @@
     <w:abstractNumId w:val="2"/>
   </w:num>
   <w:num w:numId="8" w16cid:durableId="123013516">
-    <w:abstractNumId w:val="10"/>
+    <w:abstractNumId w:val="11"/>
   </w:num>
   <w:num w:numId="9" w16cid:durableId="429202646">
     <w:abstractNumId w:val="6"/>
@@ -4761,17 +5528,20 @@
     <w:abstractNumId w:val="0"/>
   </w:num>
   <w:num w:numId="11" w16cid:durableId="1907182822">
-    <w:abstractNumId w:val="9"/>
+    <w:abstractNumId w:val="10"/>
   </w:num>
   <w:num w:numId="12" w16cid:durableId="2059015489">
     <w:abstractNumId w:val="7"/>
+  </w:num>
+  <w:num w:numId="13" w16cid:durableId="1016275932">
+    <w:abstractNumId w:val="9"/>
   </w:num>
   <w:numIdMacAtCleanup w:val="3"/>
 </w:numbering>
 </file>
 
 <file path=word/styles.xml><?xml version="1.0" encoding="utf-8"?>
-<w:styles xmlns:mc="http://schemas.openxmlformats.org/markup-compatibility/2006" xmlns:r="http://schemas.openxmlformats.org/officeDocument/2006/relationships" xmlns:w="http://schemas.openxmlformats.org/wordprocessingml/2006/main" xmlns:w14="http://schemas.microsoft.com/office/word/2010/wordml" xmlns:w15="http://schemas.microsoft.com/office/word/2012/wordml" xmlns:w16cex="http://schemas.microsoft.com/office/word/2018/wordml/cex" xmlns:w16cid="http://schemas.microsoft.com/office/word/2016/wordml/cid" xmlns:w16="http://schemas.microsoft.com/office/word/2018/wordml" xmlns:w16sdtdh="http://schemas.microsoft.com/office/word/2020/wordml/sdtdatahash" xmlns:w16sdtfl="http://schemas.microsoft.com/office/word/2024/wordml/sdtformatlock" xmlns:w16se="http://schemas.microsoft.com/office/word/2015/wordml/symex" xmlns:w16du="http://schemas.microsoft.com/office/word/2023/wordml/word16du" mc:Ignorable="w14 w15 w16se w16cid w16 w16cex w16sdtdh w16sdtfl w16du">
+<w:styles xmlns:mc="http://schemas.openxmlformats.org/markup-compatibility/2006" xmlns:r="http://schemas.openxmlformats.org/officeDocument/2006/relationships" xmlns:w="http://schemas.openxmlformats.org/wordprocessingml/2006/main" xmlns:w14="http://schemas.microsoft.com/office/word/2010/wordml" xmlns:w15="http://schemas.microsoft.com/office/word/2012/wordml" xmlns:w16cex="http://schemas.microsoft.com/office/word/2018/wordml/cex" xmlns:w16cid="http://schemas.microsoft.com/office/word/2016/wordml/cid" xmlns:w16="http://schemas.microsoft.com/office/word/2018/wordml" xmlns:w16du="http://schemas.microsoft.com/office/word/2023/wordml/word16du" xmlns:w16sdtdh="http://schemas.microsoft.com/office/word/2020/wordml/sdtdatahash" xmlns:w16sdtfl="http://schemas.microsoft.com/office/word/2024/wordml/sdtformatlock" xmlns:w16se="http://schemas.microsoft.com/office/word/2015/wordml/symex" mc:Ignorable="w14 w15 w16se w16cid w16 w16cex w16sdtdh w16sdtfl w16du">
   <w:docDefaults>
     <w:rPrDefault>
       <w:rPr>
@@ -5165,7 +5935,7 @@
   <w:style w:type="paragraph" w:default="1" w:styleId="Normal">
     <w:name w:val="Normal"/>
     <w:qFormat/>
-    <w:rsid w:val="002135B2"/>
+    <w:rsid w:val="009A4B98"/>
     <w:rPr>
       <w:rFonts w:ascii="Times New Roman" w:eastAsia="Times New Roman" w:hAnsi="Times New Roman" w:cs="Times New Roman"/>
       <w:kern w:val="0"/>
@@ -5797,7 +6567,7 @@
 </file>
 
 <file path=word/glossary/document.xml><?xml version="1.0" encoding="utf-8"?>
-<w:glossaryDocument xmlns:wpc="http://schemas.microsoft.com/office/word/2010/wordprocessingCanvas" xmlns:cx="http://schemas.microsoft.com/office/drawing/2014/chartex" xmlns:cx1="http://schemas.microsoft.com/office/drawing/2015/9/8/chartex" xmlns:cx2="http://schemas.microsoft.com/office/drawing/2015/10/21/chartex" xmlns:cx3="http://schemas.microsoft.com/office/drawing/2016/5/9/chartex" xmlns:cx4="http://schemas.microsoft.com/office/drawing/2016/5/10/chartex" xmlns:cx5="http://schemas.microsoft.com/office/drawing/2016/5/11/chartex" xmlns:cx6="http://schemas.microsoft.com/office/drawing/2016/5/12/chartex" xmlns:cx7="http://schemas.microsoft.com/office/drawing/2016/5/13/chartex" xmlns:cx8="http://schemas.microsoft.com/office/drawing/2016/5/14/chartex" xmlns:mc="http://schemas.openxmlformats.org/markup-compatibility/2006" xmlns:m="http://schemas.openxmlformats.org/officeDocument/2006/math" xmlns:aink="http://schemas.microsoft.com/office/drawing/2016/ink" xmlns:am3d="http://schemas.microsoft.com/office/drawing/2017/model3d" xmlns:oel="http://schemas.microsoft.com/office/2019/extlst" xmlns:r="http://schemas.openxmlformats.org/officeDocument/2006/relationships" xmlns:wp14="http://schemas.microsoft.com/office/word/2010/wordprocessingDrawing" xmlns:wp="http://schemas.openxmlformats.org/drawingml/2006/wordprocessingDrawing" xmlns:wpg="http://schemas.microsoft.com/office/word/2010/wordprocessingGroup" xmlns:wpi="http://schemas.microsoft.com/office/word/2010/wordprocessingInk" xmlns:wps="http://schemas.microsoft.com/office/word/2010/wordprocessingShape" xmlns:o="urn:schemas-microsoft-com:office:office" xmlns:v="urn:schemas-microsoft-com:vml" xmlns:w10="urn:schemas-microsoft-com:office:word" xmlns:w="http://schemas.openxmlformats.org/wordprocessingml/2006/main" xmlns:w14="http://schemas.microsoft.com/office/word/2010/wordml" xmlns:w15="http://schemas.microsoft.com/office/word/2012/wordml" xmlns:w16cei="http://schemas.microsoft.com/office/word/2026/wordml/cei" xmlns:w16cex="http://schemas.microsoft.com/office/word/2018/wordml/cex" xmlns:w16cid="http://schemas.microsoft.com/office/word/2016/wordml/cid" xmlns:w16="http://schemas.microsoft.com/office/word/2018/wordml" xmlns:w16sdtdh="http://schemas.microsoft.com/office/word/2020/wordml/sdtdatahash" xmlns:w16sdtfl="http://schemas.microsoft.com/office/word/2024/wordml/sdtformatlock" xmlns:w16se="http://schemas.microsoft.com/office/word/2015/wordml/symex" xmlns:w16du="http://schemas.microsoft.com/office/word/2023/wordml/word16du" xmlns:wne="http://schemas.microsoft.com/office/word/2006/wordml" mc:Ignorable="w14 w15 w16se w16cid w16 w16cex w16sdtdh w16sdtfl w16du wp14">
+<w:glossaryDocument xmlns:wpc="http://schemas.microsoft.com/office/word/2010/wordprocessingCanvas" xmlns:cx="http://schemas.microsoft.com/office/drawing/2014/chartex" xmlns:cx1="http://schemas.microsoft.com/office/drawing/2015/9/8/chartex" xmlns:cx2="http://schemas.microsoft.com/office/drawing/2015/10/21/chartex" xmlns:cx3="http://schemas.microsoft.com/office/drawing/2016/5/9/chartex" xmlns:cx4="http://schemas.microsoft.com/office/drawing/2016/5/10/chartex" xmlns:cx5="http://schemas.microsoft.com/office/drawing/2016/5/11/chartex" xmlns:cx6="http://schemas.microsoft.com/office/drawing/2016/5/12/chartex" xmlns:cx7="http://schemas.microsoft.com/office/drawing/2016/5/13/chartex" xmlns:cx8="http://schemas.microsoft.com/office/drawing/2016/5/14/chartex" xmlns:mc="http://schemas.openxmlformats.org/markup-compatibility/2006" xmlns:aink="http://schemas.microsoft.com/office/drawing/2016/ink" xmlns:am3d="http://schemas.microsoft.com/office/drawing/2017/model3d" xmlns:o="urn:schemas-microsoft-com:office:office" xmlns:oel="http://schemas.microsoft.com/office/2019/extlst" xmlns:r="http://schemas.openxmlformats.org/officeDocument/2006/relationships" xmlns:m="http://schemas.openxmlformats.org/officeDocument/2006/math" xmlns:v="urn:schemas-microsoft-com:vml" xmlns:wp14="http://schemas.microsoft.com/office/word/2010/wordprocessingDrawing" xmlns:wp="http://schemas.openxmlformats.org/drawingml/2006/wordprocessingDrawing" xmlns:w10="urn:schemas-microsoft-com:office:word" xmlns:w="http://schemas.openxmlformats.org/wordprocessingml/2006/main" xmlns:w14="http://schemas.microsoft.com/office/word/2010/wordml" xmlns:w15="http://schemas.microsoft.com/office/word/2012/wordml" xmlns:w16cei="http://schemas.microsoft.com/office/word/2026/wordml/cei" xmlns:w16cex="http://schemas.microsoft.com/office/word/2018/wordml/cex" xmlns:w16cid="http://schemas.microsoft.com/office/word/2016/wordml/cid" xmlns:w16="http://schemas.microsoft.com/office/word/2018/wordml" xmlns:w16du="http://schemas.microsoft.com/office/word/2023/wordml/word16du" xmlns:w16sdtdh="http://schemas.microsoft.com/office/word/2020/wordml/sdtdatahash" xmlns:w16sdtfl="http://schemas.microsoft.com/office/word/2024/wordml/sdtformatlock" xmlns:w16se="http://schemas.microsoft.com/office/word/2015/wordml/symex" xmlns:wpg="http://schemas.microsoft.com/office/word/2010/wordprocessingGroup" xmlns:wpi="http://schemas.microsoft.com/office/word/2010/wordprocessingInk" xmlns:wne="http://schemas.microsoft.com/office/word/2006/wordml" xmlns:wps="http://schemas.microsoft.com/office/word/2010/wordprocessingShape" mc:Ignorable="w14 w15 w16se w16cid w16 w16cex w16sdtdh w16sdtfl w16du wp14">
   <w:docParts>
     <w:docPart>
       <w:docPartPr>
@@ -5835,11 +6605,11 @@
 </file>
 
 <file path=word/glossary/fontTable.xml><?xml version="1.0" encoding="utf-8"?>
-<w:fonts xmlns:mc="http://schemas.openxmlformats.org/markup-compatibility/2006" xmlns:r="http://schemas.openxmlformats.org/officeDocument/2006/relationships" xmlns:w="http://schemas.openxmlformats.org/wordprocessingml/2006/main" xmlns:w14="http://schemas.microsoft.com/office/word/2010/wordml" xmlns:w15="http://schemas.microsoft.com/office/word/2012/wordml" xmlns:w16cex="http://schemas.microsoft.com/office/word/2018/wordml/cex" xmlns:w16cid="http://schemas.microsoft.com/office/word/2016/wordml/cid" xmlns:w16="http://schemas.microsoft.com/office/word/2018/wordml" xmlns:w16sdtdh="http://schemas.microsoft.com/office/word/2020/wordml/sdtdatahash" xmlns:w16sdtfl="http://schemas.microsoft.com/office/word/2024/wordml/sdtformatlock" xmlns:w16se="http://schemas.microsoft.com/office/word/2015/wordml/symex" xmlns:w16du="http://schemas.microsoft.com/office/word/2023/wordml/word16du" mc:Ignorable="w14 w15 w16se w16cid w16 w16cex w16sdtdh w16sdtfl w16du">
+<w:fonts xmlns:mc="http://schemas.openxmlformats.org/markup-compatibility/2006" xmlns:r="http://schemas.openxmlformats.org/officeDocument/2006/relationships" xmlns:w="http://schemas.openxmlformats.org/wordprocessingml/2006/main" xmlns:w14="http://schemas.microsoft.com/office/word/2010/wordml" xmlns:w15="http://schemas.microsoft.com/office/word/2012/wordml" xmlns:w16cex="http://schemas.microsoft.com/office/word/2018/wordml/cex" xmlns:w16cid="http://schemas.microsoft.com/office/word/2016/wordml/cid" xmlns:w16="http://schemas.microsoft.com/office/word/2018/wordml" xmlns:w16du="http://schemas.microsoft.com/office/word/2023/wordml/word16du" xmlns:w16sdtdh="http://schemas.microsoft.com/office/word/2020/wordml/sdtdatahash" xmlns:w16sdtfl="http://schemas.microsoft.com/office/word/2024/wordml/sdtformatlock" xmlns:w16se="http://schemas.microsoft.com/office/word/2015/wordml/symex" mc:Ignorable="w14 w15 w16se w16cid w16 w16cex w16sdtdh w16sdtfl w16du">
   <w:font w:name="Symbol">
     <w:panose1 w:val="05050102010706020507"/>
     <w:charset w:val="02"/>
-    <w:family w:val="decorative"/>
+    <w:family w:val="roman"/>
     <w:pitch w:val="variable"/>
     <w:sig w:usb0="00000000" w:usb1="10000000" w:usb2="00000000" w:usb3="00000000" w:csb0="80000000" w:csb1="00000000"/>
   </w:font>
@@ -5874,21 +6644,21 @@
   </w:font>
   <w:font w:name="Wingdings">
     <w:panose1 w:val="05000000000000000000"/>
-    <w:charset w:val="4D"/>
-    <w:family w:val="decorative"/>
+    <w:charset w:val="02"/>
+    <w:family w:val="auto"/>
     <w:pitch w:val="variable"/>
-    <w:sig w:usb0="00000003" w:usb1="00000000" w:usb2="00000000" w:usb3="00000000" w:csb0="80000001" w:csb1="00000000"/>
+    <w:sig w:usb0="00000000" w:usb1="10000000" w:usb2="00000000" w:usb3="00000000" w:csb0="80000000" w:csb1="00000000"/>
   </w:font>
   <w:font w:name="Calibri">
     <w:panose1 w:val="020F0502020204030204"/>
     <w:charset w:val="00"/>
     <w:family w:val="swiss"/>
     <w:pitch w:val="variable"/>
-    <w:sig w:usb0="E4002EFF" w:usb1="C200247B" w:usb2="00000009" w:usb3="00000000" w:csb0="000001FF" w:csb1="00000000"/>
+    <w:sig w:usb0="E4002EFF" w:usb1="C000247B" w:usb2="00000009" w:usb3="00000000" w:csb0="000001FF" w:csb1="00000000"/>
   </w:font>
   <w:font w:name="Times">
     <w:altName w:val="Times New Roman"/>
-    <w:panose1 w:val="020B0604020202020204"/>
+    <w:panose1 w:val="02020603050405020304"/>
     <w:charset w:val="00"/>
     <w:family w:val="roman"/>
     <w:pitch w:val="variable"/>
@@ -5903,14 +6673,13 @@
   </w:font>
   <w:font w:name="Helvetica-Bold">
     <w:altName w:val="Arial"/>
-    <w:panose1 w:val="00000000000000000000"/>
     <w:charset w:val="B2"/>
     <w:family w:val="auto"/>
     <w:pitch w:val="variable"/>
     <w:sig w:usb0="E00022FF" w:usb1="5200785B" w:usb2="00000000" w:usb3="00000000" w:csb0="000001DF" w:csb1="00000000"/>
   </w:font>
   <w:font w:name="Helvetica">
-    <w:panose1 w:val="00000000000000000000"/>
+    <w:panose1 w:val="020B0604020202020204"/>
     <w:charset w:val="00"/>
     <w:family w:val="auto"/>
     <w:pitch w:val="variable"/>
@@ -5925,7 +6694,7 @@
   </w:font>
   <w:font w:name="Arial-ItalicMT">
     <w:altName w:val="Arial"/>
-    <w:panose1 w:val="020B0604020202020204"/>
+    <w:panose1 w:val="00000000000000000000"/>
     <w:charset w:val="00"/>
     <w:family w:val="swiss"/>
     <w:notTrueType/>
@@ -5933,7 +6702,6 @@
     <w:sig w:usb0="00000003" w:usb1="00000000" w:usb2="00000000" w:usb3="00000000" w:csb0="00000001" w:csb1="00000000"/>
   </w:font>
   <w:font w:name="Aptos">
-    <w:panose1 w:val="020B0004020202020204"/>
     <w:charset w:val="00"/>
     <w:family w:val="swiss"/>
     <w:pitch w:val="variable"/>
@@ -5948,7 +6716,6 @@
     <w:sig w:usb0="A00002BF" w:usb1="38CF7CFA" w:usb2="00000016" w:usb3="00000000" w:csb0="0004000F" w:csb1="00000000"/>
   </w:font>
   <w:font w:name="Aptos Display">
-    <w:panose1 w:val="020B0004020202020204"/>
     <w:charset w:val="00"/>
     <w:family w:val="swiss"/>
     <w:pitch w:val="variable"/>
@@ -5966,7 +6733,7 @@
 </file>
 
 <file path=word/glossary/settings.xml><?xml version="1.0" encoding="utf-8"?>
-<w:settings xmlns:mc="http://schemas.openxmlformats.org/markup-compatibility/2006" xmlns:m="http://schemas.openxmlformats.org/officeDocument/2006/math" xmlns:r="http://schemas.openxmlformats.org/officeDocument/2006/relationships" xmlns:sl="http://schemas.openxmlformats.org/schemaLibrary/2006/main" xmlns:o="urn:schemas-microsoft-com:office:office" xmlns:v="urn:schemas-microsoft-com:vml" xmlns:w10="urn:schemas-microsoft-com:office:word" xmlns:w="http://schemas.openxmlformats.org/wordprocessingml/2006/main" xmlns:w14="http://schemas.microsoft.com/office/word/2010/wordml" xmlns:w15="http://schemas.microsoft.com/office/word/2012/wordml" xmlns:w16cex="http://schemas.microsoft.com/office/word/2018/wordml/cex" xmlns:w16cid="http://schemas.microsoft.com/office/word/2016/wordml/cid" xmlns:w16="http://schemas.microsoft.com/office/word/2018/wordml" xmlns:w16sdtdh="http://schemas.microsoft.com/office/word/2020/wordml/sdtdatahash" xmlns:w16sdtfl="http://schemas.microsoft.com/office/word/2024/wordml/sdtformatlock" xmlns:w16se="http://schemas.microsoft.com/office/word/2015/wordml/symex" xmlns:w16du="http://schemas.microsoft.com/office/word/2023/wordml/word16du" mc:Ignorable="w14 w15 w16se w16cid w16 w16cex w16sdtdh w16sdtfl w16du">
+<w:settings xmlns:mc="http://schemas.openxmlformats.org/markup-compatibility/2006" xmlns:o="urn:schemas-microsoft-com:office:office" xmlns:r="http://schemas.openxmlformats.org/officeDocument/2006/relationships" xmlns:m="http://schemas.openxmlformats.org/officeDocument/2006/math" xmlns:v="urn:schemas-microsoft-com:vml" xmlns:w10="urn:schemas-microsoft-com:office:word" xmlns:w="http://schemas.openxmlformats.org/wordprocessingml/2006/main" xmlns:w14="http://schemas.microsoft.com/office/word/2010/wordml" xmlns:w15="http://schemas.microsoft.com/office/word/2012/wordml" xmlns:w16cex="http://schemas.microsoft.com/office/word/2018/wordml/cex" xmlns:w16cid="http://schemas.microsoft.com/office/word/2016/wordml/cid" xmlns:w16="http://schemas.microsoft.com/office/word/2018/wordml" xmlns:w16du="http://schemas.microsoft.com/office/word/2023/wordml/word16du" xmlns:w16sdtdh="http://schemas.microsoft.com/office/word/2020/wordml/sdtdatahash" xmlns:w16sdtfl="http://schemas.microsoft.com/office/word/2024/wordml/sdtformatlock" xmlns:w16se="http://schemas.microsoft.com/office/word/2015/wordml/symex" xmlns:sl="http://schemas.openxmlformats.org/schemaLibrary/2006/main" mc:Ignorable="w14 w15 w16se w16cid w16 w16cex w16sdtdh w16sdtfl w16du">
   <w:view w:val="normal"/>
   <w:bordersDoNotSurroundHeader/>
   <w:bordersDoNotSurroundFooter/>
@@ -5998,6 +6765,7 @@
     <w:rsid w:val="000B1FE5"/>
     <w:rsid w:val="000C1DF4"/>
     <w:rsid w:val="000E2ED6"/>
+    <w:rsid w:val="000F17CF"/>
     <w:rsid w:val="000F7420"/>
     <w:rsid w:val="00115C2C"/>
     <w:rsid w:val="0011766F"/>
@@ -6121,6 +6889,7 @@
     <w:rsid w:val="008E7375"/>
     <w:rsid w:val="00900832"/>
     <w:rsid w:val="00905C44"/>
+    <w:rsid w:val="00916FA9"/>
     <w:rsid w:val="009308F6"/>
     <w:rsid w:val="009375F5"/>
     <w:rsid w:val="0094088A"/>
@@ -6179,10 +6948,12 @@
     <w:rsid w:val="00D22C3F"/>
     <w:rsid w:val="00D33C2F"/>
     <w:rsid w:val="00D369E8"/>
+    <w:rsid w:val="00D44D9B"/>
     <w:rsid w:val="00D75F24"/>
     <w:rsid w:val="00D82958"/>
     <w:rsid w:val="00D83532"/>
     <w:rsid w:val="00D93480"/>
+    <w:rsid w:val="00DA5AB1"/>
     <w:rsid w:val="00DC7BC8"/>
     <w:rsid w:val="00DE2C24"/>
     <w:rsid w:val="00DE2C30"/>
@@ -6240,7 +7011,7 @@
 </file>
 
 <file path=word/glossary/styles.xml><?xml version="1.0" encoding="utf-8"?>
-<w:styles xmlns:mc="http://schemas.openxmlformats.org/markup-compatibility/2006" xmlns:r="http://schemas.openxmlformats.org/officeDocument/2006/relationships" xmlns:w="http://schemas.openxmlformats.org/wordprocessingml/2006/main" xmlns:w14="http://schemas.microsoft.com/office/word/2010/wordml" xmlns:w15="http://schemas.microsoft.com/office/word/2012/wordml" xmlns:w16cex="http://schemas.microsoft.com/office/word/2018/wordml/cex" xmlns:w16cid="http://schemas.microsoft.com/office/word/2016/wordml/cid" xmlns:w16="http://schemas.microsoft.com/office/word/2018/wordml" xmlns:w16sdtdh="http://schemas.microsoft.com/office/word/2020/wordml/sdtdatahash" xmlns:w16sdtfl="http://schemas.microsoft.com/office/word/2024/wordml/sdtformatlock" xmlns:w16se="http://schemas.microsoft.com/office/word/2015/wordml/symex" xmlns:w16du="http://schemas.microsoft.com/office/word/2023/wordml/word16du" mc:Ignorable="w14 w15 w16se w16cid w16 w16cex w16sdtdh w16sdtfl w16du">
+<w:styles xmlns:mc="http://schemas.openxmlformats.org/markup-compatibility/2006" xmlns:r="http://schemas.openxmlformats.org/officeDocument/2006/relationships" xmlns:w="http://schemas.openxmlformats.org/wordprocessingml/2006/main" xmlns:w14="http://schemas.microsoft.com/office/word/2010/wordml" xmlns:w15="http://schemas.microsoft.com/office/word/2012/wordml" xmlns:w16cex="http://schemas.microsoft.com/office/word/2018/wordml/cex" xmlns:w16cid="http://schemas.microsoft.com/office/word/2016/wordml/cid" xmlns:w16="http://schemas.microsoft.com/office/word/2018/wordml" xmlns:w16du="http://schemas.microsoft.com/office/word/2023/wordml/word16du" xmlns:w16sdtdh="http://schemas.microsoft.com/office/word/2020/wordml/sdtdatahash" xmlns:w16sdtfl="http://schemas.microsoft.com/office/word/2024/wordml/sdtformatlock" xmlns:w16se="http://schemas.microsoft.com/office/word/2015/wordml/symex" mc:Ignorable="w14 w15 w16se w16cid w16 w16cex w16sdtdh w16sdtfl w16du">
   <w:docDefaults>
     <w:rPrDefault>
       <w:rPr>
@@ -6679,7 +7450,7 @@
 </file>
 
 <file path=word/glossary/webSettings.xml><?xml version="1.0" encoding="utf-8"?>
-<w:webSettings xmlns:mc="http://schemas.openxmlformats.org/markup-compatibility/2006" xmlns:r="http://schemas.openxmlformats.org/officeDocument/2006/relationships" xmlns:w="http://schemas.openxmlformats.org/wordprocessingml/2006/main" xmlns:w14="http://schemas.microsoft.com/office/word/2010/wordml" xmlns:w15="http://schemas.microsoft.com/office/word/2012/wordml" xmlns:w16cex="http://schemas.microsoft.com/office/word/2018/wordml/cex" xmlns:w16cid="http://schemas.microsoft.com/office/word/2016/wordml/cid" xmlns:w16="http://schemas.microsoft.com/office/word/2018/wordml" xmlns:w16sdtdh="http://schemas.microsoft.com/office/word/2020/wordml/sdtdatahash" xmlns:w16sdtfl="http://schemas.microsoft.com/office/word/2024/wordml/sdtformatlock" xmlns:w16se="http://schemas.microsoft.com/office/word/2015/wordml/symex" xmlns:w16du="http://schemas.microsoft.com/office/word/2023/wordml/word16du" mc:Ignorable="w14 w15 w16se w16cid w16 w16cex w16sdtdh w16sdtfl w16du">
+<w:webSettings xmlns:mc="http://schemas.openxmlformats.org/markup-compatibility/2006" xmlns:r="http://schemas.openxmlformats.org/officeDocument/2006/relationships" xmlns:w="http://schemas.openxmlformats.org/wordprocessingml/2006/main" xmlns:w14="http://schemas.microsoft.com/office/word/2010/wordml" xmlns:w15="http://schemas.microsoft.com/office/word/2012/wordml" xmlns:w16cex="http://schemas.microsoft.com/office/word/2018/wordml/cex" xmlns:w16cid="http://schemas.microsoft.com/office/word/2016/wordml/cid" xmlns:w16="http://schemas.microsoft.com/office/word/2018/wordml" xmlns:w16du="http://schemas.microsoft.com/office/word/2023/wordml/word16du" xmlns:w16sdtdh="http://schemas.microsoft.com/office/word/2020/wordml/sdtdatahash" xmlns:w16sdtfl="http://schemas.microsoft.com/office/word/2024/wordml/sdtformatlock" xmlns:w16se="http://schemas.microsoft.com/office/word/2015/wordml/symex" mc:Ignorable="w14 w15 w16se w16cid w16 w16cex w16sdtdh w16sdtfl w16du">
   <w:optimizeForBrowser/>
 </w:webSettings>
 </file>
@@ -6967,6 +7738,28 @@
 </a:theme>
 </file>
 
+<file path=word/webextensions/taskpanes.xml><?xml version="1.0" encoding="utf-8"?>
+<wetp:taskpanes xmlns:wetp="http://schemas.microsoft.com/office/webextensions/taskpanes/2010/11">
+  <wetp:taskpane dockstate="right" visibility="0" width="525" row="2">
+    <wetp:webextensionref xmlns:r="http://schemas.openxmlformats.org/officeDocument/2006/relationships" r:id="rId1"/>
+  </wetp:taskpane>
+</wetp:taskpanes>
+</file>
+
+<file path=word/webextensions/webextension1.xml><?xml version="1.0" encoding="utf-8"?>
+<we:webextension xmlns:we="http://schemas.microsoft.com/office/webextensions/webextension/2010/11" id="{395A4138-7675-4CE3-A060-98E432346CFA}">
+  <we:reference id="wa200010453" version="1.0.0.1" store="en-US" storeType="OMEX"/>
+  <we:alternateReferences>
+    <we:reference id="WA200010453" version="1.0.0.1" store="" storeType="OMEX"/>
+  </we:alternateReferences>
+  <we:properties>
+    <we:property name="claude.fileId" value="&quot;2e970646-157c-462a-8855-e11467a174af&quot;"/>
+  </we:properties>
+  <we:bindings/>
+  <we:snapshot xmlns:r="http://schemas.openxmlformats.org/officeDocument/2006/relationships"/>
+</we:webextension>
+</file>
+
 <file path=docMetadata/LabelInfo.xml><?xml version="1.0" encoding="utf-8"?>
 <clbl:labelList xmlns:clbl="http://schemas.microsoft.com/office/2020/mipLabelMetadata">
   <clbl:label id="{8db864bc-821c-4dd3-a9c9-5002b5129ec6}" enabled="1" method="Standard" siteId="{0b95a125-791c-4f0a-9f9e-99e363117506}" contentBits="0" removed="0"/>

--- a/CV_Weidong_Wu.docx
+++ b/CV_Weidong_Wu.docx
@@ -1,6 +1,6 @@
 
 <file path=word/document.xml><?xml version="1.0" encoding="utf-8"?>
-<w:document xmlns:wpc="http://schemas.microsoft.com/office/word/2010/wordprocessingCanvas" xmlns:cx="http://schemas.microsoft.com/office/drawing/2014/chartex" xmlns:cx1="http://schemas.microsoft.com/office/drawing/2015/9/8/chartex" xmlns:cx2="http://schemas.microsoft.com/office/drawing/2015/10/21/chartex" xmlns:cx3="http://schemas.microsoft.com/office/drawing/2016/5/9/chartex" xmlns:cx4="http://schemas.microsoft.com/office/drawing/2016/5/10/chartex" xmlns:cx5="http://schemas.microsoft.com/office/drawing/2016/5/11/chartex" xmlns:cx6="http://schemas.microsoft.com/office/drawing/2016/5/12/chartex" xmlns:cx7="http://schemas.microsoft.com/office/drawing/2016/5/13/chartex" xmlns:cx8="http://schemas.microsoft.com/office/drawing/2016/5/14/chartex" xmlns:mc="http://schemas.openxmlformats.org/markup-compatibility/2006" xmlns:aink="http://schemas.microsoft.com/office/drawing/2016/ink" xmlns:am3d="http://schemas.microsoft.com/office/drawing/2017/model3d" xmlns:o="urn:schemas-microsoft-com:office:office" xmlns:oel="http://schemas.microsoft.com/office/2019/extlst" xmlns:r="http://schemas.openxmlformats.org/officeDocument/2006/relationships" xmlns:m="http://schemas.openxmlformats.org/officeDocument/2006/math" xmlns:v="urn:schemas-microsoft-com:vml" xmlns:wp14="http://schemas.microsoft.com/office/word/2010/wordprocessingDrawing" xmlns:wp="http://schemas.openxmlformats.org/drawingml/2006/wordprocessingDrawing" xmlns:w10="urn:schemas-microsoft-com:office:word" xmlns:w="http://schemas.openxmlformats.org/wordprocessingml/2006/main" xmlns:w14="http://schemas.microsoft.com/office/word/2010/wordml" xmlns:w15="http://schemas.microsoft.com/office/word/2012/wordml" xmlns:w16cei="http://schemas.microsoft.com/office/word/2026/wordml/cei" xmlns:w16cex="http://schemas.microsoft.com/office/word/2018/wordml/cex" xmlns:w16cid="http://schemas.microsoft.com/office/word/2016/wordml/cid" xmlns:w16="http://schemas.microsoft.com/office/word/2018/wordml" xmlns:w16du="http://schemas.microsoft.com/office/word/2023/wordml/word16du" xmlns:w16sdtdh="http://schemas.microsoft.com/office/word/2020/wordml/sdtdatahash" xmlns:w16sdtfl="http://schemas.microsoft.com/office/word/2024/wordml/sdtformatlock" xmlns:w16se="http://schemas.microsoft.com/office/word/2015/wordml/symex" xmlns:wpg="http://schemas.microsoft.com/office/word/2010/wordprocessingGroup" xmlns:wpi="http://schemas.microsoft.com/office/word/2010/wordprocessingInk" xmlns:wne="http://schemas.microsoft.com/office/word/2006/wordml" xmlns:wps="http://schemas.microsoft.com/office/word/2010/wordprocessingShape" mc:Ignorable="w14 w15 w16se w16cid w16 w16cex w16sdtdh w16sdtfl w16du wp14">
+<w:document xmlns:wpc="http://schemas.microsoft.com/office/word/2010/wordprocessingCanvas" xmlns:cx="http://schemas.microsoft.com/office/drawing/2014/chartex" xmlns:cx1="http://schemas.microsoft.com/office/drawing/2015/9/8/chartex" xmlns:cx2="http://schemas.microsoft.com/office/drawing/2015/10/21/chartex" xmlns:cx3="http://schemas.microsoft.com/office/drawing/2016/5/9/chartex" xmlns:cx4="http://schemas.microsoft.com/office/drawing/2016/5/10/chartex" xmlns:cx5="http://schemas.microsoft.com/office/drawing/2016/5/11/chartex" xmlns:cx6="http://schemas.microsoft.com/office/drawing/2016/5/12/chartex" xmlns:cx7="http://schemas.microsoft.com/office/drawing/2016/5/13/chartex" xmlns:cx8="http://schemas.microsoft.com/office/drawing/2016/5/14/chartex" xmlns:mc="http://schemas.openxmlformats.org/markup-compatibility/2006" xmlns:m="http://schemas.openxmlformats.org/officeDocument/2006/math" xmlns:aink="http://schemas.microsoft.com/office/drawing/2016/ink" xmlns:am3d="http://schemas.microsoft.com/office/drawing/2017/model3d" xmlns:oel="http://schemas.microsoft.com/office/2019/extlst" xmlns:r="http://schemas.openxmlformats.org/officeDocument/2006/relationships" xmlns:wp14="http://schemas.microsoft.com/office/word/2010/wordprocessingDrawing" xmlns:wp="http://schemas.openxmlformats.org/drawingml/2006/wordprocessingDrawing" xmlns:wpg="http://schemas.microsoft.com/office/word/2010/wordprocessingGroup" xmlns:wpi="http://schemas.microsoft.com/office/word/2010/wordprocessingInk" xmlns:wps="http://schemas.microsoft.com/office/word/2010/wordprocessingShape" xmlns:o="urn:schemas-microsoft-com:office:office" xmlns:v="urn:schemas-microsoft-com:vml" xmlns:w10="urn:schemas-microsoft-com:office:word" xmlns:w="http://schemas.openxmlformats.org/wordprocessingml/2006/main" xmlns:w14="http://schemas.microsoft.com/office/word/2010/wordml" xmlns:w15="http://schemas.microsoft.com/office/word/2012/wordml" xmlns:w16cex="http://schemas.microsoft.com/office/word/2018/wordml/cex" xmlns:w16cid="http://schemas.microsoft.com/office/word/2016/wordml/cid" xmlns:w16="http://schemas.microsoft.com/office/word/2018/wordml" xmlns:w16sdtdh="http://schemas.microsoft.com/office/word/2020/wordml/sdtdatahash" xmlns:w16sdtfl="http://schemas.microsoft.com/office/word/2024/wordml/sdtformatlock" xmlns:w16se="http://schemas.microsoft.com/office/word/2015/wordml/symex" xmlns:w16du="http://schemas.microsoft.com/office/word/2023/wordml/word16du" xmlns:wne="http://schemas.microsoft.com/office/word/2006/wordml" mc:Ignorable="w14 w15 w16se w16cid w16 w16cex w16sdtdh w16sdtfl w16du wp14">
   <w:body>
     <w:p>
       <w:pPr>
@@ -1569,6 +1569,35 @@
           <w:noProof/>
           <w:color w:val="000000" w:themeColor="text1"/>
         </w:rPr>
+        <w:t xml:space="preserve"> </w:t>
+      </w:r>
+      <w:r>
+        <w:rPr>
+          <w:noProof/>
+          <w:color w:val="000000" w:themeColor="text1"/>
+        </w:rPr>
+        <w:t>(</w:t>
+      </w:r>
+      <w:r>
+        <w:rPr>
+          <w:noProof/>
+          <w:color w:val="000000" w:themeColor="text1"/>
+        </w:rPr>
+        <w:t>in preparation</w:t>
+      </w:r>
+      <w:r>
+        <w:rPr>
+          <w:noProof/>
+          <w:color w:val="000000" w:themeColor="text1"/>
+        </w:rPr>
+        <w:t>)</w:t>
+      </w:r>
+      <w:r>
+        <w:rPr>
+          <w:rFonts w:hint="eastAsia"/>
+          <w:noProof/>
+          <w:color w:val="000000" w:themeColor="text1"/>
+        </w:rPr>
         <w:t>.</w:t>
       </w:r>
     </w:p>
@@ -1595,7 +1624,7 @@
         <w:adjustRightInd w:val="0"/>
         <w:spacing w:line="276" w:lineRule="auto"/>
         <w:rPr>
-          <w:rFonts w:ascii="Arial" w:eastAsia="Arial-ItalicMT" w:hAnsi="Arial" w:cs="Arial"/>
+          <w:rFonts w:ascii="Arial" w:eastAsia="Arial-ItalicMT" w:hAnsi="Arial" w:cs="Arial" w:hint="eastAsia"/>
           <w:i/>
           <w:iCs/>
           <w:u w:val="single"/>
@@ -1855,7 +1884,7 @@
         <w:spacing w:after="0"/>
         <w:ind w:firstLineChars="0"/>
         <w:rPr>
-          <w:rFonts w:ascii="Arial" w:hAnsi="Arial" w:cs="Arial" w:hint="eastAsia"/>
+          <w:rFonts w:ascii="Arial" w:hAnsi="Arial" w:cs="Arial"/>
           <w:sz w:val="24"/>
           <w:szCs w:val="24"/>
         </w:rPr>
@@ -1941,17 +1970,16 @@
           <w:sz w:val="24"/>
           <w:szCs w:val="24"/>
         </w:rPr>
-        <w:t xml:space="preserve">Wang, Y., Ma, A., Song, N.J., Shannon, A.E., Amankwah, Y.S., Chen, X., </w:t>
-      </w:r>
-      <w:r>
-        <w:rPr>
-          <w:rFonts w:ascii="Arial" w:hAnsi="Arial" w:cs="Arial"/>
-          <w:b/>
-          <w:bCs/>
+        <w:t xml:space="preserve">Lin, D., Atkinson, J.R., </w:t>
+      </w:r>
+      <w:r>
+        <w:rPr>
+          <w:rFonts w:ascii="Arial" w:hAnsi="Arial" w:cs="Arial"/>
+          <w:b/>
           <w:sz w:val="24"/>
           <w:szCs w:val="24"/>
         </w:rPr>
-        <w:t>Wu, W</w:t>
+        <w:t>Wu, W.</w:t>
       </w:r>
       <w:r>
         <w:rPr>
@@ -1959,42 +1987,7 @@
           <w:sz w:val="24"/>
           <w:szCs w:val="24"/>
         </w:rPr>
-        <w:t xml:space="preserve">., Wang, Z., </w:t>
-      </w:r>
-      <w:proofErr w:type="spellStart"/>
-      <w:r>
-        <w:rPr>
-          <w:rFonts w:ascii="Arial" w:hAnsi="Arial" w:cs="Arial"/>
-          <w:sz w:val="24"/>
-          <w:szCs w:val="24"/>
-        </w:rPr>
-        <w:t>Saadey</w:t>
-      </w:r>
-      <w:proofErr w:type="spellEnd"/>
-      <w:r>
-        <w:rPr>
-          <w:rFonts w:ascii="Arial" w:hAnsi="Arial" w:cs="Arial"/>
-          <w:sz w:val="24"/>
-          <w:szCs w:val="24"/>
-        </w:rPr>
-        <w:t xml:space="preserve">, A.A., Yousif, A. and Ghosh, G., 2025. Proteotoxic stress response drives T cell exhaustion and immune evasion. </w:t>
-      </w:r>
-      <w:r>
-        <w:rPr>
-          <w:rFonts w:ascii="Arial" w:hAnsi="Arial" w:cs="Arial"/>
-          <w:sz w:val="24"/>
-          <w:szCs w:val="24"/>
-          <w:u w:val="single"/>
-        </w:rPr>
-        <w:t>Nature</w:t>
-      </w:r>
-      <w:r>
-        <w:rPr>
-          <w:rFonts w:ascii="Arial" w:hAnsi="Arial" w:cs="Arial"/>
-          <w:sz w:val="24"/>
-          <w:szCs w:val="24"/>
-        </w:rPr>
-        <w:t>.</w:t>
+        <w:t>, Chen, M., Jayasekara, S., Segal, B.M., Ma, A. and Gao, J., 2026. A self-limiting, TREM2-dependent anabolic program confers microglial resilience in Alzheimer's disease. bioRxiv.</w:t>
       </w:r>
     </w:p>
     <w:p>
@@ -2018,7 +2011,7 @@
           <w:sz w:val="24"/>
           <w:szCs w:val="24"/>
         </w:rPr>
-        <w:t xml:space="preserve">Dong, H., Liang, C., Zhang, J., </w:t>
+        <w:t xml:space="preserve">Wang, Y., Ma, A., Song, N.J., Shannon, A.E., Amankwah, Y.S., Chen, X., </w:t>
       </w:r>
       <w:r>
         <w:rPr>
@@ -2028,7 +2021,7 @@
           <w:sz w:val="24"/>
           <w:szCs w:val="24"/>
         </w:rPr>
-        <w:t>Wu, W.</w:t>
+        <w:t>Wu, W</w:t>
       </w:r>
       <w:r>
         <w:rPr>
@@ -2036,7 +2029,7 @@
           <w:sz w:val="24"/>
           <w:szCs w:val="24"/>
         </w:rPr>
-        <w:t>, Kumar, N., Liu, Z., Sun, Y., Liao, Z., Cheng, X., Yu, Y. et al., 2025. O-</w:t>
+        <w:t xml:space="preserve">., Wang, Z., </w:t>
       </w:r>
       <w:proofErr w:type="spellStart"/>
       <w:r>
@@ -2045,7 +2038,7 @@
           <w:sz w:val="24"/>
           <w:szCs w:val="24"/>
         </w:rPr>
-        <w:t>GlcNAc</w:t>
+        <w:t>Saadey</w:t>
       </w:r>
       <w:proofErr w:type="spellEnd"/>
       <w:r>
@@ -2054,7 +2047,7 @@
           <w:sz w:val="24"/>
           <w:szCs w:val="24"/>
         </w:rPr>
-        <w:t xml:space="preserve"> transferase plays dual antiviral roles by integrating innate immunity and lipid metabolism. </w:t>
+        <w:t xml:space="preserve">, A.A., Yousif, A. and Ghosh, G., 2025. Proteotoxic stress response drives T cell exhaustion and immune evasion. </w:t>
       </w:r>
       <w:r>
         <w:rPr>
@@ -2063,7 +2056,7 @@
           <w:szCs w:val="24"/>
           <w:u w:val="single"/>
         </w:rPr>
-        <w:t>Nature Communications</w:t>
+        <w:t>Nature</w:t>
       </w:r>
       <w:r>
         <w:rPr>
@@ -2095,7 +2088,7 @@
           <w:sz w:val="24"/>
           <w:szCs w:val="24"/>
         </w:rPr>
-        <w:t xml:space="preserve">Jiang, Y., Wang, S., Feng, S., Wang, C., </w:t>
+        <w:t xml:space="preserve">Dong, H., Liang, C., Zhang, J., </w:t>
       </w:r>
       <w:r>
         <w:rPr>
@@ -2105,7 +2098,7 @@
           <w:sz w:val="24"/>
           <w:szCs w:val="24"/>
         </w:rPr>
-        <w:t>Wu, W</w:t>
+        <w:t>Wu, W.</w:t>
       </w:r>
       <w:r>
         <w:rPr>
@@ -2113,7 +2106,7 @@
           <w:sz w:val="24"/>
           <w:szCs w:val="24"/>
         </w:rPr>
-        <w:t xml:space="preserve">., Huang, X., Ma, Q., Wang, J. and Ma, A., 2024. </w:t>
+        <w:t>, Kumar, N., Liu, Z., Sun, Y., Liao, Z., Cheng, X., Yu, Y. et al., 2025. O-</w:t>
       </w:r>
       <w:proofErr w:type="spellStart"/>
       <w:r>
@@ -2122,7 +2115,7 @@
           <w:sz w:val="24"/>
           <w:szCs w:val="24"/>
         </w:rPr>
-        <w:t>scGNN</w:t>
+        <w:t>GlcNAc</w:t>
       </w:r>
       <w:proofErr w:type="spellEnd"/>
       <w:r>
@@ -2131,7 +2124,7 @@
           <w:sz w:val="24"/>
           <w:szCs w:val="24"/>
         </w:rPr>
-        <w:t xml:space="preserve">+: Adapting ChatGPT for Seamless Tutorial and Code Optimization. </w:t>
+        <w:t xml:space="preserve"> transferase plays dual antiviral roles by integrating innate immunity and lipid metabolism. </w:t>
       </w:r>
       <w:r>
         <w:rPr>
@@ -2140,7 +2133,7 @@
           <w:szCs w:val="24"/>
           <w:u w:val="single"/>
         </w:rPr>
-        <w:t>bioRxiv</w:t>
+        <w:t>Nature Communications</w:t>
       </w:r>
       <w:r>
         <w:rPr>
@@ -2172,6 +2165,83 @@
           <w:sz w:val="24"/>
           <w:szCs w:val="24"/>
         </w:rPr>
+        <w:t xml:space="preserve">Jiang, Y., Wang, S., Feng, S., Wang, C., </w:t>
+      </w:r>
+      <w:r>
+        <w:rPr>
+          <w:rFonts w:ascii="Arial" w:hAnsi="Arial" w:cs="Arial"/>
+          <w:b/>
+          <w:bCs/>
+          <w:sz w:val="24"/>
+          <w:szCs w:val="24"/>
+        </w:rPr>
+        <w:t>Wu, W</w:t>
+      </w:r>
+      <w:r>
+        <w:rPr>
+          <w:rFonts w:ascii="Arial" w:hAnsi="Arial" w:cs="Arial"/>
+          <w:sz w:val="24"/>
+          <w:szCs w:val="24"/>
+        </w:rPr>
+        <w:t xml:space="preserve">., Huang, X., Ma, Q., Wang, J. and Ma, A., 2024. </w:t>
+      </w:r>
+      <w:proofErr w:type="spellStart"/>
+      <w:r>
+        <w:rPr>
+          <w:rFonts w:ascii="Arial" w:hAnsi="Arial" w:cs="Arial"/>
+          <w:sz w:val="24"/>
+          <w:szCs w:val="24"/>
+        </w:rPr>
+        <w:t>scGNN</w:t>
+      </w:r>
+      <w:proofErr w:type="spellEnd"/>
+      <w:r>
+        <w:rPr>
+          <w:rFonts w:ascii="Arial" w:hAnsi="Arial" w:cs="Arial"/>
+          <w:sz w:val="24"/>
+          <w:szCs w:val="24"/>
+        </w:rPr>
+        <w:t xml:space="preserve">+: Adapting ChatGPT for Seamless Tutorial and Code Optimization. </w:t>
+      </w:r>
+      <w:r>
+        <w:rPr>
+          <w:rFonts w:ascii="Arial" w:hAnsi="Arial" w:cs="Arial"/>
+          <w:sz w:val="24"/>
+          <w:szCs w:val="24"/>
+          <w:u w:val="single"/>
+        </w:rPr>
+        <w:t>bioRxiv</w:t>
+      </w:r>
+      <w:r>
+        <w:rPr>
+          <w:rFonts w:ascii="Arial" w:hAnsi="Arial" w:cs="Arial"/>
+          <w:sz w:val="24"/>
+          <w:szCs w:val="24"/>
+        </w:rPr>
+        <w:t>.</w:t>
+      </w:r>
+    </w:p>
+    <w:p>
+      <w:pPr>
+        <w:pStyle w:val="ListParagraph"/>
+        <w:numPr>
+          <w:ilvl w:val="0"/>
+          <w:numId w:val="4"/>
+        </w:numPr>
+        <w:spacing w:after="0"/>
+        <w:ind w:firstLineChars="0"/>
+        <w:rPr>
+          <w:rFonts w:ascii="Arial" w:hAnsi="Arial" w:cs="Arial"/>
+          <w:sz w:val="24"/>
+          <w:szCs w:val="24"/>
+        </w:rPr>
+      </w:pPr>
+      <w:r>
+        <w:rPr>
+          <w:rFonts w:ascii="Arial" w:hAnsi="Arial" w:cs="Arial"/>
+          <w:sz w:val="24"/>
+          <w:szCs w:val="24"/>
+        </w:rPr>
         <w:t xml:space="preserve">Ye, S., Li, C., Zhao, R. and </w:t>
       </w:r>
       <w:r>
@@ -2255,6 +2325,7 @@
           <w:rFonts w:ascii="Arial" w:eastAsiaTheme="minorEastAsia" w:hAnsi="Arial" w:cs="Arial" w:hint="eastAsia"/>
           <w:b/>
         </w:rPr>
+        <w:lastRenderedPageBreak/>
         <w:t>ssKIND</w:t>
       </w:r>
       <w:proofErr w:type="spellEnd"/>
@@ -3166,7 +3237,7 @@
       <w:pPr>
         <w:spacing w:line="276" w:lineRule="auto"/>
         <w:rPr>
-          <w:rFonts w:ascii="Arial" w:eastAsiaTheme="minorEastAsia" w:hAnsi="Arial" w:cs="Arial" w:hint="eastAsia"/>
+          <w:rFonts w:ascii="Arial" w:eastAsiaTheme="minorEastAsia" w:hAnsi="Arial" w:cs="Arial"/>
           <w:b/>
         </w:rPr>
       </w:pPr>
@@ -3324,7 +3395,7 @@
       <w:pPr>
         <w:spacing w:line="276" w:lineRule="auto"/>
         <w:rPr>
-          <w:rFonts w:ascii="Arial" w:eastAsiaTheme="minorEastAsia" w:hAnsi="Arial" w:cs="Arial" w:hint="eastAsia"/>
+          <w:rFonts w:ascii="Arial" w:eastAsiaTheme="minorEastAsia" w:hAnsi="Arial" w:cs="Arial"/>
           <w:b/>
         </w:rPr>
       </w:pPr>
@@ -3624,7 +3695,6 @@
           <w:b/>
           <w:bCs/>
         </w:rPr>
-        <w:lastRenderedPageBreak/>
         <w:t>Software Development</w:t>
       </w:r>
       <w:r>
@@ -3817,7 +3887,7 @@
 </file>
 
 <file path=word/endnotes.xml><?xml version="1.0" encoding="utf-8"?>
-<w:endnotes xmlns:wpc="http://schemas.microsoft.com/office/word/2010/wordprocessingCanvas" xmlns:cx="http://schemas.microsoft.com/office/drawing/2014/chartex" xmlns:cx1="http://schemas.microsoft.com/office/drawing/2015/9/8/chartex" xmlns:cx2="http://schemas.microsoft.com/office/drawing/2015/10/21/chartex" xmlns:cx3="http://schemas.microsoft.com/office/drawing/2016/5/9/chartex" xmlns:cx4="http://schemas.microsoft.com/office/drawing/2016/5/10/chartex" xmlns:cx5="http://schemas.microsoft.com/office/drawing/2016/5/11/chartex" xmlns:cx6="http://schemas.microsoft.com/office/drawing/2016/5/12/chartex" xmlns:cx7="http://schemas.microsoft.com/office/drawing/2016/5/13/chartex" xmlns:cx8="http://schemas.microsoft.com/office/drawing/2016/5/14/chartex" xmlns:mc="http://schemas.openxmlformats.org/markup-compatibility/2006" xmlns:aink="http://schemas.microsoft.com/office/drawing/2016/ink" xmlns:am3d="http://schemas.microsoft.com/office/drawing/2017/model3d" xmlns:o="urn:schemas-microsoft-com:office:office" xmlns:oel="http://schemas.microsoft.com/office/2019/extlst" xmlns:r="http://schemas.openxmlformats.org/officeDocument/2006/relationships" xmlns:m="http://schemas.openxmlformats.org/officeDocument/2006/math" xmlns:v="urn:schemas-microsoft-com:vml" xmlns:wp14="http://schemas.microsoft.com/office/word/2010/wordprocessingDrawing" xmlns:wp="http://schemas.openxmlformats.org/drawingml/2006/wordprocessingDrawing" xmlns:w10="urn:schemas-microsoft-com:office:word" xmlns:w="http://schemas.openxmlformats.org/wordprocessingml/2006/main" xmlns:w14="http://schemas.microsoft.com/office/word/2010/wordml" xmlns:w15="http://schemas.microsoft.com/office/word/2012/wordml" xmlns:w16cei="http://schemas.microsoft.com/office/word/2026/wordml/cei" xmlns:w16cex="http://schemas.microsoft.com/office/word/2018/wordml/cex" xmlns:w16cid="http://schemas.microsoft.com/office/word/2016/wordml/cid" xmlns:w16="http://schemas.microsoft.com/office/word/2018/wordml" xmlns:w16du="http://schemas.microsoft.com/office/word/2023/wordml/word16du" xmlns:w16sdtdh="http://schemas.microsoft.com/office/word/2020/wordml/sdtdatahash" xmlns:w16sdtfl="http://schemas.microsoft.com/office/word/2024/wordml/sdtformatlock" xmlns:w16se="http://schemas.microsoft.com/office/word/2015/wordml/symex" xmlns:wpg="http://schemas.microsoft.com/office/word/2010/wordprocessingGroup" xmlns:wpi="http://schemas.microsoft.com/office/word/2010/wordprocessingInk" xmlns:wne="http://schemas.microsoft.com/office/word/2006/wordml" xmlns:wps="http://schemas.microsoft.com/office/word/2010/wordprocessingShape" mc:Ignorable="w14 w15 w16se w16cid w16 w16cex w16sdtdh w16sdtfl w16du wp14">
+<w:endnotes xmlns:wpc="http://schemas.microsoft.com/office/word/2010/wordprocessingCanvas" xmlns:cx="http://schemas.microsoft.com/office/drawing/2014/chartex" xmlns:cx1="http://schemas.microsoft.com/office/drawing/2015/9/8/chartex" xmlns:cx2="http://schemas.microsoft.com/office/drawing/2015/10/21/chartex" xmlns:cx3="http://schemas.microsoft.com/office/drawing/2016/5/9/chartex" xmlns:cx4="http://schemas.microsoft.com/office/drawing/2016/5/10/chartex" xmlns:cx5="http://schemas.microsoft.com/office/drawing/2016/5/11/chartex" xmlns:cx6="http://schemas.microsoft.com/office/drawing/2016/5/12/chartex" xmlns:cx7="http://schemas.microsoft.com/office/drawing/2016/5/13/chartex" xmlns:cx8="http://schemas.microsoft.com/office/drawing/2016/5/14/chartex" xmlns:mc="http://schemas.openxmlformats.org/markup-compatibility/2006" xmlns:m="http://schemas.openxmlformats.org/officeDocument/2006/math" xmlns:aink="http://schemas.microsoft.com/office/drawing/2016/ink" xmlns:am3d="http://schemas.microsoft.com/office/drawing/2017/model3d" xmlns:oel="http://schemas.microsoft.com/office/2019/extlst" xmlns:r="http://schemas.openxmlformats.org/officeDocument/2006/relationships" xmlns:wp14="http://schemas.microsoft.com/office/word/2010/wordprocessingDrawing" xmlns:wp="http://schemas.openxmlformats.org/drawingml/2006/wordprocessingDrawing" xmlns:wpg="http://schemas.microsoft.com/office/word/2010/wordprocessingGroup" xmlns:wpi="http://schemas.microsoft.com/office/word/2010/wordprocessingInk" xmlns:wps="http://schemas.microsoft.com/office/word/2010/wordprocessingShape" xmlns:o="urn:schemas-microsoft-com:office:office" xmlns:v="urn:schemas-microsoft-com:vml" xmlns:w10="urn:schemas-microsoft-com:office:word" xmlns:w="http://schemas.openxmlformats.org/wordprocessingml/2006/main" xmlns:w14="http://schemas.microsoft.com/office/word/2010/wordml" xmlns:w15="http://schemas.microsoft.com/office/word/2012/wordml" xmlns:w16cex="http://schemas.microsoft.com/office/word/2018/wordml/cex" xmlns:w16cid="http://schemas.microsoft.com/office/word/2016/wordml/cid" xmlns:w16="http://schemas.microsoft.com/office/word/2018/wordml" xmlns:w16sdtdh="http://schemas.microsoft.com/office/word/2020/wordml/sdtdatahash" xmlns:w16sdtfl="http://schemas.microsoft.com/office/word/2024/wordml/sdtformatlock" xmlns:w16se="http://schemas.microsoft.com/office/word/2015/wordml/symex" xmlns:w16du="http://schemas.microsoft.com/office/word/2023/wordml/word16du" xmlns:wne="http://schemas.microsoft.com/office/word/2006/wordml" mc:Ignorable="w14 w15 w16se w16cid w16 w16cex w16sdtdh w16sdtfl w16du wp14">
   <w:endnote w:type="separator" w:id="-1">
     <w:p>
       <w:r>
@@ -3836,7 +3906,7 @@
 </file>
 
 <file path=word/footer1.xml><?xml version="1.0" encoding="utf-8"?>
-<w:ftr xmlns:wpc="http://schemas.microsoft.com/office/word/2010/wordprocessingCanvas" xmlns:cx="http://schemas.microsoft.com/office/drawing/2014/chartex" xmlns:cx1="http://schemas.microsoft.com/office/drawing/2015/9/8/chartex" xmlns:cx2="http://schemas.microsoft.com/office/drawing/2015/10/21/chartex" xmlns:cx3="http://schemas.microsoft.com/office/drawing/2016/5/9/chartex" xmlns:cx4="http://schemas.microsoft.com/office/drawing/2016/5/10/chartex" xmlns:cx5="http://schemas.microsoft.com/office/drawing/2016/5/11/chartex" xmlns:cx6="http://schemas.microsoft.com/office/drawing/2016/5/12/chartex" xmlns:cx7="http://schemas.microsoft.com/office/drawing/2016/5/13/chartex" xmlns:cx8="http://schemas.microsoft.com/office/drawing/2016/5/14/chartex" xmlns:mc="http://schemas.openxmlformats.org/markup-compatibility/2006" xmlns:aink="http://schemas.microsoft.com/office/drawing/2016/ink" xmlns:am3d="http://schemas.microsoft.com/office/drawing/2017/model3d" xmlns:o="urn:schemas-microsoft-com:office:office" xmlns:oel="http://schemas.microsoft.com/office/2019/extlst" xmlns:r="http://schemas.openxmlformats.org/officeDocument/2006/relationships" xmlns:m="http://schemas.openxmlformats.org/officeDocument/2006/math" xmlns:v="urn:schemas-microsoft-com:vml" xmlns:wp14="http://schemas.microsoft.com/office/word/2010/wordprocessingDrawing" xmlns:wp="http://schemas.openxmlformats.org/drawingml/2006/wordprocessingDrawing" xmlns:w10="urn:schemas-microsoft-com:office:word" xmlns:w="http://schemas.openxmlformats.org/wordprocessingml/2006/main" xmlns:w14="http://schemas.microsoft.com/office/word/2010/wordml" xmlns:w15="http://schemas.microsoft.com/office/word/2012/wordml" xmlns:w16cei="http://schemas.microsoft.com/office/word/2026/wordml/cei" xmlns:w16cex="http://schemas.microsoft.com/office/word/2018/wordml/cex" xmlns:w16cid="http://schemas.microsoft.com/office/word/2016/wordml/cid" xmlns:w16="http://schemas.microsoft.com/office/word/2018/wordml" xmlns:w16du="http://schemas.microsoft.com/office/word/2023/wordml/word16du" xmlns:w16sdtdh="http://schemas.microsoft.com/office/word/2020/wordml/sdtdatahash" xmlns:w16sdtfl="http://schemas.microsoft.com/office/word/2024/wordml/sdtformatlock" xmlns:w16se="http://schemas.microsoft.com/office/word/2015/wordml/symex" xmlns:wpg="http://schemas.microsoft.com/office/word/2010/wordprocessingGroup" xmlns:wpi="http://schemas.microsoft.com/office/word/2010/wordprocessingInk" xmlns:wne="http://schemas.microsoft.com/office/word/2006/wordml" xmlns:wps="http://schemas.microsoft.com/office/word/2010/wordprocessingShape" mc:Ignorable="w14 w15 w16se w16cid w16 w16cex w16sdtdh w16sdtfl w16du wp14">
+<w:ftr xmlns:wpc="http://schemas.microsoft.com/office/word/2010/wordprocessingCanvas" xmlns:cx="http://schemas.microsoft.com/office/drawing/2014/chartex" xmlns:cx1="http://schemas.microsoft.com/office/drawing/2015/9/8/chartex" xmlns:cx2="http://schemas.microsoft.com/office/drawing/2015/10/21/chartex" xmlns:cx3="http://schemas.microsoft.com/office/drawing/2016/5/9/chartex" xmlns:cx4="http://schemas.microsoft.com/office/drawing/2016/5/10/chartex" xmlns:cx5="http://schemas.microsoft.com/office/drawing/2016/5/11/chartex" xmlns:cx6="http://schemas.microsoft.com/office/drawing/2016/5/12/chartex" xmlns:cx7="http://schemas.microsoft.com/office/drawing/2016/5/13/chartex" xmlns:cx8="http://schemas.microsoft.com/office/drawing/2016/5/14/chartex" xmlns:mc="http://schemas.openxmlformats.org/markup-compatibility/2006" xmlns:m="http://schemas.openxmlformats.org/officeDocument/2006/math" xmlns:aink="http://schemas.microsoft.com/office/drawing/2016/ink" xmlns:am3d="http://schemas.microsoft.com/office/drawing/2017/model3d" xmlns:oel="http://schemas.microsoft.com/office/2019/extlst" xmlns:r="http://schemas.openxmlformats.org/officeDocument/2006/relationships" xmlns:wp14="http://schemas.microsoft.com/office/word/2010/wordprocessingDrawing" xmlns:wp="http://schemas.openxmlformats.org/drawingml/2006/wordprocessingDrawing" xmlns:wpg="http://schemas.microsoft.com/office/word/2010/wordprocessingGroup" xmlns:wpi="http://schemas.microsoft.com/office/word/2010/wordprocessingInk" xmlns:wps="http://schemas.microsoft.com/office/word/2010/wordprocessingShape" xmlns:o="urn:schemas-microsoft-com:office:office" xmlns:v="urn:schemas-microsoft-com:vml" xmlns:w10="urn:schemas-microsoft-com:office:word" xmlns:w="http://schemas.openxmlformats.org/wordprocessingml/2006/main" xmlns:w14="http://schemas.microsoft.com/office/word/2010/wordml" xmlns:w15="http://schemas.microsoft.com/office/word/2012/wordml" xmlns:w16cex="http://schemas.microsoft.com/office/word/2018/wordml/cex" xmlns:w16cid="http://schemas.microsoft.com/office/word/2016/wordml/cid" xmlns:w16="http://schemas.microsoft.com/office/word/2018/wordml" xmlns:w16sdtdh="http://schemas.microsoft.com/office/word/2020/wordml/sdtdatahash" xmlns:w16sdtfl="http://schemas.microsoft.com/office/word/2024/wordml/sdtformatlock" xmlns:w16se="http://schemas.microsoft.com/office/word/2015/wordml/symex" xmlns:w16du="http://schemas.microsoft.com/office/word/2023/wordml/word16du" xmlns:wne="http://schemas.microsoft.com/office/word/2006/wordml" mc:Ignorable="w14 w15 w16se w16cid w16 w16cex w16sdtdh w16sdtfl w16du wp14">
   <w:p>
     <w:pPr>
       <w:pStyle w:val="Footer"/>
@@ -3846,7 +3916,7 @@
 </file>
 
 <file path=word/footer2.xml><?xml version="1.0" encoding="utf-8"?>
-<w:ftr xmlns:wpc="http://schemas.microsoft.com/office/word/2010/wordprocessingCanvas" xmlns:cx="http://schemas.microsoft.com/office/drawing/2014/chartex" xmlns:cx1="http://schemas.microsoft.com/office/drawing/2015/9/8/chartex" xmlns:cx2="http://schemas.microsoft.com/office/drawing/2015/10/21/chartex" xmlns:cx3="http://schemas.microsoft.com/office/drawing/2016/5/9/chartex" xmlns:cx4="http://schemas.microsoft.com/office/drawing/2016/5/10/chartex" xmlns:cx5="http://schemas.microsoft.com/office/drawing/2016/5/11/chartex" xmlns:cx6="http://schemas.microsoft.com/office/drawing/2016/5/12/chartex" xmlns:cx7="http://schemas.microsoft.com/office/drawing/2016/5/13/chartex" xmlns:cx8="http://schemas.microsoft.com/office/drawing/2016/5/14/chartex" xmlns:mc="http://schemas.openxmlformats.org/markup-compatibility/2006" xmlns:aink="http://schemas.microsoft.com/office/drawing/2016/ink" xmlns:am3d="http://schemas.microsoft.com/office/drawing/2017/model3d" xmlns:o="urn:schemas-microsoft-com:office:office" xmlns:oel="http://schemas.microsoft.com/office/2019/extlst" xmlns:r="http://schemas.openxmlformats.org/officeDocument/2006/relationships" xmlns:m="http://schemas.openxmlformats.org/officeDocument/2006/math" xmlns:v="urn:schemas-microsoft-com:vml" xmlns:wp14="http://schemas.microsoft.com/office/word/2010/wordprocessingDrawing" xmlns:wp="http://schemas.openxmlformats.org/drawingml/2006/wordprocessingDrawing" xmlns:w10="urn:schemas-microsoft-com:office:word" xmlns:w="http://schemas.openxmlformats.org/wordprocessingml/2006/main" xmlns:w14="http://schemas.microsoft.com/office/word/2010/wordml" xmlns:w15="http://schemas.microsoft.com/office/word/2012/wordml" xmlns:w16cei="http://schemas.microsoft.com/office/word/2026/wordml/cei" xmlns:w16cex="http://schemas.microsoft.com/office/word/2018/wordml/cex" xmlns:w16cid="http://schemas.microsoft.com/office/word/2016/wordml/cid" xmlns:w16="http://schemas.microsoft.com/office/word/2018/wordml" xmlns:w16du="http://schemas.microsoft.com/office/word/2023/wordml/word16du" xmlns:w16sdtdh="http://schemas.microsoft.com/office/word/2020/wordml/sdtdatahash" xmlns:w16sdtfl="http://schemas.microsoft.com/office/word/2024/wordml/sdtformatlock" xmlns:w16se="http://schemas.microsoft.com/office/word/2015/wordml/symex" xmlns:wpg="http://schemas.microsoft.com/office/word/2010/wordprocessingGroup" xmlns:wpi="http://schemas.microsoft.com/office/word/2010/wordprocessingInk" xmlns:wne="http://schemas.microsoft.com/office/word/2006/wordml" xmlns:wps="http://schemas.microsoft.com/office/word/2010/wordprocessingShape" mc:Ignorable="w14 w15 w16se w16cid w16 w16cex w16sdtdh w16sdtfl w16du wp14">
+<w:ftr xmlns:wpc="http://schemas.microsoft.com/office/word/2010/wordprocessingCanvas" xmlns:cx="http://schemas.microsoft.com/office/drawing/2014/chartex" xmlns:cx1="http://schemas.microsoft.com/office/drawing/2015/9/8/chartex" xmlns:cx2="http://schemas.microsoft.com/office/drawing/2015/10/21/chartex" xmlns:cx3="http://schemas.microsoft.com/office/drawing/2016/5/9/chartex" xmlns:cx4="http://schemas.microsoft.com/office/drawing/2016/5/10/chartex" xmlns:cx5="http://schemas.microsoft.com/office/drawing/2016/5/11/chartex" xmlns:cx6="http://schemas.microsoft.com/office/drawing/2016/5/12/chartex" xmlns:cx7="http://schemas.microsoft.com/office/drawing/2016/5/13/chartex" xmlns:cx8="http://schemas.microsoft.com/office/drawing/2016/5/14/chartex" xmlns:mc="http://schemas.openxmlformats.org/markup-compatibility/2006" xmlns:m="http://schemas.openxmlformats.org/officeDocument/2006/math" xmlns:aink="http://schemas.microsoft.com/office/drawing/2016/ink" xmlns:am3d="http://schemas.microsoft.com/office/drawing/2017/model3d" xmlns:oel="http://schemas.microsoft.com/office/2019/extlst" xmlns:r="http://schemas.openxmlformats.org/officeDocument/2006/relationships" xmlns:wp14="http://schemas.microsoft.com/office/word/2010/wordprocessingDrawing" xmlns:wp="http://schemas.openxmlformats.org/drawingml/2006/wordprocessingDrawing" xmlns:wpg="http://schemas.microsoft.com/office/word/2010/wordprocessingGroup" xmlns:wpi="http://schemas.microsoft.com/office/word/2010/wordprocessingInk" xmlns:wps="http://schemas.microsoft.com/office/word/2010/wordprocessingShape" xmlns:o="urn:schemas-microsoft-com:office:office" xmlns:v="urn:schemas-microsoft-com:vml" xmlns:w10="urn:schemas-microsoft-com:office:word" xmlns:w="http://schemas.openxmlformats.org/wordprocessingml/2006/main" xmlns:w14="http://schemas.microsoft.com/office/word/2010/wordml" xmlns:w15="http://schemas.microsoft.com/office/word/2012/wordml" xmlns:w16cex="http://schemas.microsoft.com/office/word/2018/wordml/cex" xmlns:w16cid="http://schemas.microsoft.com/office/word/2016/wordml/cid" xmlns:w16="http://schemas.microsoft.com/office/word/2018/wordml" xmlns:w16sdtdh="http://schemas.microsoft.com/office/word/2020/wordml/sdtdatahash" xmlns:w16sdtfl="http://schemas.microsoft.com/office/word/2024/wordml/sdtformatlock" xmlns:w16se="http://schemas.microsoft.com/office/word/2015/wordml/symex" xmlns:w16du="http://schemas.microsoft.com/office/word/2023/wordml/word16du" xmlns:wne="http://schemas.microsoft.com/office/word/2006/wordml" mc:Ignorable="w14 w15 w16se w16cid w16 w16cex w16sdtdh w16sdtfl w16du wp14">
   <w:p>
     <w:pPr>
       <w:pStyle w:val="Footer"/>
@@ -3960,7 +4030,7 @@
 </file>
 
 <file path=word/footer3.xml><?xml version="1.0" encoding="utf-8"?>
-<w:ftr xmlns:wpc="http://schemas.microsoft.com/office/word/2010/wordprocessingCanvas" xmlns:cx="http://schemas.microsoft.com/office/drawing/2014/chartex" xmlns:cx1="http://schemas.microsoft.com/office/drawing/2015/9/8/chartex" xmlns:cx2="http://schemas.microsoft.com/office/drawing/2015/10/21/chartex" xmlns:cx3="http://schemas.microsoft.com/office/drawing/2016/5/9/chartex" xmlns:cx4="http://schemas.microsoft.com/office/drawing/2016/5/10/chartex" xmlns:cx5="http://schemas.microsoft.com/office/drawing/2016/5/11/chartex" xmlns:cx6="http://schemas.microsoft.com/office/drawing/2016/5/12/chartex" xmlns:cx7="http://schemas.microsoft.com/office/drawing/2016/5/13/chartex" xmlns:cx8="http://schemas.microsoft.com/office/drawing/2016/5/14/chartex" xmlns:mc="http://schemas.openxmlformats.org/markup-compatibility/2006" xmlns:aink="http://schemas.microsoft.com/office/drawing/2016/ink" xmlns:am3d="http://schemas.microsoft.com/office/drawing/2017/model3d" xmlns:o="urn:schemas-microsoft-com:office:office" xmlns:oel="http://schemas.microsoft.com/office/2019/extlst" xmlns:r="http://schemas.openxmlformats.org/officeDocument/2006/relationships" xmlns:m="http://schemas.openxmlformats.org/officeDocument/2006/math" xmlns:v="urn:schemas-microsoft-com:vml" xmlns:wp14="http://schemas.microsoft.com/office/word/2010/wordprocessingDrawing" xmlns:wp="http://schemas.openxmlformats.org/drawingml/2006/wordprocessingDrawing" xmlns:w10="urn:schemas-microsoft-com:office:word" xmlns:w="http://schemas.openxmlformats.org/wordprocessingml/2006/main" xmlns:w14="http://schemas.microsoft.com/office/word/2010/wordml" xmlns:w15="http://schemas.microsoft.com/office/word/2012/wordml" xmlns:w16cei="http://schemas.microsoft.com/office/word/2026/wordml/cei" xmlns:w16cex="http://schemas.microsoft.com/office/word/2018/wordml/cex" xmlns:w16cid="http://schemas.microsoft.com/office/word/2016/wordml/cid" xmlns:w16="http://schemas.microsoft.com/office/word/2018/wordml" xmlns:w16du="http://schemas.microsoft.com/office/word/2023/wordml/word16du" xmlns:w16sdtdh="http://schemas.microsoft.com/office/word/2020/wordml/sdtdatahash" xmlns:w16sdtfl="http://schemas.microsoft.com/office/word/2024/wordml/sdtformatlock" xmlns:w16se="http://schemas.microsoft.com/office/word/2015/wordml/symex" xmlns:wpg="http://schemas.microsoft.com/office/word/2010/wordprocessingGroup" xmlns:wpi="http://schemas.microsoft.com/office/word/2010/wordprocessingInk" xmlns:wne="http://schemas.microsoft.com/office/word/2006/wordml" xmlns:wps="http://schemas.microsoft.com/office/word/2010/wordprocessingShape" mc:Ignorable="w14 w15 w16se w16cid w16 w16cex w16sdtdh w16sdtfl w16du wp14">
+<w:ftr xmlns:wpc="http://schemas.microsoft.com/office/word/2010/wordprocessingCanvas" xmlns:cx="http://schemas.microsoft.com/office/drawing/2014/chartex" xmlns:cx1="http://schemas.microsoft.com/office/drawing/2015/9/8/chartex" xmlns:cx2="http://schemas.microsoft.com/office/drawing/2015/10/21/chartex" xmlns:cx3="http://schemas.microsoft.com/office/drawing/2016/5/9/chartex" xmlns:cx4="http://schemas.microsoft.com/office/drawing/2016/5/10/chartex" xmlns:cx5="http://schemas.microsoft.com/office/drawing/2016/5/11/chartex" xmlns:cx6="http://schemas.microsoft.com/office/drawing/2016/5/12/chartex" xmlns:cx7="http://schemas.microsoft.com/office/drawing/2016/5/13/chartex" xmlns:cx8="http://schemas.microsoft.com/office/drawing/2016/5/14/chartex" xmlns:mc="http://schemas.openxmlformats.org/markup-compatibility/2006" xmlns:m="http://schemas.openxmlformats.org/officeDocument/2006/math" xmlns:aink="http://schemas.microsoft.com/office/drawing/2016/ink" xmlns:am3d="http://schemas.microsoft.com/office/drawing/2017/model3d" xmlns:oel="http://schemas.microsoft.com/office/2019/extlst" xmlns:r="http://schemas.openxmlformats.org/officeDocument/2006/relationships" xmlns:wp14="http://schemas.microsoft.com/office/word/2010/wordprocessingDrawing" xmlns:wp="http://schemas.openxmlformats.org/drawingml/2006/wordprocessingDrawing" xmlns:wpg="http://schemas.microsoft.com/office/word/2010/wordprocessingGroup" xmlns:wpi="http://schemas.microsoft.com/office/word/2010/wordprocessingInk" xmlns:wps="http://schemas.microsoft.com/office/word/2010/wordprocessingShape" xmlns:o="urn:schemas-microsoft-com:office:office" xmlns:v="urn:schemas-microsoft-com:vml" xmlns:w10="urn:schemas-microsoft-com:office:word" xmlns:w="http://schemas.openxmlformats.org/wordprocessingml/2006/main" xmlns:w14="http://schemas.microsoft.com/office/word/2010/wordml" xmlns:w15="http://schemas.microsoft.com/office/word/2012/wordml" xmlns:w16cex="http://schemas.microsoft.com/office/word/2018/wordml/cex" xmlns:w16cid="http://schemas.microsoft.com/office/word/2016/wordml/cid" xmlns:w16="http://schemas.microsoft.com/office/word/2018/wordml" xmlns:w16sdtdh="http://schemas.microsoft.com/office/word/2020/wordml/sdtdatahash" xmlns:w16sdtfl="http://schemas.microsoft.com/office/word/2024/wordml/sdtformatlock" xmlns:w16se="http://schemas.microsoft.com/office/word/2015/wordml/symex" xmlns:w16du="http://schemas.microsoft.com/office/word/2023/wordml/word16du" xmlns:wne="http://schemas.microsoft.com/office/word/2006/wordml" mc:Ignorable="w14 w15 w16se w16cid w16 w16cex w16sdtdh w16sdtfl w16du wp14">
   <w:p>
     <w:pPr>
       <w:pStyle w:val="Footer"/>
@@ -3970,7 +4040,7 @@
 </file>
 
 <file path=word/footnotes.xml><?xml version="1.0" encoding="utf-8"?>
-<w:footnotes xmlns:wpc="http://schemas.microsoft.com/office/word/2010/wordprocessingCanvas" xmlns:cx="http://schemas.microsoft.com/office/drawing/2014/chartex" xmlns:cx1="http://schemas.microsoft.com/office/drawing/2015/9/8/chartex" xmlns:cx2="http://schemas.microsoft.com/office/drawing/2015/10/21/chartex" xmlns:cx3="http://schemas.microsoft.com/office/drawing/2016/5/9/chartex" xmlns:cx4="http://schemas.microsoft.com/office/drawing/2016/5/10/chartex" xmlns:cx5="http://schemas.microsoft.com/office/drawing/2016/5/11/chartex" xmlns:cx6="http://schemas.microsoft.com/office/drawing/2016/5/12/chartex" xmlns:cx7="http://schemas.microsoft.com/office/drawing/2016/5/13/chartex" xmlns:cx8="http://schemas.microsoft.com/office/drawing/2016/5/14/chartex" xmlns:mc="http://schemas.openxmlformats.org/markup-compatibility/2006" xmlns:aink="http://schemas.microsoft.com/office/drawing/2016/ink" xmlns:am3d="http://schemas.microsoft.com/office/drawing/2017/model3d" xmlns:o="urn:schemas-microsoft-com:office:office" xmlns:oel="http://schemas.microsoft.com/office/2019/extlst" xmlns:r="http://schemas.openxmlformats.org/officeDocument/2006/relationships" xmlns:m="http://schemas.openxmlformats.org/officeDocument/2006/math" xmlns:v="urn:schemas-microsoft-com:vml" xmlns:wp14="http://schemas.microsoft.com/office/word/2010/wordprocessingDrawing" xmlns:wp="http://schemas.openxmlformats.org/drawingml/2006/wordprocessingDrawing" xmlns:w10="urn:schemas-microsoft-com:office:word" xmlns:w="http://schemas.openxmlformats.org/wordprocessingml/2006/main" xmlns:w14="http://schemas.microsoft.com/office/word/2010/wordml" xmlns:w15="http://schemas.microsoft.com/office/word/2012/wordml" xmlns:w16cei="http://schemas.microsoft.com/office/word/2026/wordml/cei" xmlns:w16cex="http://schemas.microsoft.com/office/word/2018/wordml/cex" xmlns:w16cid="http://schemas.microsoft.com/office/word/2016/wordml/cid" xmlns:w16="http://schemas.microsoft.com/office/word/2018/wordml" xmlns:w16du="http://schemas.microsoft.com/office/word/2023/wordml/word16du" xmlns:w16sdtdh="http://schemas.microsoft.com/office/word/2020/wordml/sdtdatahash" xmlns:w16sdtfl="http://schemas.microsoft.com/office/word/2024/wordml/sdtformatlock" xmlns:w16se="http://schemas.microsoft.com/office/word/2015/wordml/symex" xmlns:wpg="http://schemas.microsoft.com/office/word/2010/wordprocessingGroup" xmlns:wpi="http://schemas.microsoft.com/office/word/2010/wordprocessingInk" xmlns:wne="http://schemas.microsoft.com/office/word/2006/wordml" xmlns:wps="http://schemas.microsoft.com/office/word/2010/wordprocessingShape" mc:Ignorable="w14 w15 w16se w16cid w16 w16cex w16sdtdh w16sdtfl w16du wp14">
+<w:footnotes xmlns:wpc="http://schemas.microsoft.com/office/word/2010/wordprocessingCanvas" xmlns:cx="http://schemas.microsoft.com/office/drawing/2014/chartex" xmlns:cx1="http://schemas.microsoft.com/office/drawing/2015/9/8/chartex" xmlns:cx2="http://schemas.microsoft.com/office/drawing/2015/10/21/chartex" xmlns:cx3="http://schemas.microsoft.com/office/drawing/2016/5/9/chartex" xmlns:cx4="http://schemas.microsoft.com/office/drawing/2016/5/10/chartex" xmlns:cx5="http://schemas.microsoft.com/office/drawing/2016/5/11/chartex" xmlns:cx6="http://schemas.microsoft.com/office/drawing/2016/5/12/chartex" xmlns:cx7="http://schemas.microsoft.com/office/drawing/2016/5/13/chartex" xmlns:cx8="http://schemas.microsoft.com/office/drawing/2016/5/14/chartex" xmlns:mc="http://schemas.openxmlformats.org/markup-compatibility/2006" xmlns:m="http://schemas.openxmlformats.org/officeDocument/2006/math" xmlns:aink="http://schemas.microsoft.com/office/drawing/2016/ink" xmlns:am3d="http://schemas.microsoft.com/office/drawing/2017/model3d" xmlns:oel="http://schemas.microsoft.com/office/2019/extlst" xmlns:r="http://schemas.openxmlformats.org/officeDocument/2006/relationships" xmlns:wp14="http://schemas.microsoft.com/office/word/2010/wordprocessingDrawing" xmlns:wp="http://schemas.openxmlformats.org/drawingml/2006/wordprocessingDrawing" xmlns:wpg="http://schemas.microsoft.com/office/word/2010/wordprocessingGroup" xmlns:wpi="http://schemas.microsoft.com/office/word/2010/wordprocessingInk" xmlns:wps="http://schemas.microsoft.com/office/word/2010/wordprocessingShape" xmlns:o="urn:schemas-microsoft-com:office:office" xmlns:v="urn:schemas-microsoft-com:vml" xmlns:w10="urn:schemas-microsoft-com:office:word" xmlns:w="http://schemas.openxmlformats.org/wordprocessingml/2006/main" xmlns:w14="http://schemas.microsoft.com/office/word/2010/wordml" xmlns:w15="http://schemas.microsoft.com/office/word/2012/wordml" xmlns:w16cex="http://schemas.microsoft.com/office/word/2018/wordml/cex" xmlns:w16cid="http://schemas.microsoft.com/office/word/2016/wordml/cid" xmlns:w16="http://schemas.microsoft.com/office/word/2018/wordml" xmlns:w16sdtdh="http://schemas.microsoft.com/office/word/2020/wordml/sdtdatahash" xmlns:w16sdtfl="http://schemas.microsoft.com/office/word/2024/wordml/sdtformatlock" xmlns:w16se="http://schemas.microsoft.com/office/word/2015/wordml/symex" xmlns:w16du="http://schemas.microsoft.com/office/word/2023/wordml/word16du" xmlns:wne="http://schemas.microsoft.com/office/word/2006/wordml" mc:Ignorable="w14 w15 w16se w16cid w16 w16cex w16sdtdh w16sdtfl w16du wp14">
   <w:footnote w:type="separator" w:id="-1">
     <w:p>
       <w:r>
@@ -3989,7 +4059,7 @@
 </file>
 
 <file path=word/header1.xml><?xml version="1.0" encoding="utf-8"?>
-<w:hdr xmlns:wpc="http://schemas.microsoft.com/office/word/2010/wordprocessingCanvas" xmlns:cx="http://schemas.microsoft.com/office/drawing/2014/chartex" xmlns:cx1="http://schemas.microsoft.com/office/drawing/2015/9/8/chartex" xmlns:cx2="http://schemas.microsoft.com/office/drawing/2015/10/21/chartex" xmlns:cx3="http://schemas.microsoft.com/office/drawing/2016/5/9/chartex" xmlns:cx4="http://schemas.microsoft.com/office/drawing/2016/5/10/chartex" xmlns:cx5="http://schemas.microsoft.com/office/drawing/2016/5/11/chartex" xmlns:cx6="http://schemas.microsoft.com/office/drawing/2016/5/12/chartex" xmlns:cx7="http://schemas.microsoft.com/office/drawing/2016/5/13/chartex" xmlns:cx8="http://schemas.microsoft.com/office/drawing/2016/5/14/chartex" xmlns:mc="http://schemas.openxmlformats.org/markup-compatibility/2006" xmlns:aink="http://schemas.microsoft.com/office/drawing/2016/ink" xmlns:am3d="http://schemas.microsoft.com/office/drawing/2017/model3d" xmlns:o="urn:schemas-microsoft-com:office:office" xmlns:oel="http://schemas.microsoft.com/office/2019/extlst" xmlns:r="http://schemas.openxmlformats.org/officeDocument/2006/relationships" xmlns:m="http://schemas.openxmlformats.org/officeDocument/2006/math" xmlns:v="urn:schemas-microsoft-com:vml" xmlns:wp14="http://schemas.microsoft.com/office/word/2010/wordprocessingDrawing" xmlns:wp="http://schemas.openxmlformats.org/drawingml/2006/wordprocessingDrawing" xmlns:w10="urn:schemas-microsoft-com:office:word" xmlns:w="http://schemas.openxmlformats.org/wordprocessingml/2006/main" xmlns:w14="http://schemas.microsoft.com/office/word/2010/wordml" xmlns:w15="http://schemas.microsoft.com/office/word/2012/wordml" xmlns:w16cei="http://schemas.microsoft.com/office/word/2026/wordml/cei" xmlns:w16cex="http://schemas.microsoft.com/office/word/2018/wordml/cex" xmlns:w16cid="http://schemas.microsoft.com/office/word/2016/wordml/cid" xmlns:w16="http://schemas.microsoft.com/office/word/2018/wordml" xmlns:w16du="http://schemas.microsoft.com/office/word/2023/wordml/word16du" xmlns:w16sdtdh="http://schemas.microsoft.com/office/word/2020/wordml/sdtdatahash" xmlns:w16sdtfl="http://schemas.microsoft.com/office/word/2024/wordml/sdtformatlock" xmlns:w16se="http://schemas.microsoft.com/office/word/2015/wordml/symex" xmlns:wpg="http://schemas.microsoft.com/office/word/2010/wordprocessingGroup" xmlns:wpi="http://schemas.microsoft.com/office/word/2010/wordprocessingInk" xmlns:wne="http://schemas.microsoft.com/office/word/2006/wordml" xmlns:wps="http://schemas.microsoft.com/office/word/2010/wordprocessingShape" mc:Ignorable="w14 w15 w16se w16cid w16 w16cex w16sdtdh w16sdtfl w16du wp14">
+<w:hdr xmlns:wpc="http://schemas.microsoft.com/office/word/2010/wordprocessingCanvas" xmlns:cx="http://schemas.microsoft.com/office/drawing/2014/chartex" xmlns:cx1="http://schemas.microsoft.com/office/drawing/2015/9/8/chartex" xmlns:cx2="http://schemas.microsoft.com/office/drawing/2015/10/21/chartex" xmlns:cx3="http://schemas.microsoft.com/office/drawing/2016/5/9/chartex" xmlns:cx4="http://schemas.microsoft.com/office/drawing/2016/5/10/chartex" xmlns:cx5="http://schemas.microsoft.com/office/drawing/2016/5/11/chartex" xmlns:cx6="http://schemas.microsoft.com/office/drawing/2016/5/12/chartex" xmlns:cx7="http://schemas.microsoft.com/office/drawing/2016/5/13/chartex" xmlns:cx8="http://schemas.microsoft.com/office/drawing/2016/5/14/chartex" xmlns:mc="http://schemas.openxmlformats.org/markup-compatibility/2006" xmlns:m="http://schemas.openxmlformats.org/officeDocument/2006/math" xmlns:aink="http://schemas.microsoft.com/office/drawing/2016/ink" xmlns:am3d="http://schemas.microsoft.com/office/drawing/2017/model3d" xmlns:oel="http://schemas.microsoft.com/office/2019/extlst" xmlns:r="http://schemas.openxmlformats.org/officeDocument/2006/relationships" xmlns:wp14="http://schemas.microsoft.com/office/word/2010/wordprocessingDrawing" xmlns:wp="http://schemas.openxmlformats.org/drawingml/2006/wordprocessingDrawing" xmlns:wpg="http://schemas.microsoft.com/office/word/2010/wordprocessingGroup" xmlns:wpi="http://schemas.microsoft.com/office/word/2010/wordprocessingInk" xmlns:wps="http://schemas.microsoft.com/office/word/2010/wordprocessingShape" xmlns:o="urn:schemas-microsoft-com:office:office" xmlns:v="urn:schemas-microsoft-com:vml" xmlns:w10="urn:schemas-microsoft-com:office:word" xmlns:w="http://schemas.openxmlformats.org/wordprocessingml/2006/main" xmlns:w14="http://schemas.microsoft.com/office/word/2010/wordml" xmlns:w15="http://schemas.microsoft.com/office/word/2012/wordml" xmlns:w16cex="http://schemas.microsoft.com/office/word/2018/wordml/cex" xmlns:w16cid="http://schemas.microsoft.com/office/word/2016/wordml/cid" xmlns:w16="http://schemas.microsoft.com/office/word/2018/wordml" xmlns:w16sdtdh="http://schemas.microsoft.com/office/word/2020/wordml/sdtdatahash" xmlns:w16sdtfl="http://schemas.microsoft.com/office/word/2024/wordml/sdtformatlock" xmlns:w16se="http://schemas.microsoft.com/office/word/2015/wordml/symex" xmlns:w16du="http://schemas.microsoft.com/office/word/2023/wordml/word16du" xmlns:wne="http://schemas.microsoft.com/office/word/2006/wordml" mc:Ignorable="w14 w15 w16se w16cid w16 w16cex w16sdtdh w16sdtfl w16du wp14">
   <w:p>
     <w:pPr>
       <w:pStyle w:val="Header"/>
@@ -3999,7 +4069,7 @@
 </file>
 
 <file path=word/header2.xml><?xml version="1.0" encoding="utf-8"?>
-<w:hdr xmlns:wpc="http://schemas.microsoft.com/office/word/2010/wordprocessingCanvas" xmlns:cx="http://schemas.microsoft.com/office/drawing/2014/chartex" xmlns:cx1="http://schemas.microsoft.com/office/drawing/2015/9/8/chartex" xmlns:cx2="http://schemas.microsoft.com/office/drawing/2015/10/21/chartex" xmlns:cx3="http://schemas.microsoft.com/office/drawing/2016/5/9/chartex" xmlns:cx4="http://schemas.microsoft.com/office/drawing/2016/5/10/chartex" xmlns:cx5="http://schemas.microsoft.com/office/drawing/2016/5/11/chartex" xmlns:cx6="http://schemas.microsoft.com/office/drawing/2016/5/12/chartex" xmlns:cx7="http://schemas.microsoft.com/office/drawing/2016/5/13/chartex" xmlns:cx8="http://schemas.microsoft.com/office/drawing/2016/5/14/chartex" xmlns:mc="http://schemas.openxmlformats.org/markup-compatibility/2006" xmlns:aink="http://schemas.microsoft.com/office/drawing/2016/ink" xmlns:am3d="http://schemas.microsoft.com/office/drawing/2017/model3d" xmlns:o="urn:schemas-microsoft-com:office:office" xmlns:oel="http://schemas.microsoft.com/office/2019/extlst" xmlns:r="http://schemas.openxmlformats.org/officeDocument/2006/relationships" xmlns:m="http://schemas.openxmlformats.org/officeDocument/2006/math" xmlns:v="urn:schemas-microsoft-com:vml" xmlns:wp14="http://schemas.microsoft.com/office/word/2010/wordprocessingDrawing" xmlns:wp="http://schemas.openxmlformats.org/drawingml/2006/wordprocessingDrawing" xmlns:w10="urn:schemas-microsoft-com:office:word" xmlns:w="http://schemas.openxmlformats.org/wordprocessingml/2006/main" xmlns:w14="http://schemas.microsoft.com/office/word/2010/wordml" xmlns:w15="http://schemas.microsoft.com/office/word/2012/wordml" xmlns:w16cei="http://schemas.microsoft.com/office/word/2026/wordml/cei" xmlns:w16cex="http://schemas.microsoft.com/office/word/2018/wordml/cex" xmlns:w16cid="http://schemas.microsoft.com/office/word/2016/wordml/cid" xmlns:w16="http://schemas.microsoft.com/office/word/2018/wordml" xmlns:w16du="http://schemas.microsoft.com/office/word/2023/wordml/word16du" xmlns:w16sdtdh="http://schemas.microsoft.com/office/word/2020/wordml/sdtdatahash" xmlns:w16sdtfl="http://schemas.microsoft.com/office/word/2024/wordml/sdtformatlock" xmlns:w16se="http://schemas.microsoft.com/office/word/2015/wordml/symex" xmlns:wpg="http://schemas.microsoft.com/office/word/2010/wordprocessingGroup" xmlns:wpi="http://schemas.microsoft.com/office/word/2010/wordprocessingInk" xmlns:wne="http://schemas.microsoft.com/office/word/2006/wordml" xmlns:wps="http://schemas.microsoft.com/office/word/2010/wordprocessingShape" mc:Ignorable="w14 w15 w16se w16cid w16 w16cex w16sdtdh w16sdtfl w16du wp14">
+<w:hdr xmlns:wpc="http://schemas.microsoft.com/office/word/2010/wordprocessingCanvas" xmlns:cx="http://schemas.microsoft.com/office/drawing/2014/chartex" xmlns:cx1="http://schemas.microsoft.com/office/drawing/2015/9/8/chartex" xmlns:cx2="http://schemas.microsoft.com/office/drawing/2015/10/21/chartex" xmlns:cx3="http://schemas.microsoft.com/office/drawing/2016/5/9/chartex" xmlns:cx4="http://schemas.microsoft.com/office/drawing/2016/5/10/chartex" xmlns:cx5="http://schemas.microsoft.com/office/drawing/2016/5/11/chartex" xmlns:cx6="http://schemas.microsoft.com/office/drawing/2016/5/12/chartex" xmlns:cx7="http://schemas.microsoft.com/office/drawing/2016/5/13/chartex" xmlns:cx8="http://schemas.microsoft.com/office/drawing/2016/5/14/chartex" xmlns:mc="http://schemas.openxmlformats.org/markup-compatibility/2006" xmlns:m="http://schemas.openxmlformats.org/officeDocument/2006/math" xmlns:aink="http://schemas.microsoft.com/office/drawing/2016/ink" xmlns:am3d="http://schemas.microsoft.com/office/drawing/2017/model3d" xmlns:oel="http://schemas.microsoft.com/office/2019/extlst" xmlns:r="http://schemas.openxmlformats.org/officeDocument/2006/relationships" xmlns:wp14="http://schemas.microsoft.com/office/word/2010/wordprocessingDrawing" xmlns:wp="http://schemas.openxmlformats.org/drawingml/2006/wordprocessingDrawing" xmlns:wpg="http://schemas.microsoft.com/office/word/2010/wordprocessingGroup" xmlns:wpi="http://schemas.microsoft.com/office/word/2010/wordprocessingInk" xmlns:wps="http://schemas.microsoft.com/office/word/2010/wordprocessingShape" xmlns:o="urn:schemas-microsoft-com:office:office" xmlns:v="urn:schemas-microsoft-com:vml" xmlns:w10="urn:schemas-microsoft-com:office:word" xmlns:w="http://schemas.openxmlformats.org/wordprocessingml/2006/main" xmlns:w14="http://schemas.microsoft.com/office/word/2010/wordml" xmlns:w15="http://schemas.microsoft.com/office/word/2012/wordml" xmlns:w16cex="http://schemas.microsoft.com/office/word/2018/wordml/cex" xmlns:w16cid="http://schemas.microsoft.com/office/word/2016/wordml/cid" xmlns:w16="http://schemas.microsoft.com/office/word/2018/wordml" xmlns:w16sdtdh="http://schemas.microsoft.com/office/word/2020/wordml/sdtdatahash" xmlns:w16sdtfl="http://schemas.microsoft.com/office/word/2024/wordml/sdtformatlock" xmlns:w16se="http://schemas.microsoft.com/office/word/2015/wordml/symex" xmlns:w16du="http://schemas.microsoft.com/office/word/2023/wordml/word16du" xmlns:wne="http://schemas.microsoft.com/office/word/2006/wordml" mc:Ignorable="w14 w15 w16se w16cid w16 w16cex w16sdtdh w16sdtfl w16du wp14">
   <w:p>
     <w:pPr>
       <w:pStyle w:val="Style1"/>
@@ -4069,7 +4139,7 @@
             <w:sz w:val="22"/>
             <w:szCs w:val="22"/>
           </w:rPr>
-          <w:t>Aug</w:t>
+          <w:t>Sep</w:t>
         </w:r>
         <w:r>
           <w:rPr>
@@ -4087,16 +4157,7 @@
             <w:sz w:val="22"/>
             <w:szCs w:val="22"/>
           </w:rPr>
-          <w:t>2</w:t>
-        </w:r>
-        <w:r>
-          <w:rPr>
-            <w:rFonts w:ascii="Arial" w:hAnsi="Arial" w:cs="Arial" w:hint="eastAsia"/>
-            <w:i w:val="0"/>
-            <w:sz w:val="22"/>
-            <w:szCs w:val="22"/>
-          </w:rPr>
-          <w:t>1</w:t>
+          <w:t>29</w:t>
         </w:r>
         <w:r>
           <w:rPr>
@@ -4124,7 +4185,7 @@
 </file>
 
 <file path=word/header3.xml><?xml version="1.0" encoding="utf-8"?>
-<w:hdr xmlns:wpc="http://schemas.microsoft.com/office/word/2010/wordprocessingCanvas" xmlns:cx="http://schemas.microsoft.com/office/drawing/2014/chartex" xmlns:cx1="http://schemas.microsoft.com/office/drawing/2015/9/8/chartex" xmlns:cx2="http://schemas.microsoft.com/office/drawing/2015/10/21/chartex" xmlns:cx3="http://schemas.microsoft.com/office/drawing/2016/5/9/chartex" xmlns:cx4="http://schemas.microsoft.com/office/drawing/2016/5/10/chartex" xmlns:cx5="http://schemas.microsoft.com/office/drawing/2016/5/11/chartex" xmlns:cx6="http://schemas.microsoft.com/office/drawing/2016/5/12/chartex" xmlns:cx7="http://schemas.microsoft.com/office/drawing/2016/5/13/chartex" xmlns:cx8="http://schemas.microsoft.com/office/drawing/2016/5/14/chartex" xmlns:mc="http://schemas.openxmlformats.org/markup-compatibility/2006" xmlns:aink="http://schemas.microsoft.com/office/drawing/2016/ink" xmlns:am3d="http://schemas.microsoft.com/office/drawing/2017/model3d" xmlns:o="urn:schemas-microsoft-com:office:office" xmlns:oel="http://schemas.microsoft.com/office/2019/extlst" xmlns:r="http://schemas.openxmlformats.org/officeDocument/2006/relationships" xmlns:m="http://schemas.openxmlformats.org/officeDocument/2006/math" xmlns:v="urn:schemas-microsoft-com:vml" xmlns:wp14="http://schemas.microsoft.com/office/word/2010/wordprocessingDrawing" xmlns:wp="http://schemas.openxmlformats.org/drawingml/2006/wordprocessingDrawing" xmlns:w10="urn:schemas-microsoft-com:office:word" xmlns:w="http://schemas.openxmlformats.org/wordprocessingml/2006/main" xmlns:w14="http://schemas.microsoft.com/office/word/2010/wordml" xmlns:w15="http://schemas.microsoft.com/office/word/2012/wordml" xmlns:w16cei="http://schemas.microsoft.com/office/word/2026/wordml/cei" xmlns:w16cex="http://schemas.microsoft.com/office/word/2018/wordml/cex" xmlns:w16cid="http://schemas.microsoft.com/office/word/2016/wordml/cid" xmlns:w16="http://schemas.microsoft.com/office/word/2018/wordml" xmlns:w16du="http://schemas.microsoft.com/office/word/2023/wordml/word16du" xmlns:w16sdtdh="http://schemas.microsoft.com/office/word/2020/wordml/sdtdatahash" xmlns:w16sdtfl="http://schemas.microsoft.com/office/word/2024/wordml/sdtformatlock" xmlns:w16se="http://schemas.microsoft.com/office/word/2015/wordml/symex" xmlns:wpg="http://schemas.microsoft.com/office/word/2010/wordprocessingGroup" xmlns:wpi="http://schemas.microsoft.com/office/word/2010/wordprocessingInk" xmlns:wne="http://schemas.microsoft.com/office/word/2006/wordml" xmlns:wps="http://schemas.microsoft.com/office/word/2010/wordprocessingShape" mc:Ignorable="w14 w15 w16se w16cid w16 w16cex w16sdtdh w16sdtfl w16du wp14">
+<w:hdr xmlns:wpc="http://schemas.microsoft.com/office/word/2010/wordprocessingCanvas" xmlns:cx="http://schemas.microsoft.com/office/drawing/2014/chartex" xmlns:cx1="http://schemas.microsoft.com/office/drawing/2015/9/8/chartex" xmlns:cx2="http://schemas.microsoft.com/office/drawing/2015/10/21/chartex" xmlns:cx3="http://schemas.microsoft.com/office/drawing/2016/5/9/chartex" xmlns:cx4="http://schemas.microsoft.com/office/drawing/2016/5/10/chartex" xmlns:cx5="http://schemas.microsoft.com/office/drawing/2016/5/11/chartex" xmlns:cx6="http://schemas.microsoft.com/office/drawing/2016/5/12/chartex" xmlns:cx7="http://schemas.microsoft.com/office/drawing/2016/5/13/chartex" xmlns:cx8="http://schemas.microsoft.com/office/drawing/2016/5/14/chartex" xmlns:mc="http://schemas.openxmlformats.org/markup-compatibility/2006" xmlns:m="http://schemas.openxmlformats.org/officeDocument/2006/math" xmlns:aink="http://schemas.microsoft.com/office/drawing/2016/ink" xmlns:am3d="http://schemas.microsoft.com/office/drawing/2017/model3d" xmlns:oel="http://schemas.microsoft.com/office/2019/extlst" xmlns:r="http://schemas.openxmlformats.org/officeDocument/2006/relationships" xmlns:wp14="http://schemas.microsoft.com/office/word/2010/wordprocessingDrawing" xmlns:wp="http://schemas.openxmlformats.org/drawingml/2006/wordprocessingDrawing" xmlns:wpg="http://schemas.microsoft.com/office/word/2010/wordprocessingGroup" xmlns:wpi="http://schemas.microsoft.com/office/word/2010/wordprocessingInk" xmlns:wps="http://schemas.microsoft.com/office/word/2010/wordprocessingShape" xmlns:o="urn:schemas-microsoft-com:office:office" xmlns:v="urn:schemas-microsoft-com:vml" xmlns:w10="urn:schemas-microsoft-com:office:word" xmlns:w="http://schemas.openxmlformats.org/wordprocessingml/2006/main" xmlns:w14="http://schemas.microsoft.com/office/word/2010/wordml" xmlns:w15="http://schemas.microsoft.com/office/word/2012/wordml" xmlns:w16cex="http://schemas.microsoft.com/office/word/2018/wordml/cex" xmlns:w16cid="http://schemas.microsoft.com/office/word/2016/wordml/cid" xmlns:w16="http://schemas.microsoft.com/office/word/2018/wordml" xmlns:w16sdtdh="http://schemas.microsoft.com/office/word/2020/wordml/sdtdatahash" xmlns:w16sdtfl="http://schemas.microsoft.com/office/word/2024/wordml/sdtformatlock" xmlns:w16se="http://schemas.microsoft.com/office/word/2015/wordml/symex" xmlns:w16du="http://schemas.microsoft.com/office/word/2023/wordml/word16du" xmlns:wne="http://schemas.microsoft.com/office/word/2006/wordml" mc:Ignorable="w14 w15 w16se w16cid w16 w16cex w16sdtdh w16sdtfl w16du wp14">
   <w:p>
     <w:pPr>
       <w:pStyle w:val="Header"/>
@@ -4134,7 +4195,7 @@
 </file>
 
 <file path=word/numbering.xml><?xml version="1.0" encoding="utf-8"?>
-<w:numbering xmlns:wpc="http://schemas.microsoft.com/office/word/2010/wordprocessingCanvas" xmlns:cx="http://schemas.microsoft.com/office/drawing/2014/chartex" xmlns:cx1="http://schemas.microsoft.com/office/drawing/2015/9/8/chartex" xmlns:cx2="http://schemas.microsoft.com/office/drawing/2015/10/21/chartex" xmlns:cx3="http://schemas.microsoft.com/office/drawing/2016/5/9/chartex" xmlns:cx4="http://schemas.microsoft.com/office/drawing/2016/5/10/chartex" xmlns:cx5="http://schemas.microsoft.com/office/drawing/2016/5/11/chartex" xmlns:cx6="http://schemas.microsoft.com/office/drawing/2016/5/12/chartex" xmlns:cx7="http://schemas.microsoft.com/office/drawing/2016/5/13/chartex" xmlns:cx8="http://schemas.microsoft.com/office/drawing/2016/5/14/chartex" xmlns:mc="http://schemas.openxmlformats.org/markup-compatibility/2006" xmlns:aink="http://schemas.microsoft.com/office/drawing/2016/ink" xmlns:am3d="http://schemas.microsoft.com/office/drawing/2017/model3d" xmlns:o="urn:schemas-microsoft-com:office:office" xmlns:oel="http://schemas.microsoft.com/office/2019/extlst" xmlns:r="http://schemas.openxmlformats.org/officeDocument/2006/relationships" xmlns:m="http://schemas.openxmlformats.org/officeDocument/2006/math" xmlns:v="urn:schemas-microsoft-com:vml" xmlns:wp14="http://schemas.microsoft.com/office/word/2010/wordprocessingDrawing" xmlns:wp="http://schemas.openxmlformats.org/drawingml/2006/wordprocessingDrawing" xmlns:w10="urn:schemas-microsoft-com:office:word" xmlns:w="http://schemas.openxmlformats.org/wordprocessingml/2006/main" xmlns:w14="http://schemas.microsoft.com/office/word/2010/wordml" xmlns:w15="http://schemas.microsoft.com/office/word/2012/wordml" xmlns:w16cei="http://schemas.microsoft.com/office/word/2026/wordml/cei" xmlns:w16cex="http://schemas.microsoft.com/office/word/2018/wordml/cex" xmlns:w16cid="http://schemas.microsoft.com/office/word/2016/wordml/cid" xmlns:w16="http://schemas.microsoft.com/office/word/2018/wordml" xmlns:w16du="http://schemas.microsoft.com/office/word/2023/wordml/word16du" xmlns:w16sdtdh="http://schemas.microsoft.com/office/word/2020/wordml/sdtdatahash" xmlns:w16sdtfl="http://schemas.microsoft.com/office/word/2024/wordml/sdtformatlock" xmlns:w16se="http://schemas.microsoft.com/office/word/2015/wordml/symex" xmlns:wpg="http://schemas.microsoft.com/office/word/2010/wordprocessingGroup" xmlns:wpi="http://schemas.microsoft.com/office/word/2010/wordprocessingInk" xmlns:wne="http://schemas.microsoft.com/office/word/2006/wordml" xmlns:wps="http://schemas.microsoft.com/office/word/2010/wordprocessingShape" mc:Ignorable="w14 w15 w16se w16cid w16 w16cex w16sdtdh w16sdtfl w16du wp14">
+<w:numbering xmlns:wpc="http://schemas.microsoft.com/office/word/2010/wordprocessingCanvas" xmlns:cx="http://schemas.microsoft.com/office/drawing/2014/chartex" xmlns:cx1="http://schemas.microsoft.com/office/drawing/2015/9/8/chartex" xmlns:cx2="http://schemas.microsoft.com/office/drawing/2015/10/21/chartex" xmlns:cx3="http://schemas.microsoft.com/office/drawing/2016/5/9/chartex" xmlns:cx4="http://schemas.microsoft.com/office/drawing/2016/5/10/chartex" xmlns:cx5="http://schemas.microsoft.com/office/drawing/2016/5/11/chartex" xmlns:cx6="http://schemas.microsoft.com/office/drawing/2016/5/12/chartex" xmlns:cx7="http://schemas.microsoft.com/office/drawing/2016/5/13/chartex" xmlns:cx8="http://schemas.microsoft.com/office/drawing/2016/5/14/chartex" xmlns:mc="http://schemas.openxmlformats.org/markup-compatibility/2006" xmlns:m="http://schemas.openxmlformats.org/officeDocument/2006/math" xmlns:aink="http://schemas.microsoft.com/office/drawing/2016/ink" xmlns:am3d="http://schemas.microsoft.com/office/drawing/2017/model3d" xmlns:oel="http://schemas.microsoft.com/office/2019/extlst" xmlns:r="http://schemas.openxmlformats.org/officeDocument/2006/relationships" xmlns:wp14="http://schemas.microsoft.com/office/word/2010/wordprocessingDrawing" xmlns:wp="http://schemas.openxmlformats.org/drawingml/2006/wordprocessingDrawing" xmlns:wpg="http://schemas.microsoft.com/office/word/2010/wordprocessingGroup" xmlns:wpi="http://schemas.microsoft.com/office/word/2010/wordprocessingInk" xmlns:wps="http://schemas.microsoft.com/office/word/2010/wordprocessingShape" xmlns:o="urn:schemas-microsoft-com:office:office" xmlns:v="urn:schemas-microsoft-com:vml" xmlns:w10="urn:schemas-microsoft-com:office:word" xmlns:w="http://schemas.openxmlformats.org/wordprocessingml/2006/main" xmlns:w14="http://schemas.microsoft.com/office/word/2010/wordml" xmlns:w15="http://schemas.microsoft.com/office/word/2012/wordml" xmlns:w16cex="http://schemas.microsoft.com/office/word/2018/wordml/cex" xmlns:w16cid="http://schemas.microsoft.com/office/word/2016/wordml/cid" xmlns:w16="http://schemas.microsoft.com/office/word/2018/wordml" xmlns:w16sdtdh="http://schemas.microsoft.com/office/word/2020/wordml/sdtdatahash" xmlns:w16sdtfl="http://schemas.microsoft.com/office/word/2024/wordml/sdtformatlock" xmlns:w16se="http://schemas.microsoft.com/office/word/2015/wordml/symex" xmlns:w16du="http://schemas.microsoft.com/office/word/2023/wordml/word16du" xmlns:wne="http://schemas.microsoft.com/office/word/2006/wordml" mc:Ignorable="w14 w15 w16se w16cid w16 w16cex w16sdtdh w16sdtfl w16du wp14">
   <w:abstractNum w:abstractNumId="0" w15:restartNumberingAfterBreak="0">
     <w:nsid w:val="09B46C87"/>
     <w:multiLevelType w:val="hybridMultilevel"/>
@@ -5541,7 +5602,7 @@
 </file>
 
 <file path=word/styles.xml><?xml version="1.0" encoding="utf-8"?>
-<w:styles xmlns:mc="http://schemas.openxmlformats.org/markup-compatibility/2006" xmlns:r="http://schemas.openxmlformats.org/officeDocument/2006/relationships" xmlns:w="http://schemas.openxmlformats.org/wordprocessingml/2006/main" xmlns:w14="http://schemas.microsoft.com/office/word/2010/wordml" xmlns:w15="http://schemas.microsoft.com/office/word/2012/wordml" xmlns:w16cex="http://schemas.microsoft.com/office/word/2018/wordml/cex" xmlns:w16cid="http://schemas.microsoft.com/office/word/2016/wordml/cid" xmlns:w16="http://schemas.microsoft.com/office/word/2018/wordml" xmlns:w16du="http://schemas.microsoft.com/office/word/2023/wordml/word16du" xmlns:w16sdtdh="http://schemas.microsoft.com/office/word/2020/wordml/sdtdatahash" xmlns:w16sdtfl="http://schemas.microsoft.com/office/word/2024/wordml/sdtformatlock" xmlns:w16se="http://schemas.microsoft.com/office/word/2015/wordml/symex" mc:Ignorable="w14 w15 w16se w16cid w16 w16cex w16sdtdh w16sdtfl w16du">
+<w:styles xmlns:mc="http://schemas.openxmlformats.org/markup-compatibility/2006" xmlns:r="http://schemas.openxmlformats.org/officeDocument/2006/relationships" xmlns:w="http://schemas.openxmlformats.org/wordprocessingml/2006/main" xmlns:w14="http://schemas.microsoft.com/office/word/2010/wordml" xmlns:w15="http://schemas.microsoft.com/office/word/2012/wordml" xmlns:w16cex="http://schemas.microsoft.com/office/word/2018/wordml/cex" xmlns:w16cid="http://schemas.microsoft.com/office/word/2016/wordml/cid" xmlns:w16="http://schemas.microsoft.com/office/word/2018/wordml" xmlns:w16sdtdh="http://schemas.microsoft.com/office/word/2020/wordml/sdtdatahash" xmlns:w16sdtfl="http://schemas.microsoft.com/office/word/2024/wordml/sdtformatlock" xmlns:w16se="http://schemas.microsoft.com/office/word/2015/wordml/symex" xmlns:w16du="http://schemas.microsoft.com/office/word/2023/wordml/word16du" mc:Ignorable="w14 w15 w16se w16cid w16 w16cex w16sdtdh w16sdtfl w16du">
   <w:docDefaults>
     <w:rPrDefault>
       <w:rPr>
@@ -6567,7 +6628,7 @@
 </file>
 
 <file path=word/glossary/document.xml><?xml version="1.0" encoding="utf-8"?>
-<w:glossaryDocument xmlns:wpc="http://schemas.microsoft.com/office/word/2010/wordprocessingCanvas" xmlns:cx="http://schemas.microsoft.com/office/drawing/2014/chartex" xmlns:cx1="http://schemas.microsoft.com/office/drawing/2015/9/8/chartex" xmlns:cx2="http://schemas.microsoft.com/office/drawing/2015/10/21/chartex" xmlns:cx3="http://schemas.microsoft.com/office/drawing/2016/5/9/chartex" xmlns:cx4="http://schemas.microsoft.com/office/drawing/2016/5/10/chartex" xmlns:cx5="http://schemas.microsoft.com/office/drawing/2016/5/11/chartex" xmlns:cx6="http://schemas.microsoft.com/office/drawing/2016/5/12/chartex" xmlns:cx7="http://schemas.microsoft.com/office/drawing/2016/5/13/chartex" xmlns:cx8="http://schemas.microsoft.com/office/drawing/2016/5/14/chartex" xmlns:mc="http://schemas.openxmlformats.org/markup-compatibility/2006" xmlns:aink="http://schemas.microsoft.com/office/drawing/2016/ink" xmlns:am3d="http://schemas.microsoft.com/office/drawing/2017/model3d" xmlns:o="urn:schemas-microsoft-com:office:office" xmlns:oel="http://schemas.microsoft.com/office/2019/extlst" xmlns:r="http://schemas.openxmlformats.org/officeDocument/2006/relationships" xmlns:m="http://schemas.openxmlformats.org/officeDocument/2006/math" xmlns:v="urn:schemas-microsoft-com:vml" xmlns:wp14="http://schemas.microsoft.com/office/word/2010/wordprocessingDrawing" xmlns:wp="http://schemas.openxmlformats.org/drawingml/2006/wordprocessingDrawing" xmlns:w10="urn:schemas-microsoft-com:office:word" xmlns:w="http://schemas.openxmlformats.org/wordprocessingml/2006/main" xmlns:w14="http://schemas.microsoft.com/office/word/2010/wordml" xmlns:w15="http://schemas.microsoft.com/office/word/2012/wordml" xmlns:w16cei="http://schemas.microsoft.com/office/word/2026/wordml/cei" xmlns:w16cex="http://schemas.microsoft.com/office/word/2018/wordml/cex" xmlns:w16cid="http://schemas.microsoft.com/office/word/2016/wordml/cid" xmlns:w16="http://schemas.microsoft.com/office/word/2018/wordml" xmlns:w16du="http://schemas.microsoft.com/office/word/2023/wordml/word16du" xmlns:w16sdtdh="http://schemas.microsoft.com/office/word/2020/wordml/sdtdatahash" xmlns:w16sdtfl="http://schemas.microsoft.com/office/word/2024/wordml/sdtformatlock" xmlns:w16se="http://schemas.microsoft.com/office/word/2015/wordml/symex" xmlns:wpg="http://schemas.microsoft.com/office/word/2010/wordprocessingGroup" xmlns:wpi="http://schemas.microsoft.com/office/word/2010/wordprocessingInk" xmlns:wne="http://schemas.microsoft.com/office/word/2006/wordml" xmlns:wps="http://schemas.microsoft.com/office/word/2010/wordprocessingShape" mc:Ignorable="w14 w15 w16se w16cid w16 w16cex w16sdtdh w16sdtfl w16du wp14">
+<w:glossaryDocument xmlns:wpc="http://schemas.microsoft.com/office/word/2010/wordprocessingCanvas" xmlns:cx="http://schemas.microsoft.com/office/drawing/2014/chartex" xmlns:cx1="http://schemas.microsoft.com/office/drawing/2015/9/8/chartex" xmlns:cx2="http://schemas.microsoft.com/office/drawing/2015/10/21/chartex" xmlns:cx3="http://schemas.microsoft.com/office/drawing/2016/5/9/chartex" xmlns:cx4="http://schemas.microsoft.com/office/drawing/2016/5/10/chartex" xmlns:cx5="http://schemas.microsoft.com/office/drawing/2016/5/11/chartex" xmlns:cx6="http://schemas.microsoft.com/office/drawing/2016/5/12/chartex" xmlns:cx7="http://schemas.microsoft.com/office/drawing/2016/5/13/chartex" xmlns:cx8="http://schemas.microsoft.com/office/drawing/2016/5/14/chartex" xmlns:mc="http://schemas.openxmlformats.org/markup-compatibility/2006" xmlns:m="http://schemas.openxmlformats.org/officeDocument/2006/math" xmlns:aink="http://schemas.microsoft.com/office/drawing/2016/ink" xmlns:am3d="http://schemas.microsoft.com/office/drawing/2017/model3d" xmlns:oel="http://schemas.microsoft.com/office/2019/extlst" xmlns:r="http://schemas.openxmlformats.org/officeDocument/2006/relationships" xmlns:wp14="http://schemas.microsoft.com/office/word/2010/wordprocessingDrawing" xmlns:wp="http://schemas.openxmlformats.org/drawingml/2006/wordprocessingDrawing" xmlns:wpg="http://schemas.microsoft.com/office/word/2010/wordprocessingGroup" xmlns:wpi="http://schemas.microsoft.com/office/word/2010/wordprocessingInk" xmlns:wps="http://schemas.microsoft.com/office/word/2010/wordprocessingShape" xmlns:o="urn:schemas-microsoft-com:office:office" xmlns:v="urn:schemas-microsoft-com:vml" xmlns:w10="urn:schemas-microsoft-com:office:word" xmlns:w="http://schemas.openxmlformats.org/wordprocessingml/2006/main" xmlns:w14="http://schemas.microsoft.com/office/word/2010/wordml" xmlns:w15="http://schemas.microsoft.com/office/word/2012/wordml" xmlns:w16cex="http://schemas.microsoft.com/office/word/2018/wordml/cex" xmlns:w16cid="http://schemas.microsoft.com/office/word/2016/wordml/cid" xmlns:w16="http://schemas.microsoft.com/office/word/2018/wordml" xmlns:w16sdtdh="http://schemas.microsoft.com/office/word/2020/wordml/sdtdatahash" xmlns:w16sdtfl="http://schemas.microsoft.com/office/word/2024/wordml/sdtformatlock" xmlns:w16se="http://schemas.microsoft.com/office/word/2015/wordml/symex" xmlns:w16du="http://schemas.microsoft.com/office/word/2023/wordml/word16du" xmlns:wne="http://schemas.microsoft.com/office/word/2006/wordml" mc:Ignorable="w14 w15 w16se w16cid w16 w16cex w16sdtdh w16sdtfl w16du wp14">
   <w:docParts>
     <w:docPart>
       <w:docPartPr>
@@ -6605,11 +6666,11 @@
 </file>
 
 <file path=word/glossary/fontTable.xml><?xml version="1.0" encoding="utf-8"?>
-<w:fonts xmlns:mc="http://schemas.openxmlformats.org/markup-compatibility/2006" xmlns:r="http://schemas.openxmlformats.org/officeDocument/2006/relationships" xmlns:w="http://schemas.openxmlformats.org/wordprocessingml/2006/main" xmlns:w14="http://schemas.microsoft.com/office/word/2010/wordml" xmlns:w15="http://schemas.microsoft.com/office/word/2012/wordml" xmlns:w16cex="http://schemas.microsoft.com/office/word/2018/wordml/cex" xmlns:w16cid="http://schemas.microsoft.com/office/word/2016/wordml/cid" xmlns:w16="http://schemas.microsoft.com/office/word/2018/wordml" xmlns:w16du="http://schemas.microsoft.com/office/word/2023/wordml/word16du" xmlns:w16sdtdh="http://schemas.microsoft.com/office/word/2020/wordml/sdtdatahash" xmlns:w16sdtfl="http://schemas.microsoft.com/office/word/2024/wordml/sdtformatlock" xmlns:w16se="http://schemas.microsoft.com/office/word/2015/wordml/symex" mc:Ignorable="w14 w15 w16se w16cid w16 w16cex w16sdtdh w16sdtfl w16du">
+<w:fonts xmlns:mc="http://schemas.openxmlformats.org/markup-compatibility/2006" xmlns:r="http://schemas.openxmlformats.org/officeDocument/2006/relationships" xmlns:w="http://schemas.openxmlformats.org/wordprocessingml/2006/main" xmlns:w14="http://schemas.microsoft.com/office/word/2010/wordml" xmlns:w15="http://schemas.microsoft.com/office/word/2012/wordml" xmlns:w16cex="http://schemas.microsoft.com/office/word/2018/wordml/cex" xmlns:w16cid="http://schemas.microsoft.com/office/word/2016/wordml/cid" xmlns:w16="http://schemas.microsoft.com/office/word/2018/wordml" xmlns:w16sdtdh="http://schemas.microsoft.com/office/word/2020/wordml/sdtdatahash" xmlns:w16sdtfl="http://schemas.microsoft.com/office/word/2024/wordml/sdtformatlock" xmlns:w16se="http://schemas.microsoft.com/office/word/2015/wordml/symex" xmlns:w16du="http://schemas.microsoft.com/office/word/2023/wordml/word16du" mc:Ignorable="w14 w15 w16se w16cid w16 w16cex w16sdtdh w16sdtfl w16du">
   <w:font w:name="Symbol">
     <w:panose1 w:val="05050102010706020507"/>
     <w:charset w:val="02"/>
-    <w:family w:val="roman"/>
+    <w:family w:val="decorative"/>
     <w:pitch w:val="variable"/>
     <w:sig w:usb0="00000000" w:usb1="10000000" w:usb2="00000000" w:usb3="00000000" w:csb0="80000000" w:csb1="00000000"/>
   </w:font>
@@ -6644,21 +6705,21 @@
   </w:font>
   <w:font w:name="Wingdings">
     <w:panose1 w:val="05000000000000000000"/>
-    <w:charset w:val="02"/>
-    <w:family w:val="auto"/>
+    <w:charset w:val="4D"/>
+    <w:family w:val="decorative"/>
     <w:pitch w:val="variable"/>
-    <w:sig w:usb0="00000000" w:usb1="10000000" w:usb2="00000000" w:usb3="00000000" w:csb0="80000000" w:csb1="00000000"/>
+    <w:sig w:usb0="00000003" w:usb1="00000000" w:usb2="00000000" w:usb3="00000000" w:csb0="80000001" w:csb1="00000000"/>
   </w:font>
   <w:font w:name="Calibri">
     <w:panose1 w:val="020F0502020204030204"/>
     <w:charset w:val="00"/>
     <w:family w:val="swiss"/>
     <w:pitch w:val="variable"/>
-    <w:sig w:usb0="E4002EFF" w:usb1="C000247B" w:usb2="00000009" w:usb3="00000000" w:csb0="000001FF" w:csb1="00000000"/>
+    <w:sig w:usb0="E4002EFF" w:usb1="C200247B" w:usb2="00000009" w:usb3="00000000" w:csb0="000001FF" w:csb1="00000000"/>
   </w:font>
   <w:font w:name="Times">
     <w:altName w:val="Times New Roman"/>
-    <w:panose1 w:val="02020603050405020304"/>
+    <w:panose1 w:val="020B0604020202020204"/>
     <w:charset w:val="00"/>
     <w:family w:val="roman"/>
     <w:pitch w:val="variable"/>
@@ -6673,13 +6734,14 @@
   </w:font>
   <w:font w:name="Helvetica-Bold">
     <w:altName w:val="Arial"/>
+    <w:panose1 w:val="00000000000000000000"/>
     <w:charset w:val="B2"/>
     <w:family w:val="auto"/>
     <w:pitch w:val="variable"/>
     <w:sig w:usb0="E00022FF" w:usb1="5200785B" w:usb2="00000000" w:usb3="00000000" w:csb0="000001DF" w:csb1="00000000"/>
   </w:font>
   <w:font w:name="Helvetica">
-    <w:panose1 w:val="020B0604020202020204"/>
+    <w:panose1 w:val="00000000000000000000"/>
     <w:charset w:val="00"/>
     <w:family w:val="auto"/>
     <w:pitch w:val="variable"/>
@@ -6694,7 +6756,7 @@
   </w:font>
   <w:font w:name="Arial-ItalicMT">
     <w:altName w:val="Arial"/>
-    <w:panose1 w:val="00000000000000000000"/>
+    <w:panose1 w:val="020B0604020202020204"/>
     <w:charset w:val="00"/>
     <w:family w:val="swiss"/>
     <w:notTrueType/>
@@ -6702,6 +6764,7 @@
     <w:sig w:usb0="00000003" w:usb1="00000000" w:usb2="00000000" w:usb3="00000000" w:csb0="00000001" w:csb1="00000000"/>
   </w:font>
   <w:font w:name="Aptos">
+    <w:panose1 w:val="020B0004020202020204"/>
     <w:charset w:val="00"/>
     <w:family w:val="swiss"/>
     <w:pitch w:val="variable"/>
@@ -6716,6 +6779,7 @@
     <w:sig w:usb0="A00002BF" w:usb1="38CF7CFA" w:usb2="00000016" w:usb3="00000000" w:csb0="0004000F" w:csb1="00000000"/>
   </w:font>
   <w:font w:name="Aptos Display">
+    <w:panose1 w:val="020B0004020202020204"/>
     <w:charset w:val="00"/>
     <w:family w:val="swiss"/>
     <w:pitch w:val="variable"/>
@@ -6733,7 +6797,7 @@
 </file>
 
 <file path=word/glossary/settings.xml><?xml version="1.0" encoding="utf-8"?>
-<w:settings xmlns:mc="http://schemas.openxmlformats.org/markup-compatibility/2006" xmlns:o="urn:schemas-microsoft-com:office:office" xmlns:r="http://schemas.openxmlformats.org/officeDocument/2006/relationships" xmlns:m="http://schemas.openxmlformats.org/officeDocument/2006/math" xmlns:v="urn:schemas-microsoft-com:vml" xmlns:w10="urn:schemas-microsoft-com:office:word" xmlns:w="http://schemas.openxmlformats.org/wordprocessingml/2006/main" xmlns:w14="http://schemas.microsoft.com/office/word/2010/wordml" xmlns:w15="http://schemas.microsoft.com/office/word/2012/wordml" xmlns:w16cex="http://schemas.microsoft.com/office/word/2018/wordml/cex" xmlns:w16cid="http://schemas.microsoft.com/office/word/2016/wordml/cid" xmlns:w16="http://schemas.microsoft.com/office/word/2018/wordml" xmlns:w16du="http://schemas.microsoft.com/office/word/2023/wordml/word16du" xmlns:w16sdtdh="http://schemas.microsoft.com/office/word/2020/wordml/sdtdatahash" xmlns:w16sdtfl="http://schemas.microsoft.com/office/word/2024/wordml/sdtformatlock" xmlns:w16se="http://schemas.microsoft.com/office/word/2015/wordml/symex" xmlns:sl="http://schemas.openxmlformats.org/schemaLibrary/2006/main" mc:Ignorable="w14 w15 w16se w16cid w16 w16cex w16sdtdh w16sdtfl w16du">
+<w:settings xmlns:mc="http://schemas.openxmlformats.org/markup-compatibility/2006" xmlns:m="http://schemas.openxmlformats.org/officeDocument/2006/math" xmlns:r="http://schemas.openxmlformats.org/officeDocument/2006/relationships" xmlns:sl="http://schemas.openxmlformats.org/schemaLibrary/2006/main" xmlns:o="urn:schemas-microsoft-com:office:office" xmlns:v="urn:schemas-microsoft-com:vml" xmlns:w10="urn:schemas-microsoft-com:office:word" xmlns:w="http://schemas.openxmlformats.org/wordprocessingml/2006/main" xmlns:w14="http://schemas.microsoft.com/office/word/2010/wordml" xmlns:w15="http://schemas.microsoft.com/office/word/2012/wordml" xmlns:w16cex="http://schemas.microsoft.com/office/word/2018/wordml/cex" xmlns:w16cid="http://schemas.microsoft.com/office/word/2016/wordml/cid" xmlns:w16="http://schemas.microsoft.com/office/word/2018/wordml" xmlns:w16sdtdh="http://schemas.microsoft.com/office/word/2020/wordml/sdtdatahash" xmlns:w16sdtfl="http://schemas.microsoft.com/office/word/2024/wordml/sdtformatlock" xmlns:w16se="http://schemas.microsoft.com/office/word/2015/wordml/symex" xmlns:w16du="http://schemas.microsoft.com/office/word/2023/wordml/word16du" mc:Ignorable="w14 w15 w16se w16cid w16 w16cex w16sdtdh w16sdtfl w16du">
   <w:view w:val="normal"/>
   <w:bordersDoNotSurroundHeader/>
   <w:bordersDoNotSurroundFooter/>
@@ -6760,6 +6824,7 @@
     <w:rsid w:val="000131C0"/>
     <w:rsid w:val="000240CA"/>
     <w:rsid w:val="00026D66"/>
+    <w:rsid w:val="00042768"/>
     <w:rsid w:val="00046A29"/>
     <w:rsid w:val="000A74C5"/>
     <w:rsid w:val="000B1FE5"/>
@@ -6772,6 +6837,7 @@
     <w:rsid w:val="00117C34"/>
     <w:rsid w:val="00120351"/>
     <w:rsid w:val="001231CF"/>
+    <w:rsid w:val="00132436"/>
     <w:rsid w:val="00157358"/>
     <w:rsid w:val="001800E7"/>
     <w:rsid w:val="001A2C0D"/>
@@ -6819,6 +6885,7 @@
     <w:rsid w:val="003F1C28"/>
     <w:rsid w:val="004308C1"/>
     <w:rsid w:val="00432AA5"/>
+    <w:rsid w:val="00444A42"/>
     <w:rsid w:val="004652C3"/>
     <w:rsid w:val="0047481C"/>
     <w:rsid w:val="00475115"/>
@@ -6827,6 +6894,7 @@
     <w:rsid w:val="004977C9"/>
     <w:rsid w:val="004A02EA"/>
     <w:rsid w:val="004A73F4"/>
+    <w:rsid w:val="00506639"/>
     <w:rsid w:val="005217A1"/>
     <w:rsid w:val="00523628"/>
     <w:rsid w:val="0054357C"/>
@@ -6977,6 +7045,7 @@
     <w:rsid w:val="00F120F5"/>
     <w:rsid w:val="00F15648"/>
     <w:rsid w:val="00F318E9"/>
+    <w:rsid w:val="00F4694A"/>
     <w:rsid w:val="00F46B15"/>
     <w:rsid w:val="00F540C2"/>
     <w:rsid w:val="00F65723"/>
@@ -7011,7 +7080,7 @@
 </file>
 
 <file path=word/glossary/styles.xml><?xml version="1.0" encoding="utf-8"?>
-<w:styles xmlns:mc="http://schemas.openxmlformats.org/markup-compatibility/2006" xmlns:r="http://schemas.openxmlformats.org/officeDocument/2006/relationships" xmlns:w="http://schemas.openxmlformats.org/wordprocessingml/2006/main" xmlns:w14="http://schemas.microsoft.com/office/word/2010/wordml" xmlns:w15="http://schemas.microsoft.com/office/word/2012/wordml" xmlns:w16cex="http://schemas.microsoft.com/office/word/2018/wordml/cex" xmlns:w16cid="http://schemas.microsoft.com/office/word/2016/wordml/cid" xmlns:w16="http://schemas.microsoft.com/office/word/2018/wordml" xmlns:w16du="http://schemas.microsoft.com/office/word/2023/wordml/word16du" xmlns:w16sdtdh="http://schemas.microsoft.com/office/word/2020/wordml/sdtdatahash" xmlns:w16sdtfl="http://schemas.microsoft.com/office/word/2024/wordml/sdtformatlock" xmlns:w16se="http://schemas.microsoft.com/office/word/2015/wordml/symex" mc:Ignorable="w14 w15 w16se w16cid w16 w16cex w16sdtdh w16sdtfl w16du">
+<w:styles xmlns:mc="http://schemas.openxmlformats.org/markup-compatibility/2006" xmlns:r="http://schemas.openxmlformats.org/officeDocument/2006/relationships" xmlns:w="http://schemas.openxmlformats.org/wordprocessingml/2006/main" xmlns:w14="http://schemas.microsoft.com/office/word/2010/wordml" xmlns:w15="http://schemas.microsoft.com/office/word/2012/wordml" xmlns:w16cex="http://schemas.microsoft.com/office/word/2018/wordml/cex" xmlns:w16cid="http://schemas.microsoft.com/office/word/2016/wordml/cid" xmlns:w16="http://schemas.microsoft.com/office/word/2018/wordml" xmlns:w16sdtdh="http://schemas.microsoft.com/office/word/2020/wordml/sdtdatahash" xmlns:w16sdtfl="http://schemas.microsoft.com/office/word/2024/wordml/sdtformatlock" xmlns:w16se="http://schemas.microsoft.com/office/word/2015/wordml/symex" xmlns:w16du="http://schemas.microsoft.com/office/word/2023/wordml/word16du" mc:Ignorable="w14 w15 w16se w16cid w16 w16cex w16sdtdh w16sdtfl w16du">
   <w:docDefaults>
     <w:rPrDefault>
       <w:rPr>
@@ -7450,7 +7519,7 @@
 </file>
 
 <file path=word/glossary/webSettings.xml><?xml version="1.0" encoding="utf-8"?>
-<w:webSettings xmlns:mc="http://schemas.openxmlformats.org/markup-compatibility/2006" xmlns:r="http://schemas.openxmlformats.org/officeDocument/2006/relationships" xmlns:w="http://schemas.openxmlformats.org/wordprocessingml/2006/main" xmlns:w14="http://schemas.microsoft.com/office/word/2010/wordml" xmlns:w15="http://schemas.microsoft.com/office/word/2012/wordml" xmlns:w16cex="http://schemas.microsoft.com/office/word/2018/wordml/cex" xmlns:w16cid="http://schemas.microsoft.com/office/word/2016/wordml/cid" xmlns:w16="http://schemas.microsoft.com/office/word/2018/wordml" xmlns:w16du="http://schemas.microsoft.com/office/word/2023/wordml/word16du" xmlns:w16sdtdh="http://schemas.microsoft.com/office/word/2020/wordml/sdtdatahash" xmlns:w16sdtfl="http://schemas.microsoft.com/office/word/2024/wordml/sdtformatlock" xmlns:w16se="http://schemas.microsoft.com/office/word/2015/wordml/symex" mc:Ignorable="w14 w15 w16se w16cid w16 w16cex w16sdtdh w16sdtfl w16du">
+<w:webSettings xmlns:mc="http://schemas.openxmlformats.org/markup-compatibility/2006" xmlns:r="http://schemas.openxmlformats.org/officeDocument/2006/relationships" xmlns:w="http://schemas.openxmlformats.org/wordprocessingml/2006/main" xmlns:w14="http://schemas.microsoft.com/office/word/2010/wordml" xmlns:w15="http://schemas.microsoft.com/office/word/2012/wordml" xmlns:w16cex="http://schemas.microsoft.com/office/word/2018/wordml/cex" xmlns:w16cid="http://schemas.microsoft.com/office/word/2016/wordml/cid" xmlns:w16="http://schemas.microsoft.com/office/word/2018/wordml" xmlns:w16sdtdh="http://schemas.microsoft.com/office/word/2020/wordml/sdtdatahash" xmlns:w16sdtfl="http://schemas.microsoft.com/office/word/2024/wordml/sdtformatlock" xmlns:w16se="http://schemas.microsoft.com/office/word/2015/wordml/symex" xmlns:w16du="http://schemas.microsoft.com/office/word/2023/wordml/word16du" mc:Ignorable="w14 w15 w16se w16cid w16 w16cex w16sdtdh w16sdtfl w16du">
   <w:optimizeForBrowser/>
 </w:webSettings>
 </file>
@@ -7743,6 +7812,9 @@
   <wetp:taskpane dockstate="right" visibility="0" width="525" row="2">
     <wetp:webextensionref xmlns:r="http://schemas.openxmlformats.org/officeDocument/2006/relationships" r:id="rId1"/>
   </wetp:taskpane>
+  <wetp:taskpane dockstate="right" visibility="0" width="350" row="0">
+    <wetp:webextensionref xmlns:r="http://schemas.openxmlformats.org/officeDocument/2006/relationships" r:id="rId2"/>
+  </wetp:taskpane>
 </wetp:taskpanes>
 </file>
 
@@ -7760,6 +7832,20 @@
 </we:webextension>
 </file>
 
+<file path=word/webextensions/webextension2.xml><?xml version="1.0" encoding="utf-8"?>
+<we:webextension xmlns:we="http://schemas.microsoft.com/office/webextensions/webextension/2010/11" id="{7240C614-52F6-5E46-AE9A-FF303F1E5E54}">
+  <we:reference id="wa200010725" version="1.0.0.1" store="en-US" storeType="OMEX"/>
+  <we:alternateReferences>
+    <we:reference id="WA200010725" version="1.0.0.1" store="" storeType="OMEX"/>
+  </we:alternateReferences>
+  <we:properties>
+    <we:property name="claude.fileId" value="&quot;3d3bc0c4-c0d1-4889-bcdf-24202f96be89&quot;"/>
+  </we:properties>
+  <we:bindings/>
+  <we:snapshot xmlns:r="http://schemas.openxmlformats.org/officeDocument/2006/relationships"/>
+</we:webextension>
+</file>
+
 <file path=docMetadata/LabelInfo.xml><?xml version="1.0" encoding="utf-8"?>
 <clbl:labelList xmlns:clbl="http://schemas.microsoft.com/office/2020/mipLabelMetadata">
   <clbl:label id="{8db864bc-821c-4dd3-a9c9-5002b5129ec6}" enabled="1" method="Standard" siteId="{0b95a125-791c-4f0a-9f9e-99e363117506}" contentBits="0" removed="0"/>
